--- a/Day_07/Day7_Snowflake_Training_Types_of_Tables.docx
+++ b/Day_07/Day7_Snowflake_Training_Types_of_Tables.docx
@@ -5908,12 +5908,6 @@
         <w:gridCol w:w="3000"/>
       </w:tblGrid>
       <w:tr>
-        <w:tblPrEx>
-          <w:tblCellMar>
-            <w:top w:w="0" w:type="dxa"/>
-            <w:bottom w:w="0" w:type="dxa"/>
-          </w:tblCellMar>
-        </w:tblPrEx>
         <w:trPr>
           <w:tblHeader/>
         </w:trPr>
@@ -6018,12 +6012,6 @@
         </w:tc>
       </w:tr>
       <w:tr>
-        <w:tblPrEx>
-          <w:tblCellMar>
-            <w:top w:w="0" w:type="dxa"/>
-            <w:bottom w:w="0" w:type="dxa"/>
-          </w:tblCellMar>
-        </w:tblPrEx>
         <w:tc>
           <w:tcPr>
             <w:tcW w:w="1200" w:type="dxa"/>
@@ -6107,12 +6095,6 @@
         </w:tc>
       </w:tr>
       <w:tr>
-        <w:tblPrEx>
-          <w:tblCellMar>
-            <w:top w:w="0" w:type="dxa"/>
-            <w:bottom w:w="0" w:type="dxa"/>
-          </w:tblCellMar>
-        </w:tblPrEx>
         <w:tc>
           <w:tcPr>
             <w:tcW w:w="1200" w:type="dxa"/>
@@ -6196,12 +6178,6 @@
         </w:tc>
       </w:tr>
       <w:tr>
-        <w:tblPrEx>
-          <w:tblCellMar>
-            <w:top w:w="0" w:type="dxa"/>
-            <w:bottom w:w="0" w:type="dxa"/>
-          </w:tblCellMar>
-        </w:tblPrEx>
         <w:tc>
           <w:tcPr>
             <w:tcW w:w="1200" w:type="dxa"/>
@@ -6285,12 +6261,6 @@
         </w:tc>
       </w:tr>
       <w:tr>
-        <w:tblPrEx>
-          <w:tblCellMar>
-            <w:top w:w="0" w:type="dxa"/>
-            <w:bottom w:w="0" w:type="dxa"/>
-          </w:tblCellMar>
-        </w:tblPrEx>
         <w:tc>
           <w:tcPr>
             <w:tcW w:w="1200" w:type="dxa"/>
@@ -6374,12 +6344,6 @@
         </w:tc>
       </w:tr>
       <w:tr>
-        <w:tblPrEx>
-          <w:tblCellMar>
-            <w:top w:w="0" w:type="dxa"/>
-            <w:bottom w:w="0" w:type="dxa"/>
-          </w:tblCellMar>
-        </w:tblPrEx>
         <w:tc>
           <w:tcPr>
             <w:tcW w:w="1200" w:type="dxa"/>
@@ -6501,12 +6465,6 @@
         <w:gridCol w:w="3000"/>
       </w:tblGrid>
       <w:tr>
-        <w:tblPrEx>
-          <w:tblCellMar>
-            <w:top w:w="0" w:type="dxa"/>
-            <w:bottom w:w="0" w:type="dxa"/>
-          </w:tblCellMar>
-        </w:tblPrEx>
         <w:trPr>
           <w:tblHeader/>
         </w:trPr>
@@ -6611,12 +6569,6 @@
         </w:tc>
       </w:tr>
       <w:tr>
-        <w:tblPrEx>
-          <w:tblCellMar>
-            <w:top w:w="0" w:type="dxa"/>
-            <w:bottom w:w="0" w:type="dxa"/>
-          </w:tblCellMar>
-        </w:tblPrEx>
         <w:tc>
           <w:tcPr>
             <w:tcW w:w="1200" w:type="dxa"/>
@@ -6709,12 +6661,6 @@
         </w:tc>
       </w:tr>
       <w:tr>
-        <w:tblPrEx>
-          <w:tblCellMar>
-            <w:top w:w="0" w:type="dxa"/>
-            <w:bottom w:w="0" w:type="dxa"/>
-          </w:tblCellMar>
-        </w:tblPrEx>
         <w:tc>
           <w:tcPr>
             <w:tcW w:w="1200" w:type="dxa"/>
@@ -6798,12 +6744,6 @@
         </w:tc>
       </w:tr>
       <w:tr>
-        <w:tblPrEx>
-          <w:tblCellMar>
-            <w:top w:w="0" w:type="dxa"/>
-            <w:bottom w:w="0" w:type="dxa"/>
-          </w:tblCellMar>
-        </w:tblPrEx>
         <w:tc>
           <w:tcPr>
             <w:tcW w:w="1200" w:type="dxa"/>
@@ -6887,12 +6827,6 @@
         </w:tc>
       </w:tr>
       <w:tr>
-        <w:tblPrEx>
-          <w:tblCellMar>
-            <w:top w:w="0" w:type="dxa"/>
-            <w:bottom w:w="0" w:type="dxa"/>
-          </w:tblCellMar>
-        </w:tblPrEx>
         <w:tc>
           <w:tcPr>
             <w:tcW w:w="1200" w:type="dxa"/>
@@ -6976,12 +6910,6 @@
         </w:tc>
       </w:tr>
       <w:tr>
-        <w:tblPrEx>
-          <w:tblCellMar>
-            <w:top w:w="0" w:type="dxa"/>
-            <w:bottom w:w="0" w:type="dxa"/>
-          </w:tblCellMar>
-        </w:tblPrEx>
         <w:tc>
           <w:tcPr>
             <w:tcW w:w="1200" w:type="dxa"/>
@@ -7121,12 +7049,6 @@
         <w:gridCol w:w="3000"/>
       </w:tblGrid>
       <w:tr>
-        <w:tblPrEx>
-          <w:tblCellMar>
-            <w:top w:w="0" w:type="dxa"/>
-            <w:bottom w:w="0" w:type="dxa"/>
-          </w:tblCellMar>
-        </w:tblPrEx>
         <w:trPr>
           <w:tblHeader/>
         </w:trPr>
@@ -7231,12 +7153,6 @@
         </w:tc>
       </w:tr>
       <w:tr>
-        <w:tblPrEx>
-          <w:tblCellMar>
-            <w:top w:w="0" w:type="dxa"/>
-            <w:bottom w:w="0" w:type="dxa"/>
-          </w:tblCellMar>
-        </w:tblPrEx>
         <w:tc>
           <w:tcPr>
             <w:tcW w:w="1200" w:type="dxa"/>
@@ -7320,12 +7236,6 @@
         </w:tc>
       </w:tr>
       <w:tr>
-        <w:tblPrEx>
-          <w:tblCellMar>
-            <w:top w:w="0" w:type="dxa"/>
-            <w:bottom w:w="0" w:type="dxa"/>
-          </w:tblCellMar>
-        </w:tblPrEx>
         <w:tc>
           <w:tcPr>
             <w:tcW w:w="1200" w:type="dxa"/>
@@ -7409,12 +7319,6 @@
         </w:tc>
       </w:tr>
       <w:tr>
-        <w:tblPrEx>
-          <w:tblCellMar>
-            <w:top w:w="0" w:type="dxa"/>
-            <w:bottom w:w="0" w:type="dxa"/>
-          </w:tblCellMar>
-        </w:tblPrEx>
         <w:tc>
           <w:tcPr>
             <w:tcW w:w="1200" w:type="dxa"/>
@@ -7515,12 +7419,6 @@
         </w:tc>
       </w:tr>
       <w:tr>
-        <w:tblPrEx>
-          <w:tblCellMar>
-            <w:top w:w="0" w:type="dxa"/>
-            <w:bottom w:w="0" w:type="dxa"/>
-          </w:tblCellMar>
-        </w:tblPrEx>
         <w:tc>
           <w:tcPr>
             <w:tcW w:w="1200" w:type="dxa"/>
@@ -7604,12 +7502,6 @@
         </w:tc>
       </w:tr>
       <w:tr>
-        <w:tblPrEx>
-          <w:tblCellMar>
-            <w:top w:w="0" w:type="dxa"/>
-            <w:bottom w:w="0" w:type="dxa"/>
-          </w:tblCellMar>
-        </w:tblPrEx>
         <w:tc>
           <w:tcPr>
             <w:tcW w:w="1200" w:type="dxa"/>
@@ -7731,12 +7623,6 @@
         <w:gridCol w:w="3000"/>
       </w:tblGrid>
       <w:tr>
-        <w:tblPrEx>
-          <w:tblCellMar>
-            <w:top w:w="0" w:type="dxa"/>
-            <w:bottom w:w="0" w:type="dxa"/>
-          </w:tblCellMar>
-        </w:tblPrEx>
         <w:trPr>
           <w:tblHeader/>
         </w:trPr>
@@ -7841,12 +7727,6 @@
         </w:tc>
       </w:tr>
       <w:tr>
-        <w:tblPrEx>
-          <w:tblCellMar>
-            <w:top w:w="0" w:type="dxa"/>
-            <w:bottom w:w="0" w:type="dxa"/>
-          </w:tblCellMar>
-        </w:tblPrEx>
         <w:tc>
           <w:tcPr>
             <w:tcW w:w="1200" w:type="dxa"/>
@@ -7930,12 +7810,6 @@
         </w:tc>
       </w:tr>
       <w:tr>
-        <w:tblPrEx>
-          <w:tblCellMar>
-            <w:top w:w="0" w:type="dxa"/>
-            <w:bottom w:w="0" w:type="dxa"/>
-          </w:tblCellMar>
-        </w:tblPrEx>
         <w:tc>
           <w:tcPr>
             <w:tcW w:w="1200" w:type="dxa"/>
@@ -8019,12 +7893,6 @@
         </w:tc>
       </w:tr>
       <w:tr>
-        <w:tblPrEx>
-          <w:tblCellMar>
-            <w:top w:w="0" w:type="dxa"/>
-            <w:bottom w:w="0" w:type="dxa"/>
-          </w:tblCellMar>
-        </w:tblPrEx>
         <w:tc>
           <w:tcPr>
             <w:tcW w:w="1200" w:type="dxa"/>
@@ -8108,12 +7976,6 @@
         </w:tc>
       </w:tr>
       <w:tr>
-        <w:tblPrEx>
-          <w:tblCellMar>
-            <w:top w:w="0" w:type="dxa"/>
-            <w:bottom w:w="0" w:type="dxa"/>
-          </w:tblCellMar>
-        </w:tblPrEx>
         <w:tc>
           <w:tcPr>
             <w:tcW w:w="1200" w:type="dxa"/>
@@ -8197,12 +8059,6 @@
         </w:tc>
       </w:tr>
       <w:tr>
-        <w:tblPrEx>
-          <w:tblCellMar>
-            <w:top w:w="0" w:type="dxa"/>
-            <w:bottom w:w="0" w:type="dxa"/>
-          </w:tblCellMar>
-        </w:tblPrEx>
         <w:tc>
           <w:tcPr>
             <w:tcW w:w="1200" w:type="dxa"/>
@@ -8286,12 +8142,6 @@
         </w:tc>
       </w:tr>
       <w:tr>
-        <w:tblPrEx>
-          <w:tblCellMar>
-            <w:top w:w="0" w:type="dxa"/>
-            <w:bottom w:w="0" w:type="dxa"/>
-          </w:tblCellMar>
-        </w:tblPrEx>
         <w:tc>
           <w:tcPr>
             <w:tcW w:w="1200" w:type="dxa"/>
@@ -8744,23 +8594,13 @@
         <w:spacing w:after="80"/>
         <w:ind w:left="200" w:right="200"/>
       </w:pPr>
-      <w:proofErr w:type="gramStart"/>
-      <w:r>
-        <w:rPr>
-          <w:rFonts w:ascii="Courier New" w:eastAsia="Courier New" w:hAnsi="Courier New" w:cs="Courier New"/>
-          <w:sz w:val="20"/>
-          <w:szCs w:val="20"/>
-        </w:rPr>
-        <w:t>|  [</w:t>
-      </w:r>
-      <w:proofErr w:type="gramEnd"/>
-      <w:r>
-        <w:rPr>
-          <w:rFonts w:ascii="Courier New" w:eastAsia="Courier New" w:hAnsi="Courier New" w:cs="Courier New"/>
-          <w:sz w:val="20"/>
-          <w:szCs w:val="20"/>
-        </w:rPr>
-        <w:t>Metadata] [Optimizer] [Security] [</w:t>
+      <w:r>
+        <w:rPr>
+          <w:rFonts w:ascii="Courier New" w:eastAsia="Courier New" w:hAnsi="Courier New" w:cs="Courier New"/>
+          <w:sz w:val="20"/>
+          <w:szCs w:val="20"/>
+        </w:rPr>
+        <w:t>|  [Metadata] [Optimizer] [Security] [</w:t>
       </w:r>
       <w:proofErr w:type="spellStart"/>
       <w:r>
@@ -8796,25 +8636,7 @@
           <w:sz w:val="20"/>
           <w:szCs w:val="20"/>
         </w:rPr>
-        <w:t>] [</w:t>
-      </w:r>
-      <w:proofErr w:type="gramStart"/>
-      <w:r>
-        <w:rPr>
-          <w:rFonts w:ascii="Courier New" w:eastAsia="Courier New" w:hAnsi="Courier New" w:cs="Courier New"/>
-          <w:sz w:val="20"/>
-          <w:szCs w:val="20"/>
-        </w:rPr>
-        <w:t xml:space="preserve">Pruning]   </w:t>
-      </w:r>
-      <w:proofErr w:type="gramEnd"/>
-      <w:r>
-        <w:rPr>
-          <w:rFonts w:ascii="Courier New" w:eastAsia="Courier New" w:hAnsi="Courier New" w:cs="Courier New"/>
-          <w:sz w:val="20"/>
-          <w:szCs w:val="20"/>
-        </w:rPr>
-        <w:t>|</w:t>
+        <w:t>] [Pruning]   |</w:t>
       </w:r>
     </w:p>
     <w:p>
@@ -8874,148 +8696,22 @@
           <w:sz w:val="20"/>
           <w:szCs w:val="20"/>
         </w:rPr>
-        <w:t xml:space="preserve">| Virtual WH </w:t>
-      </w:r>
-      <w:proofErr w:type="gramStart"/>
-      <w:r>
-        <w:rPr>
-          <w:rFonts w:ascii="Courier New" w:eastAsia="Courier New" w:hAnsi="Courier New" w:cs="Courier New"/>
-          <w:sz w:val="20"/>
-          <w:szCs w:val="20"/>
-        </w:rPr>
-        <w:t>XS  |</w:t>
-      </w:r>
-      <w:proofErr w:type="gramEnd"/>
-      <w:r>
-        <w:rPr>
-          <w:rFonts w:ascii="Courier New" w:eastAsia="Courier New" w:hAnsi="Courier New" w:cs="Courier New"/>
-          <w:sz w:val="20"/>
-          <w:szCs w:val="20"/>
-        </w:rPr>
-        <w:t xml:space="preserve">  | Virtual WH M   </w:t>
-      </w:r>
-      <w:proofErr w:type="gramStart"/>
-      <w:r>
-        <w:rPr>
-          <w:rFonts w:ascii="Courier New" w:eastAsia="Courier New" w:hAnsi="Courier New" w:cs="Courier New"/>
-          <w:sz w:val="20"/>
-          <w:szCs w:val="20"/>
-        </w:rPr>
-        <w:t>|  |</w:t>
-      </w:r>
-      <w:proofErr w:type="gramEnd"/>
-      <w:r>
-        <w:rPr>
-          <w:rFonts w:ascii="Courier New" w:eastAsia="Courier New" w:hAnsi="Courier New" w:cs="Courier New"/>
-          <w:sz w:val="20"/>
-          <w:szCs w:val="20"/>
-        </w:rPr>
-        <w:t xml:space="preserve"> Virtual WH 2XL|   </w:t>
-      </w:r>
-    </w:p>
-    <w:p>
-      <w:pPr>
-        <w:shd w:val="clear" w:color="auto" w:fill="F5F5F5"/>
-        <w:spacing w:after="80"/>
-        <w:ind w:left="200" w:right="200"/>
-      </w:pPr>
-      <w:r>
-        <w:rPr>
-          <w:rFonts w:ascii="Courier New" w:eastAsia="Courier New" w:hAnsi="Courier New" w:cs="Courier New"/>
-          <w:sz w:val="20"/>
-          <w:szCs w:val="20"/>
-        </w:rPr>
-        <w:t xml:space="preserve">| (1 </w:t>
-      </w:r>
-      <w:proofErr w:type="gramStart"/>
-      <w:r>
-        <w:rPr>
-          <w:rFonts w:ascii="Courier New" w:eastAsia="Courier New" w:hAnsi="Courier New" w:cs="Courier New"/>
-          <w:sz w:val="20"/>
-          <w:szCs w:val="20"/>
-        </w:rPr>
-        <w:t xml:space="preserve">node)   </w:t>
-      </w:r>
-      <w:proofErr w:type="gramEnd"/>
-      <w:r>
-        <w:rPr>
-          <w:rFonts w:ascii="Courier New" w:eastAsia="Courier New" w:hAnsi="Courier New" w:cs="Courier New"/>
-          <w:sz w:val="20"/>
-          <w:szCs w:val="20"/>
-        </w:rPr>
-        <w:t xml:space="preserve">    </w:t>
-      </w:r>
-      <w:proofErr w:type="gramStart"/>
-      <w:r>
-        <w:rPr>
-          <w:rFonts w:ascii="Courier New" w:eastAsia="Courier New" w:hAnsi="Courier New" w:cs="Courier New"/>
-          <w:sz w:val="20"/>
-          <w:szCs w:val="20"/>
-        </w:rPr>
-        <w:t>|  |</w:t>
-      </w:r>
-      <w:proofErr w:type="gramEnd"/>
-      <w:r>
-        <w:rPr>
-          <w:rFonts w:ascii="Courier New" w:eastAsia="Courier New" w:hAnsi="Courier New" w:cs="Courier New"/>
-          <w:sz w:val="20"/>
-          <w:szCs w:val="20"/>
-        </w:rPr>
-        <w:t xml:space="preserve"> (4 </w:t>
-      </w:r>
-      <w:proofErr w:type="gramStart"/>
-      <w:r>
-        <w:rPr>
-          <w:rFonts w:ascii="Courier New" w:eastAsia="Courier New" w:hAnsi="Courier New" w:cs="Courier New"/>
-          <w:sz w:val="20"/>
-          <w:szCs w:val="20"/>
-        </w:rPr>
-        <w:t xml:space="preserve">nodes)   </w:t>
-      </w:r>
-      <w:proofErr w:type="gramEnd"/>
-      <w:r>
-        <w:rPr>
-          <w:rFonts w:ascii="Courier New" w:eastAsia="Courier New" w:hAnsi="Courier New" w:cs="Courier New"/>
-          <w:sz w:val="20"/>
-          <w:szCs w:val="20"/>
-        </w:rPr>
-        <w:t xml:space="preserve">   </w:t>
-      </w:r>
-      <w:proofErr w:type="gramStart"/>
-      <w:r>
-        <w:rPr>
-          <w:rFonts w:ascii="Courier New" w:eastAsia="Courier New" w:hAnsi="Courier New" w:cs="Courier New"/>
-          <w:sz w:val="20"/>
-          <w:szCs w:val="20"/>
-        </w:rPr>
-        <w:t>|  |</w:t>
-      </w:r>
-      <w:proofErr w:type="gramEnd"/>
-      <w:r>
-        <w:rPr>
-          <w:rFonts w:ascii="Courier New" w:eastAsia="Courier New" w:hAnsi="Courier New" w:cs="Courier New"/>
-          <w:sz w:val="20"/>
-          <w:szCs w:val="20"/>
-        </w:rPr>
-        <w:t xml:space="preserve"> (16 </w:t>
-      </w:r>
-      <w:proofErr w:type="gramStart"/>
-      <w:r>
-        <w:rPr>
-          <w:rFonts w:ascii="Courier New" w:eastAsia="Courier New" w:hAnsi="Courier New" w:cs="Courier New"/>
-          <w:sz w:val="20"/>
-          <w:szCs w:val="20"/>
-        </w:rPr>
-        <w:t xml:space="preserve">nodes)   </w:t>
-      </w:r>
-      <w:proofErr w:type="gramEnd"/>
-      <w:r>
-        <w:rPr>
-          <w:rFonts w:ascii="Courier New" w:eastAsia="Courier New" w:hAnsi="Courier New" w:cs="Courier New"/>
-          <w:sz w:val="20"/>
-          <w:szCs w:val="20"/>
-        </w:rPr>
-        <w:t xml:space="preserve">  |   </w:t>
+        <w:t xml:space="preserve">| Virtual WH XS  |  | Virtual WH M   |  | Virtual WH 2XL|   </w:t>
+      </w:r>
+    </w:p>
+    <w:p>
+      <w:pPr>
+        <w:shd w:val="clear" w:color="auto" w:fill="F5F5F5"/>
+        <w:spacing w:after="80"/>
+        <w:ind w:left="200" w:right="200"/>
+      </w:pPr>
+      <w:r>
+        <w:rPr>
+          <w:rFonts w:ascii="Courier New" w:eastAsia="Courier New" w:hAnsi="Courier New" w:cs="Courier New"/>
+          <w:sz w:val="20"/>
+          <w:szCs w:val="20"/>
+        </w:rPr>
+        <w:t xml:space="preserve">| (1 node)       |  | (4 nodes)      |  | (16 nodes)     |   </w:t>
       </w:r>
     </w:p>
     <w:p>
@@ -9084,84 +8780,28 @@
         <w:spacing w:after="80"/>
         <w:ind w:left="200" w:right="200"/>
       </w:pPr>
-      <w:proofErr w:type="gramStart"/>
-      <w:r>
-        <w:rPr>
-          <w:rFonts w:ascii="Courier New" w:eastAsia="Courier New" w:hAnsi="Courier New" w:cs="Courier New"/>
-          <w:sz w:val="20"/>
-          <w:szCs w:val="20"/>
-        </w:rPr>
-        <w:t>|  [</w:t>
-      </w:r>
-      <w:proofErr w:type="gramEnd"/>
-      <w:r>
-        <w:rPr>
-          <w:rFonts w:ascii="Courier New" w:eastAsia="Courier New" w:hAnsi="Courier New" w:cs="Courier New"/>
-          <w:sz w:val="20"/>
-          <w:szCs w:val="20"/>
-        </w:rPr>
-        <w:t xml:space="preserve">Micro-Partitions: Immutable, Columnar, </w:t>
-      </w:r>
-      <w:proofErr w:type="gramStart"/>
-      <w:r>
-        <w:rPr>
-          <w:rFonts w:ascii="Courier New" w:eastAsia="Courier New" w:hAnsi="Courier New" w:cs="Courier New"/>
-          <w:sz w:val="20"/>
-          <w:szCs w:val="20"/>
-        </w:rPr>
-        <w:t xml:space="preserve">Compressed]   </w:t>
-      </w:r>
-      <w:proofErr w:type="gramEnd"/>
-      <w:r>
-        <w:rPr>
-          <w:rFonts w:ascii="Courier New" w:eastAsia="Courier New" w:hAnsi="Courier New" w:cs="Courier New"/>
-          <w:sz w:val="20"/>
-          <w:szCs w:val="20"/>
-        </w:rPr>
-        <w:t xml:space="preserve">   |</w:t>
-      </w:r>
-    </w:p>
-    <w:p>
-      <w:pPr>
-        <w:shd w:val="clear" w:color="auto" w:fill="F5F5F5"/>
-        <w:spacing w:after="80"/>
-        <w:ind w:left="200" w:right="200"/>
-      </w:pPr>
-      <w:proofErr w:type="gramStart"/>
-      <w:r>
-        <w:rPr>
-          <w:rFonts w:ascii="Courier New" w:eastAsia="Courier New" w:hAnsi="Courier New" w:cs="Courier New"/>
-          <w:sz w:val="20"/>
-          <w:szCs w:val="20"/>
-        </w:rPr>
-        <w:t>|  [</w:t>
-      </w:r>
-      <w:proofErr w:type="gramEnd"/>
-      <w:r>
-        <w:rPr>
-          <w:rFonts w:ascii="Courier New" w:eastAsia="Courier New" w:hAnsi="Courier New" w:cs="Courier New"/>
-          <w:sz w:val="20"/>
-          <w:szCs w:val="20"/>
-        </w:rPr>
-        <w:t xml:space="preserve">S3 / Azure Blob / </w:t>
-      </w:r>
-      <w:proofErr w:type="gramStart"/>
-      <w:r>
-        <w:rPr>
-          <w:rFonts w:ascii="Courier New" w:eastAsia="Courier New" w:hAnsi="Courier New" w:cs="Courier New"/>
-          <w:sz w:val="20"/>
-          <w:szCs w:val="20"/>
-        </w:rPr>
-        <w:t xml:space="preserve">GCS]   </w:t>
-      </w:r>
-      <w:proofErr w:type="gramEnd"/>
-      <w:r>
-        <w:rPr>
-          <w:rFonts w:ascii="Courier New" w:eastAsia="Courier New" w:hAnsi="Courier New" w:cs="Courier New"/>
-          <w:sz w:val="20"/>
-          <w:szCs w:val="20"/>
-        </w:rPr>
-        <w:t xml:space="preserve">                               |</w:t>
+      <w:r>
+        <w:rPr>
+          <w:rFonts w:ascii="Courier New" w:eastAsia="Courier New" w:hAnsi="Courier New" w:cs="Courier New"/>
+          <w:sz w:val="20"/>
+          <w:szCs w:val="20"/>
+        </w:rPr>
+        <w:t>|  [Micro-Partitions: Immutable, Columnar, Compressed]      |</w:t>
+      </w:r>
+    </w:p>
+    <w:p>
+      <w:pPr>
+        <w:shd w:val="clear" w:color="auto" w:fill="F5F5F5"/>
+        <w:spacing w:after="80"/>
+        <w:ind w:left="200" w:right="200"/>
+      </w:pPr>
+      <w:r>
+        <w:rPr>
+          <w:rFonts w:ascii="Courier New" w:eastAsia="Courier New" w:hAnsi="Courier New" w:cs="Courier New"/>
+          <w:sz w:val="20"/>
+          <w:szCs w:val="20"/>
+        </w:rPr>
+        <w:t>|  [S3 / Azure Blob / GCS]                                  |</w:t>
       </w:r>
     </w:p>
     <w:p>
@@ -9207,15 +8847,7 @@
       </w:pPr>
       <w:bookmarkStart w:id="16" w:name="_Toc230631720"/>
       <w:r>
-        <w:t xml:space="preserve">3.3 How Table Types Fit </w:t>
-      </w:r>
-      <w:proofErr w:type="gramStart"/>
-      <w:r>
-        <w:t>Into</w:t>
-      </w:r>
-      <w:proofErr w:type="gramEnd"/>
-      <w:r>
-        <w:t xml:space="preserve"> This Architecture</w:t>
+        <w:t>3.3 How Table Types Fit Into This Architecture</w:t>
       </w:r>
       <w:bookmarkEnd w:id="16"/>
     </w:p>
@@ -9244,12 +8876,6 @@
         <w:gridCol w:w="4344"/>
       </w:tblGrid>
       <w:tr>
-        <w:tblPrEx>
-          <w:tblCellMar>
-            <w:top w:w="0" w:type="dxa"/>
-            <w:bottom w:w="0" w:type="dxa"/>
-          </w:tblCellMar>
-        </w:tblPrEx>
         <w:trPr>
           <w:tblHeader/>
         </w:trPr>
@@ -9420,12 +9046,6 @@
         </w:tc>
       </w:tr>
       <w:tr>
-        <w:tblPrEx>
-          <w:tblCellMar>
-            <w:top w:w="0" w:type="dxa"/>
-            <w:bottom w:w="0" w:type="dxa"/>
-          </w:tblCellMar>
-        </w:tblPrEx>
         <w:tc>
           <w:tcPr>
             <w:tcW w:w="1200" w:type="dxa"/>
@@ -9563,12 +9183,6 @@
         </w:tc>
       </w:tr>
       <w:tr>
-        <w:tblPrEx>
-          <w:tblCellMar>
-            <w:top w:w="0" w:type="dxa"/>
-            <w:bottom w:w="0" w:type="dxa"/>
-          </w:tblCellMar>
-        </w:tblPrEx>
         <w:tc>
           <w:tcPr>
             <w:tcW w:w="1200" w:type="dxa"/>
@@ -9706,12 +9320,6 @@
         </w:tc>
       </w:tr>
       <w:tr>
-        <w:tblPrEx>
-          <w:tblCellMar>
-            <w:top w:w="0" w:type="dxa"/>
-            <w:bottom w:w="0" w:type="dxa"/>
-          </w:tblCellMar>
-        </w:tblPrEx>
         <w:tc>
           <w:tcPr>
             <w:tcW w:w="1200" w:type="dxa"/>
@@ -9849,12 +9457,6 @@
         </w:tc>
       </w:tr>
       <w:tr>
-        <w:tblPrEx>
-          <w:tblCellMar>
-            <w:top w:w="0" w:type="dxa"/>
-            <w:bottom w:w="0" w:type="dxa"/>
-          </w:tblCellMar>
-        </w:tblPrEx>
         <w:tc>
           <w:tcPr>
             <w:tcW w:w="1200" w:type="dxa"/>
@@ -9992,12 +9594,6 @@
         </w:tc>
       </w:tr>
       <w:tr>
-        <w:tblPrEx>
-          <w:tblCellMar>
-            <w:top w:w="0" w:type="dxa"/>
-            <w:bottom w:w="0" w:type="dxa"/>
-          </w:tblCellMar>
-        </w:tblPrEx>
         <w:tc>
           <w:tcPr>
             <w:tcW w:w="1200" w:type="dxa"/>
@@ -10135,12 +9731,6 @@
         </w:tc>
       </w:tr>
       <w:tr>
-        <w:tblPrEx>
-          <w:tblCellMar>
-            <w:top w:w="0" w:type="dxa"/>
-            <w:bottom w:w="0" w:type="dxa"/>
-          </w:tblCellMar>
-        </w:tblPrEx>
         <w:tc>
           <w:tcPr>
             <w:tcW w:w="1200" w:type="dxa"/>
@@ -10278,12 +9868,6 @@
         </w:tc>
       </w:tr>
       <w:tr>
-        <w:tblPrEx>
-          <w:tblCellMar>
-            <w:top w:w="0" w:type="dxa"/>
-            <w:bottom w:w="0" w:type="dxa"/>
-          </w:tblCellMar>
-        </w:tblPrEx>
         <w:tc>
           <w:tcPr>
             <w:tcW w:w="1200" w:type="dxa"/>
@@ -10421,12 +10005,6 @@
         </w:tc>
       </w:tr>
       <w:tr>
-        <w:tblPrEx>
-          <w:tblCellMar>
-            <w:top w:w="0" w:type="dxa"/>
-            <w:bottom w:w="0" w:type="dxa"/>
-          </w:tblCellMar>
-        </w:tblPrEx>
         <w:tc>
           <w:tcPr>
             <w:tcW w:w="1200" w:type="dxa"/>
@@ -10588,12 +10166,10 @@
         <w:t xml:space="preserve">This training uses </w:t>
       </w:r>
       <w:proofErr w:type="spellStart"/>
-      <w:proofErr w:type="gramStart"/>
       <w:r>
         <w:t>a</w:t>
       </w:r>
       <w:proofErr w:type="spellEnd"/>
-      <w:proofErr w:type="gramEnd"/>
       <w:r>
         <w:t xml:space="preserve"> E-Commerce Orders dataset</w:t>
       </w:r>
@@ -10638,12 +10214,6 @@
         <w:gridCol w:w="2581"/>
       </w:tblGrid>
       <w:tr>
-        <w:tblPrEx>
-          <w:tblCellMar>
-            <w:top w:w="0" w:type="dxa"/>
-            <w:bottom w:w="0" w:type="dxa"/>
-          </w:tblCellMar>
-        </w:tblPrEx>
         <w:trPr>
           <w:tblHeader/>
         </w:trPr>
@@ -10781,12 +10351,6 @@
         </w:tc>
       </w:tr>
       <w:tr>
-        <w:tblPrEx>
-          <w:tblCellMar>
-            <w:top w:w="0" w:type="dxa"/>
-            <w:bottom w:w="0" w:type="dxa"/>
-          </w:tblCellMar>
-        </w:tblPrEx>
         <w:tc>
           <w:tcPr>
             <w:tcW w:w="1800" w:type="dxa"/>
@@ -10897,12 +10461,6 @@
         </w:tc>
       </w:tr>
       <w:tr>
-        <w:tblPrEx>
-          <w:tblCellMar>
-            <w:top w:w="0" w:type="dxa"/>
-            <w:bottom w:w="0" w:type="dxa"/>
-          </w:tblCellMar>
-        </w:tblPrEx>
         <w:tc>
           <w:tcPr>
             <w:tcW w:w="1800" w:type="dxa"/>
@@ -11013,12 +10571,6 @@
         </w:tc>
       </w:tr>
       <w:tr>
-        <w:tblPrEx>
-          <w:tblCellMar>
-            <w:top w:w="0" w:type="dxa"/>
-            <w:bottom w:w="0" w:type="dxa"/>
-          </w:tblCellMar>
-        </w:tblPrEx>
         <w:tc>
           <w:tcPr>
             <w:tcW w:w="1800" w:type="dxa"/>
@@ -11129,12 +10681,6 @@
         </w:tc>
       </w:tr>
       <w:tr>
-        <w:tblPrEx>
-          <w:tblCellMar>
-            <w:top w:w="0" w:type="dxa"/>
-            <w:bottom w:w="0" w:type="dxa"/>
-          </w:tblCellMar>
-        </w:tblPrEx>
         <w:tc>
           <w:tcPr>
             <w:tcW w:w="1800" w:type="dxa"/>
@@ -11245,12 +10791,6 @@
         </w:tc>
       </w:tr>
       <w:tr>
-        <w:tblPrEx>
-          <w:tblCellMar>
-            <w:top w:w="0" w:type="dxa"/>
-            <w:bottom w:w="0" w:type="dxa"/>
-          </w:tblCellMar>
-        </w:tblPrEx>
         <w:tc>
           <w:tcPr>
             <w:tcW w:w="1800" w:type="dxa"/>
@@ -11361,12 +10901,6 @@
         </w:tc>
       </w:tr>
       <w:tr>
-        <w:tblPrEx>
-          <w:tblCellMar>
-            <w:top w:w="0" w:type="dxa"/>
-            <w:bottom w:w="0" w:type="dxa"/>
-          </w:tblCellMar>
-        </w:tblPrEx>
         <w:tc>
           <w:tcPr>
             <w:tcW w:w="1800" w:type="dxa"/>
@@ -11477,12 +11011,6 @@
         </w:tc>
       </w:tr>
       <w:tr>
-        <w:tblPrEx>
-          <w:tblCellMar>
-            <w:top w:w="0" w:type="dxa"/>
-            <w:bottom w:w="0" w:type="dxa"/>
-          </w:tblCellMar>
-        </w:tblPrEx>
         <w:tc>
           <w:tcPr>
             <w:tcW w:w="1800" w:type="dxa"/>
@@ -11593,12 +11121,6 @@
         </w:tc>
       </w:tr>
       <w:tr>
-        <w:tblPrEx>
-          <w:tblCellMar>
-            <w:top w:w="0" w:type="dxa"/>
-            <w:bottom w:w="0" w:type="dxa"/>
-          </w:tblCellMar>
-        </w:tblPrEx>
         <w:tc>
           <w:tcPr>
             <w:tcW w:w="1800" w:type="dxa"/>
@@ -11709,12 +11231,6 @@
         </w:tc>
       </w:tr>
       <w:tr>
-        <w:tblPrEx>
-          <w:tblCellMar>
-            <w:top w:w="0" w:type="dxa"/>
-            <w:bottom w:w="0" w:type="dxa"/>
-          </w:tblCellMar>
-        </w:tblPrEx>
         <w:tc>
           <w:tcPr>
             <w:tcW w:w="1800" w:type="dxa"/>
@@ -11825,12 +11341,6 @@
         </w:tc>
       </w:tr>
       <w:tr>
-        <w:tblPrEx>
-          <w:tblCellMar>
-            <w:top w:w="0" w:type="dxa"/>
-            <w:bottom w:w="0" w:type="dxa"/>
-          </w:tblCellMar>
-        </w:tblPrEx>
         <w:tc>
           <w:tcPr>
             <w:tcW w:w="1800" w:type="dxa"/>
@@ -11941,12 +11451,6 @@
         </w:tc>
       </w:tr>
       <w:tr>
-        <w:tblPrEx>
-          <w:tblCellMar>
-            <w:top w:w="0" w:type="dxa"/>
-            <w:bottom w:w="0" w:type="dxa"/>
-          </w:tblCellMar>
-        </w:tblPrEx>
         <w:tc>
           <w:tcPr>
             <w:tcW w:w="1800" w:type="dxa"/>
@@ -12057,12 +11561,6 @@
         </w:tc>
       </w:tr>
       <w:tr>
-        <w:tblPrEx>
-          <w:tblCellMar>
-            <w:top w:w="0" w:type="dxa"/>
-            <w:bottom w:w="0" w:type="dxa"/>
-          </w:tblCellMar>
-        </w:tblPrEx>
         <w:tc>
           <w:tcPr>
             <w:tcW w:w="1800" w:type="dxa"/>
@@ -12173,12 +11671,6 @@
         </w:tc>
       </w:tr>
       <w:tr>
-        <w:tblPrEx>
-          <w:tblCellMar>
-            <w:top w:w="0" w:type="dxa"/>
-            <w:bottom w:w="0" w:type="dxa"/>
-          </w:tblCellMar>
-        </w:tblPrEx>
         <w:tc>
           <w:tcPr>
             <w:tcW w:w="1800" w:type="dxa"/>
@@ -12289,12 +11781,6 @@
         </w:tc>
       </w:tr>
       <w:tr>
-        <w:tblPrEx>
-          <w:tblCellMar>
-            <w:top w:w="0" w:type="dxa"/>
-            <w:bottom w:w="0" w:type="dxa"/>
-          </w:tblCellMar>
-        </w:tblPrEx>
         <w:tc>
           <w:tcPr>
             <w:tcW w:w="1800" w:type="dxa"/>
@@ -12405,12 +11891,6 @@
         </w:tc>
       </w:tr>
       <w:tr>
-        <w:tblPrEx>
-          <w:tblCellMar>
-            <w:top w:w="0" w:type="dxa"/>
-            <w:bottom w:w="0" w:type="dxa"/>
-          </w:tblCellMar>
-        </w:tblPrEx>
         <w:tc>
           <w:tcPr>
             <w:tcW w:w="1800" w:type="dxa"/>
@@ -12521,12 +12001,6 @@
         </w:tc>
       </w:tr>
       <w:tr>
-        <w:tblPrEx>
-          <w:tblCellMar>
-            <w:top w:w="0" w:type="dxa"/>
-            <w:bottom w:w="0" w:type="dxa"/>
-          </w:tblCellMar>
-        </w:tblPrEx>
         <w:tc>
           <w:tcPr>
             <w:tcW w:w="1800" w:type="dxa"/>
@@ -12637,12 +12111,6 @@
         </w:tc>
       </w:tr>
       <w:tr>
-        <w:tblPrEx>
-          <w:tblCellMar>
-            <w:top w:w="0" w:type="dxa"/>
-            <w:bottom w:w="0" w:type="dxa"/>
-          </w:tblCellMar>
-        </w:tblPrEx>
         <w:tc>
           <w:tcPr>
             <w:tcW w:w="1800" w:type="dxa"/>
@@ -12753,12 +12221,6 @@
         </w:tc>
       </w:tr>
       <w:tr>
-        <w:tblPrEx>
-          <w:tblCellMar>
-            <w:top w:w="0" w:type="dxa"/>
-            <w:bottom w:w="0" w:type="dxa"/>
-          </w:tblCellMar>
-        </w:tblPrEx>
         <w:tc>
           <w:tcPr>
             <w:tcW w:w="1800" w:type="dxa"/>
@@ -12869,12 +12331,6 @@
         </w:tc>
       </w:tr>
       <w:tr>
-        <w:tblPrEx>
-          <w:tblCellMar>
-            <w:top w:w="0" w:type="dxa"/>
-            <w:bottom w:w="0" w:type="dxa"/>
-          </w:tblCellMar>
-        </w:tblPrEx>
         <w:tc>
           <w:tcPr>
             <w:tcW w:w="1800" w:type="dxa"/>
@@ -12985,12 +12441,6 @@
         </w:tc>
       </w:tr>
       <w:tr>
-        <w:tblPrEx>
-          <w:tblCellMar>
-            <w:top w:w="0" w:type="dxa"/>
-            <w:bottom w:w="0" w:type="dxa"/>
-          </w:tblCellMar>
-        </w:tblPrEx>
         <w:tc>
           <w:tcPr>
             <w:tcW w:w="1800" w:type="dxa"/>
@@ -13101,12 +12551,6 @@
         </w:tc>
       </w:tr>
       <w:tr>
-        <w:tblPrEx>
-          <w:tblCellMar>
-            <w:top w:w="0" w:type="dxa"/>
-            <w:bottom w:w="0" w:type="dxa"/>
-          </w:tblCellMar>
-        </w:tblPrEx>
         <w:tc>
           <w:tcPr>
             <w:tcW w:w="1800" w:type="dxa"/>
@@ -13217,12 +12661,6 @@
         </w:tc>
       </w:tr>
       <w:tr>
-        <w:tblPrEx>
-          <w:tblCellMar>
-            <w:top w:w="0" w:type="dxa"/>
-            <w:bottom w:w="0" w:type="dxa"/>
-          </w:tblCellMar>
-        </w:tblPrEx>
         <w:tc>
           <w:tcPr>
             <w:tcW w:w="1800" w:type="dxa"/>
@@ -13333,12 +12771,6 @@
         </w:tc>
       </w:tr>
       <w:tr>
-        <w:tblPrEx>
-          <w:tblCellMar>
-            <w:top w:w="0" w:type="dxa"/>
-            <w:bottom w:w="0" w:type="dxa"/>
-          </w:tblCellMar>
-        </w:tblPrEx>
         <w:tc>
           <w:tcPr>
             <w:tcW w:w="1800" w:type="dxa"/>
@@ -13449,12 +12881,6 @@
         </w:tc>
       </w:tr>
       <w:tr>
-        <w:tblPrEx>
-          <w:tblCellMar>
-            <w:top w:w="0" w:type="dxa"/>
-            <w:bottom w:w="0" w:type="dxa"/>
-          </w:tblCellMar>
-        </w:tblPrEx>
         <w:tc>
           <w:tcPr>
             <w:tcW w:w="1800" w:type="dxa"/>
@@ -13565,12 +12991,6 @@
         </w:tc>
       </w:tr>
       <w:tr>
-        <w:tblPrEx>
-          <w:tblCellMar>
-            <w:top w:w="0" w:type="dxa"/>
-            <w:bottom w:w="0" w:type="dxa"/>
-          </w:tblCellMar>
-        </w:tblPrEx>
         <w:tc>
           <w:tcPr>
             <w:tcW w:w="1800" w:type="dxa"/>
@@ -13681,12 +13101,6 @@
         </w:tc>
       </w:tr>
       <w:tr>
-        <w:tblPrEx>
-          <w:tblCellMar>
-            <w:top w:w="0" w:type="dxa"/>
-            <w:bottom w:w="0" w:type="dxa"/>
-          </w:tblCellMar>
-        </w:tblPrEx>
         <w:tc>
           <w:tcPr>
             <w:tcW w:w="1800" w:type="dxa"/>
@@ -13797,12 +13211,6 @@
         </w:tc>
       </w:tr>
       <w:tr>
-        <w:tblPrEx>
-          <w:tblCellMar>
-            <w:top w:w="0" w:type="dxa"/>
-            <w:bottom w:w="0" w:type="dxa"/>
-          </w:tblCellMar>
-        </w:tblPrEx>
         <w:tc>
           <w:tcPr>
             <w:tcW w:w="1800" w:type="dxa"/>
@@ -13913,12 +13321,6 @@
         </w:tc>
       </w:tr>
       <w:tr>
-        <w:tblPrEx>
-          <w:tblCellMar>
-            <w:top w:w="0" w:type="dxa"/>
-            <w:bottom w:w="0" w:type="dxa"/>
-          </w:tblCellMar>
-        </w:tblPrEx>
         <w:tc>
           <w:tcPr>
             <w:tcW w:w="1800" w:type="dxa"/>
@@ -14573,61 +13975,7 @@
           <w:sz w:val="20"/>
           <w:szCs w:val="20"/>
         </w:rPr>
-        <w:t>SELECT CURRENT_</w:t>
-      </w:r>
-      <w:proofErr w:type="gramStart"/>
-      <w:r>
-        <w:rPr>
-          <w:rFonts w:ascii="Courier New" w:eastAsia="Courier New" w:hAnsi="Courier New" w:cs="Courier New"/>
-          <w:sz w:val="20"/>
-          <w:szCs w:val="20"/>
-        </w:rPr>
-        <w:t>DATABASE(</w:t>
-      </w:r>
-      <w:proofErr w:type="gramEnd"/>
-      <w:r>
-        <w:rPr>
-          <w:rFonts w:ascii="Courier New" w:eastAsia="Courier New" w:hAnsi="Courier New" w:cs="Courier New"/>
-          <w:sz w:val="20"/>
-          <w:szCs w:val="20"/>
-        </w:rPr>
-        <w:t>), CURRENT_</w:t>
-      </w:r>
-      <w:proofErr w:type="gramStart"/>
-      <w:r>
-        <w:rPr>
-          <w:rFonts w:ascii="Courier New" w:eastAsia="Courier New" w:hAnsi="Courier New" w:cs="Courier New"/>
-          <w:sz w:val="20"/>
-          <w:szCs w:val="20"/>
-        </w:rPr>
-        <w:t>SCHEMA(</w:t>
-      </w:r>
-      <w:proofErr w:type="gramEnd"/>
-      <w:r>
-        <w:rPr>
-          <w:rFonts w:ascii="Courier New" w:eastAsia="Courier New" w:hAnsi="Courier New" w:cs="Courier New"/>
-          <w:sz w:val="20"/>
-          <w:szCs w:val="20"/>
-        </w:rPr>
-        <w:t>), CURRENT_</w:t>
-      </w:r>
-      <w:proofErr w:type="gramStart"/>
-      <w:r>
-        <w:rPr>
-          <w:rFonts w:ascii="Courier New" w:eastAsia="Courier New" w:hAnsi="Courier New" w:cs="Courier New"/>
-          <w:sz w:val="20"/>
-          <w:szCs w:val="20"/>
-        </w:rPr>
-        <w:t>WAREHOUSE(</w:t>
-      </w:r>
-      <w:proofErr w:type="gramEnd"/>
-      <w:r>
-        <w:rPr>
-          <w:rFonts w:ascii="Courier New" w:eastAsia="Courier New" w:hAnsi="Courier New" w:cs="Courier New"/>
-          <w:sz w:val="20"/>
-          <w:szCs w:val="20"/>
-        </w:rPr>
-        <w:t>);</w:t>
+        <w:t>SELECT CURRENT_DATABASE(), CURRENT_SCHEMA(), CURRENT_WAREHOUSE();</w:t>
       </w:r>
     </w:p>
     <w:p>
@@ -14891,25 +14239,7 @@
           <w:sz w:val="20"/>
           <w:szCs w:val="20"/>
         </w:rPr>
-        <w:t xml:space="preserve">    TIMESTAMP_FORMAT = 'YYYY-MM-DD HH24:</w:t>
-      </w:r>
-      <w:proofErr w:type="gramStart"/>
-      <w:r>
-        <w:rPr>
-          <w:rFonts w:ascii="Courier New" w:eastAsia="Courier New" w:hAnsi="Courier New" w:cs="Courier New"/>
-          <w:sz w:val="20"/>
-          <w:szCs w:val="20"/>
-        </w:rPr>
-        <w:t>MI:SS</w:t>
-      </w:r>
-      <w:proofErr w:type="gramEnd"/>
-      <w:r>
-        <w:rPr>
-          <w:rFonts w:ascii="Courier New" w:eastAsia="Courier New" w:hAnsi="Courier New" w:cs="Courier New"/>
-          <w:sz w:val="20"/>
-          <w:szCs w:val="20"/>
-        </w:rPr>
-        <w:t>'</w:t>
+        <w:t xml:space="preserve">    TIMESTAMP_FORMAT = 'YYYY-MM-DD HH24:MI:SS'</w:t>
       </w:r>
     </w:p>
     <w:p>
@@ -15425,25 +14755,24 @@
           <w:sz w:val="20"/>
           <w:szCs w:val="20"/>
         </w:rPr>
-        <w:t xml:space="preserve">    ORDER_ID            </w:t>
-      </w:r>
-      <w:proofErr w:type="gramStart"/>
-      <w:r>
+        <w:t xml:space="preserve">    ORDER_ID            VARCHAR(20),</w:t>
+      </w:r>
+    </w:p>
+    <w:p>
+      <w:pPr>
         <w:rPr>
           <w:rFonts w:ascii="Times New Roman" w:hAnsi="Times New Roman" w:cs="Times New Roman"/>
           <w:sz w:val="20"/>
           <w:szCs w:val="20"/>
         </w:rPr>
-        <w:t>VARCHAR(</w:t>
-      </w:r>
-      <w:proofErr w:type="gramEnd"/>
+      </w:pPr>
       <w:r>
         <w:rPr>
           <w:rFonts w:ascii="Times New Roman" w:hAnsi="Times New Roman" w:cs="Times New Roman"/>
           <w:sz w:val="20"/>
           <w:szCs w:val="20"/>
         </w:rPr>
-        <w:t>20),</w:t>
+        <w:t xml:space="preserve">    CUSTOMER_ID         VARCHAR(20),</w:t>
       </w:r>
     </w:p>
     <w:p>
@@ -15460,25 +14789,24 @@
           <w:sz w:val="20"/>
           <w:szCs w:val="20"/>
         </w:rPr>
-        <w:t xml:space="preserve">    CUSTOMER_ID         </w:t>
-      </w:r>
-      <w:proofErr w:type="gramStart"/>
-      <w:r>
+        <w:t xml:space="preserve">    CUSTOMER_NAME       VARCHAR(100),</w:t>
+      </w:r>
+    </w:p>
+    <w:p>
+      <w:pPr>
         <w:rPr>
           <w:rFonts w:ascii="Times New Roman" w:hAnsi="Times New Roman" w:cs="Times New Roman"/>
           <w:sz w:val="20"/>
           <w:szCs w:val="20"/>
         </w:rPr>
-        <w:t>VARCHAR(</w:t>
-      </w:r>
-      <w:proofErr w:type="gramEnd"/>
+      </w:pPr>
       <w:r>
         <w:rPr>
           <w:rFonts w:ascii="Times New Roman" w:hAnsi="Times New Roman" w:cs="Times New Roman"/>
           <w:sz w:val="20"/>
           <w:szCs w:val="20"/>
         </w:rPr>
-        <w:t>20),</w:t>
+        <w:t xml:space="preserve">    CUSTOMER_EMAIL      VARCHAR(150),</w:t>
       </w:r>
     </w:p>
     <w:p>
@@ -15495,25 +14823,24 @@
           <w:sz w:val="20"/>
           <w:szCs w:val="20"/>
         </w:rPr>
-        <w:t xml:space="preserve">    CUSTOMER_NAME       </w:t>
-      </w:r>
-      <w:proofErr w:type="gramStart"/>
-      <w:r>
+        <w:t xml:space="preserve">    ORDER_DATE          DATE,</w:t>
+      </w:r>
+    </w:p>
+    <w:p>
+      <w:pPr>
         <w:rPr>
           <w:rFonts w:ascii="Times New Roman" w:hAnsi="Times New Roman" w:cs="Times New Roman"/>
           <w:sz w:val="20"/>
           <w:szCs w:val="20"/>
         </w:rPr>
-        <w:t>VARCHAR(</w:t>
-      </w:r>
-      <w:proofErr w:type="gramEnd"/>
+      </w:pPr>
       <w:r>
         <w:rPr>
           <w:rFonts w:ascii="Times New Roman" w:hAnsi="Times New Roman" w:cs="Times New Roman"/>
           <w:sz w:val="20"/>
           <w:szCs w:val="20"/>
         </w:rPr>
-        <w:t>100),</w:t>
+        <w:t xml:space="preserve">    ORDER_TIMESTAMP     TIMESTAMP_NTZ,</w:t>
       </w:r>
     </w:p>
     <w:p>
@@ -15530,25 +14857,24 @@
           <w:sz w:val="20"/>
           <w:szCs w:val="20"/>
         </w:rPr>
-        <w:t xml:space="preserve">    CUSTOMER_EMAIL      </w:t>
-      </w:r>
-      <w:proofErr w:type="gramStart"/>
-      <w:r>
+        <w:t xml:space="preserve">    PRODUCT_ID          VARCHAR(20),</w:t>
+      </w:r>
+    </w:p>
+    <w:p>
+      <w:pPr>
         <w:rPr>
           <w:rFonts w:ascii="Times New Roman" w:hAnsi="Times New Roman" w:cs="Times New Roman"/>
           <w:sz w:val="20"/>
           <w:szCs w:val="20"/>
         </w:rPr>
-        <w:t>VARCHAR(</w:t>
-      </w:r>
-      <w:proofErr w:type="gramEnd"/>
+      </w:pPr>
       <w:r>
         <w:rPr>
           <w:rFonts w:ascii="Times New Roman" w:hAnsi="Times New Roman" w:cs="Times New Roman"/>
           <w:sz w:val="20"/>
           <w:szCs w:val="20"/>
         </w:rPr>
-        <w:t>150),</w:t>
+        <w:t xml:space="preserve">    PRODUCT_NAME        VARCHAR(200),</w:t>
       </w:r>
     </w:p>
     <w:p>
@@ -15565,7 +14891,7 @@
           <w:sz w:val="20"/>
           <w:szCs w:val="20"/>
         </w:rPr>
-        <w:t xml:space="preserve">    ORDER_DATE          DATE,</w:t>
+        <w:t xml:space="preserve">    CATEGORY            VARCHAR(50),</w:t>
       </w:r>
     </w:p>
     <w:p>
@@ -15582,7 +14908,7 @@
           <w:sz w:val="20"/>
           <w:szCs w:val="20"/>
         </w:rPr>
-        <w:t xml:space="preserve">    ORDER_TIMESTAMP     TIMESTAMP_NTZ,</w:t>
+        <w:t xml:space="preserve">    SUB_CATEGORY        VARCHAR(50),</w:t>
       </w:r>
     </w:p>
     <w:p>
@@ -15599,25 +14925,24 @@
           <w:sz w:val="20"/>
           <w:szCs w:val="20"/>
         </w:rPr>
-        <w:t xml:space="preserve">    PRODUCT_ID          </w:t>
-      </w:r>
-      <w:proofErr w:type="gramStart"/>
-      <w:r>
+        <w:t xml:space="preserve">    QUANTITY            INTEGER,</w:t>
+      </w:r>
+    </w:p>
+    <w:p>
+      <w:pPr>
         <w:rPr>
           <w:rFonts w:ascii="Times New Roman" w:hAnsi="Times New Roman" w:cs="Times New Roman"/>
           <w:sz w:val="20"/>
           <w:szCs w:val="20"/>
         </w:rPr>
-        <w:t>VARCHAR(</w:t>
-      </w:r>
-      <w:proofErr w:type="gramEnd"/>
+      </w:pPr>
       <w:r>
         <w:rPr>
           <w:rFonts w:ascii="Times New Roman" w:hAnsi="Times New Roman" w:cs="Times New Roman"/>
           <w:sz w:val="20"/>
           <w:szCs w:val="20"/>
         </w:rPr>
-        <w:t>20),</w:t>
+        <w:t xml:space="preserve">    UNIT_PRICE          FLOAT,</w:t>
       </w:r>
     </w:p>
     <w:p>
@@ -15634,25 +14959,24 @@
           <w:sz w:val="20"/>
           <w:szCs w:val="20"/>
         </w:rPr>
-        <w:t xml:space="preserve">    PRODUCT_NAME        </w:t>
-      </w:r>
-      <w:proofErr w:type="gramStart"/>
-      <w:r>
+        <w:t xml:space="preserve">    DISCOUNT_PCT        INTEGER,</w:t>
+      </w:r>
+    </w:p>
+    <w:p>
+      <w:pPr>
         <w:rPr>
           <w:rFonts w:ascii="Times New Roman" w:hAnsi="Times New Roman" w:cs="Times New Roman"/>
           <w:sz w:val="20"/>
           <w:szCs w:val="20"/>
         </w:rPr>
-        <w:t>VARCHAR(</w:t>
-      </w:r>
-      <w:proofErr w:type="gramEnd"/>
+      </w:pPr>
       <w:r>
         <w:rPr>
           <w:rFonts w:ascii="Times New Roman" w:hAnsi="Times New Roman" w:cs="Times New Roman"/>
           <w:sz w:val="20"/>
           <w:szCs w:val="20"/>
         </w:rPr>
-        <w:t>200),</w:t>
+        <w:t xml:space="preserve">    GROSS_AMOUNT        FLOAT,</w:t>
       </w:r>
     </w:p>
     <w:p>
@@ -15669,25 +14993,24 @@
           <w:sz w:val="20"/>
           <w:szCs w:val="20"/>
         </w:rPr>
-        <w:t xml:space="preserve">    CATEGORY            </w:t>
-      </w:r>
-      <w:proofErr w:type="gramStart"/>
-      <w:r>
+        <w:t xml:space="preserve">    DISCOUNT_AMOUNT     FLOAT,</w:t>
+      </w:r>
+    </w:p>
+    <w:p>
+      <w:pPr>
         <w:rPr>
           <w:rFonts w:ascii="Times New Roman" w:hAnsi="Times New Roman" w:cs="Times New Roman"/>
           <w:sz w:val="20"/>
           <w:szCs w:val="20"/>
         </w:rPr>
-        <w:t>VARCHAR(</w:t>
-      </w:r>
-      <w:proofErr w:type="gramEnd"/>
+      </w:pPr>
       <w:r>
         <w:rPr>
           <w:rFonts w:ascii="Times New Roman" w:hAnsi="Times New Roman" w:cs="Times New Roman"/>
           <w:sz w:val="20"/>
           <w:szCs w:val="20"/>
         </w:rPr>
-        <w:t>50),</w:t>
+        <w:t xml:space="preserve">    TAX_RATE            INTEGER,</w:t>
       </w:r>
     </w:p>
     <w:p>
@@ -15704,25 +15027,24 @@
           <w:sz w:val="20"/>
           <w:szCs w:val="20"/>
         </w:rPr>
-        <w:t xml:space="preserve">    SUB_CATEGORY        </w:t>
-      </w:r>
-      <w:proofErr w:type="gramStart"/>
-      <w:r>
+        <w:t xml:space="preserve">    TAX_AMOUNT          FLOAT,</w:t>
+      </w:r>
+    </w:p>
+    <w:p>
+      <w:pPr>
         <w:rPr>
           <w:rFonts w:ascii="Times New Roman" w:hAnsi="Times New Roman" w:cs="Times New Roman"/>
           <w:sz w:val="20"/>
           <w:szCs w:val="20"/>
         </w:rPr>
-        <w:t>VARCHAR(</w:t>
-      </w:r>
-      <w:proofErr w:type="gramEnd"/>
+      </w:pPr>
       <w:r>
         <w:rPr>
           <w:rFonts w:ascii="Times New Roman" w:hAnsi="Times New Roman" w:cs="Times New Roman"/>
           <w:sz w:val="20"/>
           <w:szCs w:val="20"/>
         </w:rPr>
-        <w:t>50),</w:t>
+        <w:t xml:space="preserve">    NET_AMOUNT          FLOAT,</w:t>
       </w:r>
     </w:p>
     <w:p>
@@ -15739,7 +15061,7 @@
           <w:sz w:val="20"/>
           <w:szCs w:val="20"/>
         </w:rPr>
-        <w:t xml:space="preserve">    QUANTITY            INTEGER,</w:t>
+        <w:t xml:space="preserve">    SHIPPING_COST       FLOAT,</w:t>
       </w:r>
     </w:p>
     <w:p>
@@ -15756,7 +15078,7 @@
           <w:sz w:val="20"/>
           <w:szCs w:val="20"/>
         </w:rPr>
-        <w:t xml:space="preserve">    UNIT_PRICE          FLOAT,</w:t>
+        <w:t xml:space="preserve">    PAYMENT_METHOD      VARCHAR(30),</w:t>
       </w:r>
     </w:p>
     <w:p>
@@ -15773,7 +15095,7 @@
           <w:sz w:val="20"/>
           <w:szCs w:val="20"/>
         </w:rPr>
-        <w:t xml:space="preserve">    DISCOUNT_PCT        INTEGER,</w:t>
+        <w:t xml:space="preserve">    ORDER_STATUS        VARCHAR(20),</w:t>
       </w:r>
     </w:p>
     <w:p>
@@ -15790,7 +15112,7 @@
           <w:sz w:val="20"/>
           <w:szCs w:val="20"/>
         </w:rPr>
-        <w:t xml:space="preserve">    GROSS_AMOUNT        FLOAT,</w:t>
+        <w:t xml:space="preserve">    SALES_CHANNEL       VARCHAR(30),</w:t>
       </w:r>
     </w:p>
     <w:p>
@@ -15807,7 +15129,7 @@
           <w:sz w:val="20"/>
           <w:szCs w:val="20"/>
         </w:rPr>
-        <w:t xml:space="preserve">    DISCOUNT_AMOUNT     FLOAT,</w:t>
+        <w:t xml:space="preserve">    REGION              VARCHAR(20),</w:t>
       </w:r>
     </w:p>
     <w:p>
@@ -15824,7 +15146,7 @@
           <w:sz w:val="20"/>
           <w:szCs w:val="20"/>
         </w:rPr>
-        <w:t xml:space="preserve">    TAX_RATE            INTEGER,</w:t>
+        <w:t xml:space="preserve">    COUNTRY             VARCHAR(30),</w:t>
       </w:r>
     </w:p>
     <w:p>
@@ -15841,7 +15163,7 @@
           <w:sz w:val="20"/>
           <w:szCs w:val="20"/>
         </w:rPr>
-        <w:t xml:space="preserve">    TAX_AMOUNT          FLOAT,</w:t>
+        <w:t xml:space="preserve">    WAREHOUSE_CODE      VARCHAR(20),</w:t>
       </w:r>
     </w:p>
     <w:p>
@@ -15858,7 +15180,7 @@
           <w:sz w:val="20"/>
           <w:szCs w:val="20"/>
         </w:rPr>
-        <w:t xml:space="preserve">    NET_AMOUNT          FLOAT,</w:t>
+        <w:t xml:space="preserve">    CUSTOMER_TIER       VARCHAR(20),</w:t>
       </w:r>
     </w:p>
     <w:p>
@@ -15875,7 +15197,7 @@
           <w:sz w:val="20"/>
           <w:szCs w:val="20"/>
         </w:rPr>
-        <w:t xml:space="preserve">    SHIPPING_COST       FLOAT,</w:t>
+        <w:t xml:space="preserve">    IS_PRIME_MEMBER     VARCHAR(5),</w:t>
       </w:r>
     </w:p>
     <w:p>
@@ -15892,25 +15214,24 @@
           <w:sz w:val="20"/>
           <w:szCs w:val="20"/>
         </w:rPr>
-        <w:t xml:space="preserve">    PAYMENT_METHOD      </w:t>
-      </w:r>
-      <w:proofErr w:type="gramStart"/>
-      <w:r>
+        <w:t xml:space="preserve">    DELIVERY_DATE       DATE,</w:t>
+      </w:r>
+    </w:p>
+    <w:p>
+      <w:pPr>
         <w:rPr>
           <w:rFonts w:ascii="Times New Roman" w:hAnsi="Times New Roman" w:cs="Times New Roman"/>
           <w:sz w:val="20"/>
           <w:szCs w:val="20"/>
         </w:rPr>
-        <w:t>VARCHAR(</w:t>
-      </w:r>
-      <w:proofErr w:type="gramEnd"/>
+      </w:pPr>
       <w:r>
         <w:rPr>
           <w:rFonts w:ascii="Times New Roman" w:hAnsi="Times New Roman" w:cs="Times New Roman"/>
           <w:sz w:val="20"/>
           <w:szCs w:val="20"/>
         </w:rPr>
-        <w:t>30),</w:t>
+        <w:t xml:space="preserve">    -- Metadata columns</w:t>
       </w:r>
     </w:p>
     <w:p>
@@ -15927,339 +15248,24 @@
           <w:sz w:val="20"/>
           <w:szCs w:val="20"/>
         </w:rPr>
-        <w:t xml:space="preserve">    ORDER_STATUS        </w:t>
-      </w:r>
-      <w:proofErr w:type="gramStart"/>
-      <w:r>
+        <w:t xml:space="preserve">    LOAD_TIMESTAMP      TIMESTAMP_NTZ DEFAULT CURRENT_TIMESTAMP(),</w:t>
+      </w:r>
+    </w:p>
+    <w:p>
+      <w:pPr>
         <w:rPr>
           <w:rFonts w:ascii="Times New Roman" w:hAnsi="Times New Roman" w:cs="Times New Roman"/>
           <w:sz w:val="20"/>
           <w:szCs w:val="20"/>
         </w:rPr>
-        <w:t>VARCHAR(</w:t>
-      </w:r>
-      <w:proofErr w:type="gramEnd"/>
+      </w:pPr>
       <w:r>
         <w:rPr>
           <w:rFonts w:ascii="Times New Roman" w:hAnsi="Times New Roman" w:cs="Times New Roman"/>
           <w:sz w:val="20"/>
           <w:szCs w:val="20"/>
         </w:rPr>
-        <w:t>20),</w:t>
-      </w:r>
-    </w:p>
-    <w:p>
-      <w:pPr>
-        <w:rPr>
-          <w:rFonts w:ascii="Times New Roman" w:hAnsi="Times New Roman" w:cs="Times New Roman"/>
-          <w:sz w:val="20"/>
-          <w:szCs w:val="20"/>
-        </w:rPr>
-      </w:pPr>
-      <w:r>
-        <w:rPr>
-          <w:rFonts w:ascii="Times New Roman" w:hAnsi="Times New Roman" w:cs="Times New Roman"/>
-          <w:sz w:val="20"/>
-          <w:szCs w:val="20"/>
-        </w:rPr>
-        <w:t xml:space="preserve">    SALES_CHANNEL       </w:t>
-      </w:r>
-      <w:proofErr w:type="gramStart"/>
-      <w:r>
-        <w:rPr>
-          <w:rFonts w:ascii="Times New Roman" w:hAnsi="Times New Roman" w:cs="Times New Roman"/>
-          <w:sz w:val="20"/>
-          <w:szCs w:val="20"/>
-        </w:rPr>
-        <w:t>VARCHAR(</w:t>
-      </w:r>
-      <w:proofErr w:type="gramEnd"/>
-      <w:r>
-        <w:rPr>
-          <w:rFonts w:ascii="Times New Roman" w:hAnsi="Times New Roman" w:cs="Times New Roman"/>
-          <w:sz w:val="20"/>
-          <w:szCs w:val="20"/>
-        </w:rPr>
-        <w:t>30),</w:t>
-      </w:r>
-    </w:p>
-    <w:p>
-      <w:pPr>
-        <w:rPr>
-          <w:rFonts w:ascii="Times New Roman" w:hAnsi="Times New Roman" w:cs="Times New Roman"/>
-          <w:sz w:val="20"/>
-          <w:szCs w:val="20"/>
-        </w:rPr>
-      </w:pPr>
-      <w:r>
-        <w:rPr>
-          <w:rFonts w:ascii="Times New Roman" w:hAnsi="Times New Roman" w:cs="Times New Roman"/>
-          <w:sz w:val="20"/>
-          <w:szCs w:val="20"/>
-        </w:rPr>
-        <w:t xml:space="preserve">    REGION              </w:t>
-      </w:r>
-      <w:proofErr w:type="gramStart"/>
-      <w:r>
-        <w:rPr>
-          <w:rFonts w:ascii="Times New Roman" w:hAnsi="Times New Roman" w:cs="Times New Roman"/>
-          <w:sz w:val="20"/>
-          <w:szCs w:val="20"/>
-        </w:rPr>
-        <w:t>VARCHAR(</w:t>
-      </w:r>
-      <w:proofErr w:type="gramEnd"/>
-      <w:r>
-        <w:rPr>
-          <w:rFonts w:ascii="Times New Roman" w:hAnsi="Times New Roman" w:cs="Times New Roman"/>
-          <w:sz w:val="20"/>
-          <w:szCs w:val="20"/>
-        </w:rPr>
-        <w:t>20),</w:t>
-      </w:r>
-    </w:p>
-    <w:p>
-      <w:pPr>
-        <w:rPr>
-          <w:rFonts w:ascii="Times New Roman" w:hAnsi="Times New Roman" w:cs="Times New Roman"/>
-          <w:sz w:val="20"/>
-          <w:szCs w:val="20"/>
-        </w:rPr>
-      </w:pPr>
-      <w:r>
-        <w:rPr>
-          <w:rFonts w:ascii="Times New Roman" w:hAnsi="Times New Roman" w:cs="Times New Roman"/>
-          <w:sz w:val="20"/>
-          <w:szCs w:val="20"/>
-        </w:rPr>
-        <w:t xml:space="preserve">    COUNTRY             </w:t>
-      </w:r>
-      <w:proofErr w:type="gramStart"/>
-      <w:r>
-        <w:rPr>
-          <w:rFonts w:ascii="Times New Roman" w:hAnsi="Times New Roman" w:cs="Times New Roman"/>
-          <w:sz w:val="20"/>
-          <w:szCs w:val="20"/>
-        </w:rPr>
-        <w:t>VARCHAR(</w:t>
-      </w:r>
-      <w:proofErr w:type="gramEnd"/>
-      <w:r>
-        <w:rPr>
-          <w:rFonts w:ascii="Times New Roman" w:hAnsi="Times New Roman" w:cs="Times New Roman"/>
-          <w:sz w:val="20"/>
-          <w:szCs w:val="20"/>
-        </w:rPr>
-        <w:t>30),</w:t>
-      </w:r>
-    </w:p>
-    <w:p>
-      <w:pPr>
-        <w:rPr>
-          <w:rFonts w:ascii="Times New Roman" w:hAnsi="Times New Roman" w:cs="Times New Roman"/>
-          <w:sz w:val="20"/>
-          <w:szCs w:val="20"/>
-        </w:rPr>
-      </w:pPr>
-      <w:r>
-        <w:rPr>
-          <w:rFonts w:ascii="Times New Roman" w:hAnsi="Times New Roman" w:cs="Times New Roman"/>
-          <w:sz w:val="20"/>
-          <w:szCs w:val="20"/>
-        </w:rPr>
-        <w:t xml:space="preserve">    WAREHOUSE_CODE      </w:t>
-      </w:r>
-      <w:proofErr w:type="gramStart"/>
-      <w:r>
-        <w:rPr>
-          <w:rFonts w:ascii="Times New Roman" w:hAnsi="Times New Roman" w:cs="Times New Roman"/>
-          <w:sz w:val="20"/>
-          <w:szCs w:val="20"/>
-        </w:rPr>
-        <w:t>VARCHAR(</w:t>
-      </w:r>
-      <w:proofErr w:type="gramEnd"/>
-      <w:r>
-        <w:rPr>
-          <w:rFonts w:ascii="Times New Roman" w:hAnsi="Times New Roman" w:cs="Times New Roman"/>
-          <w:sz w:val="20"/>
-          <w:szCs w:val="20"/>
-        </w:rPr>
-        <w:t>20),</w:t>
-      </w:r>
-    </w:p>
-    <w:p>
-      <w:pPr>
-        <w:rPr>
-          <w:rFonts w:ascii="Times New Roman" w:hAnsi="Times New Roman" w:cs="Times New Roman"/>
-          <w:sz w:val="20"/>
-          <w:szCs w:val="20"/>
-        </w:rPr>
-      </w:pPr>
-      <w:r>
-        <w:rPr>
-          <w:rFonts w:ascii="Times New Roman" w:hAnsi="Times New Roman" w:cs="Times New Roman"/>
-          <w:sz w:val="20"/>
-          <w:szCs w:val="20"/>
-        </w:rPr>
-        <w:t xml:space="preserve">    CUSTOMER_TIER       </w:t>
-      </w:r>
-      <w:proofErr w:type="gramStart"/>
-      <w:r>
-        <w:rPr>
-          <w:rFonts w:ascii="Times New Roman" w:hAnsi="Times New Roman" w:cs="Times New Roman"/>
-          <w:sz w:val="20"/>
-          <w:szCs w:val="20"/>
-        </w:rPr>
-        <w:t>VARCHAR(</w:t>
-      </w:r>
-      <w:proofErr w:type="gramEnd"/>
-      <w:r>
-        <w:rPr>
-          <w:rFonts w:ascii="Times New Roman" w:hAnsi="Times New Roman" w:cs="Times New Roman"/>
-          <w:sz w:val="20"/>
-          <w:szCs w:val="20"/>
-        </w:rPr>
-        <w:t>20),</w:t>
-      </w:r>
-    </w:p>
-    <w:p>
-      <w:pPr>
-        <w:rPr>
-          <w:rFonts w:ascii="Times New Roman" w:hAnsi="Times New Roman" w:cs="Times New Roman"/>
-          <w:sz w:val="20"/>
-          <w:szCs w:val="20"/>
-        </w:rPr>
-      </w:pPr>
-      <w:r>
-        <w:rPr>
-          <w:rFonts w:ascii="Times New Roman" w:hAnsi="Times New Roman" w:cs="Times New Roman"/>
-          <w:sz w:val="20"/>
-          <w:szCs w:val="20"/>
-        </w:rPr>
-        <w:t xml:space="preserve">    IS_PRIME_MEMBER     </w:t>
-      </w:r>
-      <w:proofErr w:type="gramStart"/>
-      <w:r>
-        <w:rPr>
-          <w:rFonts w:ascii="Times New Roman" w:hAnsi="Times New Roman" w:cs="Times New Roman"/>
-          <w:sz w:val="20"/>
-          <w:szCs w:val="20"/>
-        </w:rPr>
-        <w:t>VARCHAR(</w:t>
-      </w:r>
-      <w:proofErr w:type="gramEnd"/>
-      <w:r>
-        <w:rPr>
-          <w:rFonts w:ascii="Times New Roman" w:hAnsi="Times New Roman" w:cs="Times New Roman"/>
-          <w:sz w:val="20"/>
-          <w:szCs w:val="20"/>
-        </w:rPr>
-        <w:t>5),</w:t>
-      </w:r>
-    </w:p>
-    <w:p>
-      <w:pPr>
-        <w:rPr>
-          <w:rFonts w:ascii="Times New Roman" w:hAnsi="Times New Roman" w:cs="Times New Roman"/>
-          <w:sz w:val="20"/>
-          <w:szCs w:val="20"/>
-        </w:rPr>
-      </w:pPr>
-      <w:r>
-        <w:rPr>
-          <w:rFonts w:ascii="Times New Roman" w:hAnsi="Times New Roman" w:cs="Times New Roman"/>
-          <w:sz w:val="20"/>
-          <w:szCs w:val="20"/>
-        </w:rPr>
-        <w:t xml:space="preserve">    DELIVERY_DATE       DATE,</w:t>
-      </w:r>
-    </w:p>
-    <w:p>
-      <w:pPr>
-        <w:rPr>
-          <w:rFonts w:ascii="Times New Roman" w:hAnsi="Times New Roman" w:cs="Times New Roman"/>
-          <w:sz w:val="20"/>
-          <w:szCs w:val="20"/>
-        </w:rPr>
-      </w:pPr>
-      <w:r>
-        <w:rPr>
-          <w:rFonts w:ascii="Times New Roman" w:hAnsi="Times New Roman" w:cs="Times New Roman"/>
-          <w:sz w:val="20"/>
-          <w:szCs w:val="20"/>
-        </w:rPr>
-        <w:t xml:space="preserve">    -- Metadata columns</w:t>
-      </w:r>
-    </w:p>
-    <w:p>
-      <w:pPr>
-        <w:rPr>
-          <w:rFonts w:ascii="Times New Roman" w:hAnsi="Times New Roman" w:cs="Times New Roman"/>
-          <w:sz w:val="20"/>
-          <w:szCs w:val="20"/>
-        </w:rPr>
-      </w:pPr>
-      <w:r>
-        <w:rPr>
-          <w:rFonts w:ascii="Times New Roman" w:hAnsi="Times New Roman" w:cs="Times New Roman"/>
-          <w:sz w:val="20"/>
-          <w:szCs w:val="20"/>
-        </w:rPr>
-        <w:t xml:space="preserve">    LOAD_TIMESTAMP      TIMESTAMP_NTZ DEFAULT CURRENT_</w:t>
-      </w:r>
-      <w:proofErr w:type="gramStart"/>
-      <w:r>
-        <w:rPr>
-          <w:rFonts w:ascii="Times New Roman" w:hAnsi="Times New Roman" w:cs="Times New Roman"/>
-          <w:sz w:val="20"/>
-          <w:szCs w:val="20"/>
-        </w:rPr>
-        <w:t>TIMESTAMP(</w:t>
-      </w:r>
-      <w:proofErr w:type="gramEnd"/>
-      <w:r>
-        <w:rPr>
-          <w:rFonts w:ascii="Times New Roman" w:hAnsi="Times New Roman" w:cs="Times New Roman"/>
-          <w:sz w:val="20"/>
-          <w:szCs w:val="20"/>
-        </w:rPr>
-        <w:t>),</w:t>
-      </w:r>
-    </w:p>
-    <w:p>
-      <w:pPr>
-        <w:rPr>
-          <w:rFonts w:ascii="Times New Roman" w:hAnsi="Times New Roman" w:cs="Times New Roman"/>
-          <w:sz w:val="20"/>
-          <w:szCs w:val="20"/>
-        </w:rPr>
-      </w:pPr>
-      <w:r>
-        <w:rPr>
-          <w:rFonts w:ascii="Times New Roman" w:hAnsi="Times New Roman" w:cs="Times New Roman"/>
-          <w:sz w:val="20"/>
-          <w:szCs w:val="20"/>
-        </w:rPr>
-        <w:t xml:space="preserve">    SOURCE_FILE         </w:t>
-      </w:r>
-      <w:proofErr w:type="gramStart"/>
-      <w:r>
-        <w:rPr>
-          <w:rFonts w:ascii="Times New Roman" w:hAnsi="Times New Roman" w:cs="Times New Roman"/>
-          <w:sz w:val="20"/>
-          <w:szCs w:val="20"/>
-        </w:rPr>
-        <w:t>VARCHAR(</w:t>
-      </w:r>
-      <w:proofErr w:type="gramEnd"/>
-      <w:r>
-        <w:rPr>
-          <w:rFonts w:ascii="Times New Roman" w:hAnsi="Times New Roman" w:cs="Times New Roman"/>
-          <w:sz w:val="20"/>
-          <w:szCs w:val="20"/>
-        </w:rPr>
-        <w:t>200) DEFAULT 'ecommerce_orders.csv'</w:t>
+        <w:t xml:space="preserve">    SOURCE_FILE         VARCHAR(200) DEFAULT 'ecommerce_orders.csv'</w:t>
       </w:r>
     </w:p>
     <w:p>
@@ -16875,25 +15881,24 @@
           <w:sz w:val="20"/>
           <w:szCs w:val="20"/>
         </w:rPr>
-        <w:t xml:space="preserve">SELECT </w:t>
-      </w:r>
-      <w:proofErr w:type="gramStart"/>
-      <w:r>
+        <w:t>SELECT COUNT(*) AS TOTAL_RECORDS FROM RAW_ZONE.ECOMMERCE_ORDERS;</w:t>
+      </w:r>
+    </w:p>
+    <w:p>
+      <w:pPr>
         <w:rPr>
           <w:rFonts w:ascii="Times New Roman" w:hAnsi="Times New Roman" w:cs="Times New Roman"/>
           <w:sz w:val="20"/>
           <w:szCs w:val="20"/>
         </w:rPr>
-        <w:t>COUNT(</w:t>
-      </w:r>
-      <w:proofErr w:type="gramEnd"/>
+      </w:pPr>
       <w:r>
         <w:rPr>
           <w:rFonts w:ascii="Times New Roman" w:hAnsi="Times New Roman" w:cs="Times New Roman"/>
           <w:sz w:val="20"/>
           <w:szCs w:val="20"/>
         </w:rPr>
-        <w:t>*) AS TOTAL_RECORDS FROM RAW_ZONE.ECOMMERCE_ORDERS;</w:t>
+        <w:t>-- Expected: ~20,500 rows</w:t>
       </w:r>
     </w:p>
     <w:p>
@@ -16904,23 +15909,23 @@
           <w:szCs w:val="20"/>
         </w:rPr>
       </w:pPr>
-      <w:r>
+    </w:p>
+    <w:p>
+      <w:pPr>
         <w:rPr>
           <w:rFonts w:ascii="Times New Roman" w:hAnsi="Times New Roman" w:cs="Times New Roman"/>
           <w:sz w:val="20"/>
           <w:szCs w:val="20"/>
         </w:rPr>
-        <w:t>-- Expected: ~20,500 rows</w:t>
-      </w:r>
-    </w:p>
-    <w:p>
-      <w:pPr>
+      </w:pPr>
+      <w:r>
         <w:rPr>
           <w:rFonts w:ascii="Times New Roman" w:hAnsi="Times New Roman" w:cs="Times New Roman"/>
           <w:sz w:val="20"/>
           <w:szCs w:val="20"/>
         </w:rPr>
-      </w:pPr>
+        <w:t>-- Sample records</w:t>
+      </w:r>
     </w:p>
     <w:p>
       <w:pPr>
@@ -16936,7 +15941,7 @@
           <w:sz w:val="20"/>
           <w:szCs w:val="20"/>
         </w:rPr>
-        <w:t>-- Sample records</w:t>
+        <w:t>SELECT * FROM RAW_ZONE.ECOMMERCE_ORDERS LIMIT 10;</w:t>
       </w:r>
     </w:p>
     <w:p>
@@ -16947,23 +15952,23 @@
           <w:szCs w:val="20"/>
         </w:rPr>
       </w:pPr>
-      <w:r>
+    </w:p>
+    <w:p>
+      <w:pPr>
         <w:rPr>
           <w:rFonts w:ascii="Times New Roman" w:hAnsi="Times New Roman" w:cs="Times New Roman"/>
           <w:sz w:val="20"/>
           <w:szCs w:val="20"/>
         </w:rPr>
-        <w:t>SELECT * FROM RAW_ZONE.ECOMMERCE_ORDERS LIMIT 10;</w:t>
-      </w:r>
-    </w:p>
-    <w:p>
-      <w:pPr>
+      </w:pPr>
+      <w:r>
         <w:rPr>
           <w:rFonts w:ascii="Times New Roman" w:hAnsi="Times New Roman" w:cs="Times New Roman"/>
           <w:sz w:val="20"/>
           <w:szCs w:val="20"/>
         </w:rPr>
-      </w:pPr>
+        <w:t>-- Data quality checks</w:t>
+      </w:r>
     </w:p>
     <w:p>
       <w:pPr>
@@ -16979,7 +15984,7 @@
           <w:sz w:val="20"/>
           <w:szCs w:val="20"/>
         </w:rPr>
-        <w:t>-- Data quality checks</w:t>
+        <w:t>SELECT</w:t>
       </w:r>
     </w:p>
     <w:p>
@@ -16996,7 +16001,7 @@
           <w:sz w:val="20"/>
           <w:szCs w:val="20"/>
         </w:rPr>
-        <w:t>SELECT</w:t>
+        <w:t xml:space="preserve">    COUNT(*) AS TOTAL_ROWS,</w:t>
       </w:r>
     </w:p>
     <w:p>
@@ -17013,25 +16018,24 @@
           <w:sz w:val="20"/>
           <w:szCs w:val="20"/>
         </w:rPr>
-        <w:t xml:space="preserve">    </w:t>
-      </w:r>
-      <w:proofErr w:type="gramStart"/>
-      <w:r>
+        <w:t xml:space="preserve">    COUNT(DISTINCT ORDER_ID) AS UNIQUE_ORDERS,</w:t>
+      </w:r>
+    </w:p>
+    <w:p>
+      <w:pPr>
         <w:rPr>
           <w:rFonts w:ascii="Times New Roman" w:hAnsi="Times New Roman" w:cs="Times New Roman"/>
           <w:sz w:val="20"/>
           <w:szCs w:val="20"/>
         </w:rPr>
-        <w:t>COUNT(</w:t>
-      </w:r>
-      <w:proofErr w:type="gramEnd"/>
+      </w:pPr>
       <w:r>
         <w:rPr>
           <w:rFonts w:ascii="Times New Roman" w:hAnsi="Times New Roman" w:cs="Times New Roman"/>
           <w:sz w:val="20"/>
           <w:szCs w:val="20"/>
         </w:rPr>
-        <w:t>*) AS TOTAL_ROWS,</w:t>
+        <w:t xml:space="preserve">    COUNT(*) - COUNT(DISTINCT ORDER_ID) AS DUPLICATE_ORDER_IDS,</w:t>
       </w:r>
     </w:p>
     <w:p>
@@ -17048,25 +16052,24 @@
           <w:sz w:val="20"/>
           <w:szCs w:val="20"/>
         </w:rPr>
-        <w:t xml:space="preserve">    </w:t>
-      </w:r>
-      <w:proofErr w:type="gramStart"/>
-      <w:r>
+        <w:t xml:space="preserve">    COUNT(*) - COUNT(CUSTOMER_EMAIL) AS NULL_EMAILS,</w:t>
+      </w:r>
+    </w:p>
+    <w:p>
+      <w:pPr>
         <w:rPr>
           <w:rFonts w:ascii="Times New Roman" w:hAnsi="Times New Roman" w:cs="Times New Roman"/>
           <w:sz w:val="20"/>
           <w:szCs w:val="20"/>
         </w:rPr>
-        <w:t>COUNT(</w:t>
-      </w:r>
-      <w:proofErr w:type="gramEnd"/>
+      </w:pPr>
       <w:r>
         <w:rPr>
           <w:rFonts w:ascii="Times New Roman" w:hAnsi="Times New Roman" w:cs="Times New Roman"/>
           <w:sz w:val="20"/>
           <w:szCs w:val="20"/>
         </w:rPr>
-        <w:t>DISTINCT ORDER_ID) AS UNIQUE_ORDERS,</w:t>
+        <w:t xml:space="preserve">    COUNT(*) - COUNT(NET_AMOUNT) AS NULL_NET_AMOUNTS,</w:t>
       </w:r>
     </w:p>
     <w:p>
@@ -17083,43 +16086,41 @@
           <w:sz w:val="20"/>
           <w:szCs w:val="20"/>
         </w:rPr>
-        <w:t xml:space="preserve">    </w:t>
-      </w:r>
-      <w:proofErr w:type="gramStart"/>
-      <w:r>
+        <w:t xml:space="preserve">    SUM(CASE WHEN UNIT_PRICE &lt; 0 THEN 1 ELSE 0 END) AS NEGATIVE_PRICES,</w:t>
+      </w:r>
+    </w:p>
+    <w:p>
+      <w:pPr>
         <w:rPr>
           <w:rFonts w:ascii="Times New Roman" w:hAnsi="Times New Roman" w:cs="Times New Roman"/>
           <w:sz w:val="20"/>
           <w:szCs w:val="20"/>
         </w:rPr>
-        <w:t>COUNT(</w:t>
-      </w:r>
-      <w:proofErr w:type="gramEnd"/>
+      </w:pPr>
       <w:r>
         <w:rPr>
           <w:rFonts w:ascii="Times New Roman" w:hAnsi="Times New Roman" w:cs="Times New Roman"/>
           <w:sz w:val="20"/>
           <w:szCs w:val="20"/>
         </w:rPr>
-        <w:t xml:space="preserve">*) - </w:t>
-      </w:r>
-      <w:proofErr w:type="gramStart"/>
-      <w:r>
+        <w:t xml:space="preserve">    MIN(ORDER_DATE) AS EARLIEST_ORDER,</w:t>
+      </w:r>
+    </w:p>
+    <w:p>
+      <w:pPr>
         <w:rPr>
           <w:rFonts w:ascii="Times New Roman" w:hAnsi="Times New Roman" w:cs="Times New Roman"/>
           <w:sz w:val="20"/>
           <w:szCs w:val="20"/>
         </w:rPr>
-        <w:t>COUNT(</w:t>
-      </w:r>
-      <w:proofErr w:type="gramEnd"/>
+      </w:pPr>
       <w:r>
         <w:rPr>
           <w:rFonts w:ascii="Times New Roman" w:hAnsi="Times New Roman" w:cs="Times New Roman"/>
           <w:sz w:val="20"/>
           <w:szCs w:val="20"/>
         </w:rPr>
-        <w:t>DISTINCT ORDER_ID) AS DUPLICATE_ORDER_IDS,</w:t>
+        <w:t xml:space="preserve">    MAX(ORDER_DATE) AS LATEST_ORDER</w:t>
       </w:r>
     </w:p>
     <w:p>
@@ -17136,304 +16137,101 @@
           <w:sz w:val="20"/>
           <w:szCs w:val="20"/>
         </w:rPr>
-        <w:t xml:space="preserve">    </w:t>
-      </w:r>
-      <w:proofErr w:type="gramStart"/>
-      <w:r>
+        <w:t>FROM RAW_ZONE.ECOMMERCE_ORDERS;</w:t>
+      </w:r>
+    </w:p>
+    <w:p>
+      <w:pPr>
         <w:rPr>
           <w:rFonts w:ascii="Times New Roman" w:hAnsi="Times New Roman" w:cs="Times New Roman"/>
           <w:sz w:val="20"/>
           <w:szCs w:val="20"/>
         </w:rPr>
-        <w:t>COUNT(</w:t>
-      </w:r>
-      <w:proofErr w:type="gramEnd"/>
-      <w:r>
+      </w:pPr>
+    </w:p>
+    <w:p>
+      <w:pPr>
         <w:rPr>
           <w:rFonts w:ascii="Times New Roman" w:hAnsi="Times New Roman" w:cs="Times New Roman"/>
           <w:sz w:val="20"/>
           <w:szCs w:val="20"/>
         </w:rPr>
-        <w:t>*) - COUNT(CUSTOMER_EMAIL) AS NULL_EMAILS,</w:t>
-      </w:r>
-    </w:p>
-    <w:p>
-      <w:pPr>
+      </w:pPr>
+      <w:r>
         <w:rPr>
           <w:rFonts w:ascii="Times New Roman" w:hAnsi="Times New Roman" w:cs="Times New Roman"/>
           <w:sz w:val="20"/>
           <w:szCs w:val="20"/>
         </w:rPr>
-      </w:pPr>
-      <w:r>
+        <w:t>-- COPY history audit</w:t>
+      </w:r>
+    </w:p>
+    <w:p>
+      <w:pPr>
         <w:rPr>
           <w:rFonts w:ascii="Times New Roman" w:hAnsi="Times New Roman" w:cs="Times New Roman"/>
           <w:sz w:val="20"/>
           <w:szCs w:val="20"/>
         </w:rPr>
-        <w:t xml:space="preserve">    </w:t>
-      </w:r>
-      <w:proofErr w:type="gramStart"/>
+      </w:pPr>
       <w:r>
         <w:rPr>
           <w:rFonts w:ascii="Times New Roman" w:hAnsi="Times New Roman" w:cs="Times New Roman"/>
           <w:sz w:val="20"/>
           <w:szCs w:val="20"/>
         </w:rPr>
-        <w:t>COUNT(</w:t>
-      </w:r>
-      <w:proofErr w:type="gramEnd"/>
-      <w:r>
+        <w:t>SELECT *</w:t>
+      </w:r>
+    </w:p>
+    <w:p>
+      <w:pPr>
         <w:rPr>
           <w:rFonts w:ascii="Times New Roman" w:hAnsi="Times New Roman" w:cs="Times New Roman"/>
           <w:sz w:val="20"/>
           <w:szCs w:val="20"/>
         </w:rPr>
-        <w:t>*) - COUNT(NET_AMOUNT) AS NULL_NET_AMOUNTS,</w:t>
-      </w:r>
-    </w:p>
-    <w:p>
-      <w:pPr>
+      </w:pPr>
+      <w:r>
         <w:rPr>
           <w:rFonts w:ascii="Times New Roman" w:hAnsi="Times New Roman" w:cs="Times New Roman"/>
           <w:sz w:val="20"/>
           <w:szCs w:val="20"/>
         </w:rPr>
-      </w:pPr>
-      <w:r>
+        <w:t>FROM TABLE(INFORMATION_SCHEMA.COPY_HISTORY(</w:t>
+      </w:r>
+    </w:p>
+    <w:p>
+      <w:pPr>
         <w:rPr>
           <w:rFonts w:ascii="Times New Roman" w:hAnsi="Times New Roman" w:cs="Times New Roman"/>
           <w:sz w:val="20"/>
           <w:szCs w:val="20"/>
         </w:rPr>
-        <w:t xml:space="preserve">    </w:t>
-      </w:r>
-      <w:proofErr w:type="gramStart"/>
+      </w:pPr>
       <w:r>
         <w:rPr>
           <w:rFonts w:ascii="Times New Roman" w:hAnsi="Times New Roman" w:cs="Times New Roman"/>
           <w:sz w:val="20"/>
           <w:szCs w:val="20"/>
         </w:rPr>
-        <w:t>SUM(</w:t>
-      </w:r>
-      <w:proofErr w:type="gramEnd"/>
-      <w:r>
+        <w:t xml:space="preserve">    TABLE_NAME =&gt; 'ECOMMERCE_ORDERS',</w:t>
+      </w:r>
+    </w:p>
+    <w:p>
+      <w:pPr>
         <w:rPr>
           <w:rFonts w:ascii="Times New Roman" w:hAnsi="Times New Roman" w:cs="Times New Roman"/>
           <w:sz w:val="20"/>
           <w:szCs w:val="20"/>
         </w:rPr>
-        <w:t>CASE WHEN UNIT_PRICE &lt; 0 THEN 1 ELSE 0 END) AS NEGATIVE_PRICES,</w:t>
-      </w:r>
-    </w:p>
-    <w:p>
-      <w:pPr>
+      </w:pPr>
+      <w:r>
         <w:rPr>
           <w:rFonts w:ascii="Times New Roman" w:hAnsi="Times New Roman" w:cs="Times New Roman"/>
           <w:sz w:val="20"/>
           <w:szCs w:val="20"/>
         </w:rPr>
-      </w:pPr>
-      <w:r>
-        <w:rPr>
-          <w:rFonts w:ascii="Times New Roman" w:hAnsi="Times New Roman" w:cs="Times New Roman"/>
-          <w:sz w:val="20"/>
-          <w:szCs w:val="20"/>
-        </w:rPr>
-        <w:t xml:space="preserve">    MIN(ORDER_DATE) AS EARLIEST_ORDER,</w:t>
-      </w:r>
-    </w:p>
-    <w:p>
-      <w:pPr>
-        <w:rPr>
-          <w:rFonts w:ascii="Times New Roman" w:hAnsi="Times New Roman" w:cs="Times New Roman"/>
-          <w:sz w:val="20"/>
-          <w:szCs w:val="20"/>
-        </w:rPr>
-      </w:pPr>
-      <w:r>
-        <w:rPr>
-          <w:rFonts w:ascii="Times New Roman" w:hAnsi="Times New Roman" w:cs="Times New Roman"/>
-          <w:sz w:val="20"/>
-          <w:szCs w:val="20"/>
-        </w:rPr>
-        <w:t xml:space="preserve">    MAX(ORDER_DATE) AS LATEST_ORDER</w:t>
-      </w:r>
-    </w:p>
-    <w:p>
-      <w:pPr>
-        <w:rPr>
-          <w:rFonts w:ascii="Times New Roman" w:hAnsi="Times New Roman" w:cs="Times New Roman"/>
-          <w:sz w:val="20"/>
-          <w:szCs w:val="20"/>
-        </w:rPr>
-      </w:pPr>
-      <w:r>
-        <w:rPr>
-          <w:rFonts w:ascii="Times New Roman" w:hAnsi="Times New Roman" w:cs="Times New Roman"/>
-          <w:sz w:val="20"/>
-          <w:szCs w:val="20"/>
-        </w:rPr>
-        <w:t>FROM RAW_ZONE.ECOMMERCE_ORDERS;</w:t>
-      </w:r>
-    </w:p>
-    <w:p>
-      <w:pPr>
-        <w:rPr>
-          <w:rFonts w:ascii="Times New Roman" w:hAnsi="Times New Roman" w:cs="Times New Roman"/>
-          <w:sz w:val="20"/>
-          <w:szCs w:val="20"/>
-        </w:rPr>
-      </w:pPr>
-    </w:p>
-    <w:p>
-      <w:pPr>
-        <w:rPr>
-          <w:rFonts w:ascii="Times New Roman" w:hAnsi="Times New Roman" w:cs="Times New Roman"/>
-          <w:sz w:val="20"/>
-          <w:szCs w:val="20"/>
-        </w:rPr>
-      </w:pPr>
-      <w:r>
-        <w:rPr>
-          <w:rFonts w:ascii="Times New Roman" w:hAnsi="Times New Roman" w:cs="Times New Roman"/>
-          <w:sz w:val="20"/>
-          <w:szCs w:val="20"/>
-        </w:rPr>
-        <w:t>-- COPY history audit</w:t>
-      </w:r>
-    </w:p>
-    <w:p>
-      <w:pPr>
-        <w:rPr>
-          <w:rFonts w:ascii="Times New Roman" w:hAnsi="Times New Roman" w:cs="Times New Roman"/>
-          <w:sz w:val="20"/>
-          <w:szCs w:val="20"/>
-        </w:rPr>
-      </w:pPr>
-      <w:r>
-        <w:rPr>
-          <w:rFonts w:ascii="Times New Roman" w:hAnsi="Times New Roman" w:cs="Times New Roman"/>
-          <w:sz w:val="20"/>
-          <w:szCs w:val="20"/>
-        </w:rPr>
-        <w:t>SELECT *</w:t>
-      </w:r>
-    </w:p>
-    <w:p>
-      <w:pPr>
-        <w:rPr>
-          <w:rFonts w:ascii="Times New Roman" w:hAnsi="Times New Roman" w:cs="Times New Roman"/>
-          <w:sz w:val="20"/>
-          <w:szCs w:val="20"/>
-        </w:rPr>
-      </w:pPr>
-      <w:r>
-        <w:rPr>
-          <w:rFonts w:ascii="Times New Roman" w:hAnsi="Times New Roman" w:cs="Times New Roman"/>
-          <w:sz w:val="20"/>
-          <w:szCs w:val="20"/>
-        </w:rPr>
-        <w:t xml:space="preserve">FROM </w:t>
-      </w:r>
-      <w:proofErr w:type="gramStart"/>
-      <w:r>
-        <w:rPr>
-          <w:rFonts w:ascii="Times New Roman" w:hAnsi="Times New Roman" w:cs="Times New Roman"/>
-          <w:sz w:val="20"/>
-          <w:szCs w:val="20"/>
-        </w:rPr>
-        <w:t>TABLE(</w:t>
-      </w:r>
-      <w:proofErr w:type="gramEnd"/>
-      <w:r>
-        <w:rPr>
-          <w:rFonts w:ascii="Times New Roman" w:hAnsi="Times New Roman" w:cs="Times New Roman"/>
-          <w:sz w:val="20"/>
-          <w:szCs w:val="20"/>
-        </w:rPr>
-        <w:t>INFORMATION_SCHEMA.COPY_</w:t>
-      </w:r>
-      <w:proofErr w:type="gramStart"/>
-      <w:r>
-        <w:rPr>
-          <w:rFonts w:ascii="Times New Roman" w:hAnsi="Times New Roman" w:cs="Times New Roman"/>
-          <w:sz w:val="20"/>
-          <w:szCs w:val="20"/>
-        </w:rPr>
-        <w:t>HISTORY(</w:t>
-      </w:r>
-      <w:proofErr w:type="gramEnd"/>
-    </w:p>
-    <w:p>
-      <w:pPr>
-        <w:rPr>
-          <w:rFonts w:ascii="Times New Roman" w:hAnsi="Times New Roman" w:cs="Times New Roman"/>
-          <w:sz w:val="20"/>
-          <w:szCs w:val="20"/>
-        </w:rPr>
-      </w:pPr>
-      <w:r>
-        <w:rPr>
-          <w:rFonts w:ascii="Times New Roman" w:hAnsi="Times New Roman" w:cs="Times New Roman"/>
-          <w:sz w:val="20"/>
-          <w:szCs w:val="20"/>
-        </w:rPr>
-        <w:t xml:space="preserve">    TABLE_NAME =&gt; 'ECOMMERCE_ORDERS',</w:t>
-      </w:r>
-    </w:p>
-    <w:p>
-      <w:pPr>
-        <w:rPr>
-          <w:rFonts w:ascii="Times New Roman" w:hAnsi="Times New Roman" w:cs="Times New Roman"/>
-          <w:sz w:val="20"/>
-          <w:szCs w:val="20"/>
-        </w:rPr>
-      </w:pPr>
-      <w:r>
-        <w:rPr>
-          <w:rFonts w:ascii="Times New Roman" w:hAnsi="Times New Roman" w:cs="Times New Roman"/>
-          <w:sz w:val="20"/>
-          <w:szCs w:val="20"/>
-        </w:rPr>
-        <w:t xml:space="preserve">    START_TIME =&gt; </w:t>
-      </w:r>
-      <w:proofErr w:type="gramStart"/>
-      <w:r>
-        <w:rPr>
-          <w:rFonts w:ascii="Times New Roman" w:hAnsi="Times New Roman" w:cs="Times New Roman"/>
-          <w:sz w:val="20"/>
-          <w:szCs w:val="20"/>
-        </w:rPr>
-        <w:t>DATEADD(</w:t>
-      </w:r>
-      <w:proofErr w:type="gramEnd"/>
-      <w:r>
-        <w:rPr>
-          <w:rFonts w:ascii="Times New Roman" w:hAnsi="Times New Roman" w:cs="Times New Roman"/>
-          <w:sz w:val="20"/>
-          <w:szCs w:val="20"/>
-        </w:rPr>
-        <w:t>HOURS, -1, CURRENT_</w:t>
-      </w:r>
-      <w:proofErr w:type="gramStart"/>
-      <w:r>
-        <w:rPr>
-          <w:rFonts w:ascii="Times New Roman" w:hAnsi="Times New Roman" w:cs="Times New Roman"/>
-          <w:sz w:val="20"/>
-          <w:szCs w:val="20"/>
-        </w:rPr>
-        <w:t>TIMESTAMP(</w:t>
-      </w:r>
-      <w:proofErr w:type="gramEnd"/>
-      <w:r>
-        <w:rPr>
-          <w:rFonts w:ascii="Times New Roman" w:hAnsi="Times New Roman" w:cs="Times New Roman"/>
-          <w:sz w:val="20"/>
-          <w:szCs w:val="20"/>
-        </w:rPr>
-        <w:t>))</w:t>
+        <w:t xml:space="preserve">    START_TIME =&gt; DATEADD(HOURS, -1, CURRENT_TIMESTAMP())</w:t>
       </w:r>
     </w:p>
     <w:p>
@@ -17569,12 +16367,6 @@
         <w:gridCol w:w="6360"/>
       </w:tblGrid>
       <w:tr>
-        <w:tblPrEx>
-          <w:tblCellMar>
-            <w:top w:w="0" w:type="dxa"/>
-            <w:bottom w:w="0" w:type="dxa"/>
-          </w:tblCellMar>
-        </w:tblPrEx>
         <w:trPr>
           <w:tblHeader/>
         </w:trPr>
@@ -17646,12 +16438,6 @@
         </w:tc>
       </w:tr>
       <w:tr>
-        <w:tblPrEx>
-          <w:tblCellMar>
-            <w:top w:w="0" w:type="dxa"/>
-            <w:bottom w:w="0" w:type="dxa"/>
-          </w:tblCellMar>
-        </w:tblPrEx>
         <w:tc>
           <w:tcPr>
             <w:tcW w:w="3000" w:type="dxa"/>
@@ -17708,12 +16494,6 @@
         </w:tc>
       </w:tr>
       <w:tr>
-        <w:tblPrEx>
-          <w:tblCellMar>
-            <w:top w:w="0" w:type="dxa"/>
-            <w:bottom w:w="0" w:type="dxa"/>
-          </w:tblCellMar>
-        </w:tblPrEx>
         <w:tc>
           <w:tcPr>
             <w:tcW w:w="3000" w:type="dxa"/>
@@ -17770,12 +16550,6 @@
         </w:tc>
       </w:tr>
       <w:tr>
-        <w:tblPrEx>
-          <w:tblCellMar>
-            <w:top w:w="0" w:type="dxa"/>
-            <w:bottom w:w="0" w:type="dxa"/>
-          </w:tblCellMar>
-        </w:tblPrEx>
         <w:tc>
           <w:tcPr>
             <w:tcW w:w="3000" w:type="dxa"/>
@@ -17832,12 +16606,6 @@
         </w:tc>
       </w:tr>
       <w:tr>
-        <w:tblPrEx>
-          <w:tblCellMar>
-            <w:top w:w="0" w:type="dxa"/>
-            <w:bottom w:w="0" w:type="dxa"/>
-          </w:tblCellMar>
-        </w:tblPrEx>
         <w:tc>
           <w:tcPr>
             <w:tcW w:w="3000" w:type="dxa"/>
@@ -17894,12 +16662,6 @@
         </w:tc>
       </w:tr>
       <w:tr>
-        <w:tblPrEx>
-          <w:tblCellMar>
-            <w:top w:w="0" w:type="dxa"/>
-            <w:bottom w:w="0" w:type="dxa"/>
-          </w:tblCellMar>
-        </w:tblPrEx>
         <w:tc>
           <w:tcPr>
             <w:tcW w:w="3000" w:type="dxa"/>
@@ -17956,12 +16718,6 @@
         </w:tc>
       </w:tr>
       <w:tr>
-        <w:tblPrEx>
-          <w:tblCellMar>
-            <w:top w:w="0" w:type="dxa"/>
-            <w:bottom w:w="0" w:type="dxa"/>
-          </w:tblCellMar>
-        </w:tblPrEx>
         <w:tc>
           <w:tcPr>
             <w:tcW w:w="3000" w:type="dxa"/>
@@ -18018,12 +16774,6 @@
         </w:tc>
       </w:tr>
       <w:tr>
-        <w:tblPrEx>
-          <w:tblCellMar>
-            <w:top w:w="0" w:type="dxa"/>
-            <w:bottom w:w="0" w:type="dxa"/>
-          </w:tblCellMar>
-        </w:tblPrEx>
         <w:tc>
           <w:tcPr>
             <w:tcW w:w="3000" w:type="dxa"/>
@@ -18432,25 +17182,7 @@
           <w:sz w:val="20"/>
           <w:szCs w:val="20"/>
         </w:rPr>
-        <w:t xml:space="preserve">SELECT </w:t>
-      </w:r>
-      <w:proofErr w:type="gramStart"/>
-      <w:r>
-        <w:rPr>
-          <w:rFonts w:ascii="Courier New" w:eastAsia="Courier New" w:hAnsi="Courier New" w:cs="Courier New"/>
-          <w:sz w:val="20"/>
-          <w:szCs w:val="20"/>
-        </w:rPr>
-        <w:t>COUNT(</w:t>
-      </w:r>
-      <w:proofErr w:type="gramEnd"/>
-      <w:r>
-        <w:rPr>
-          <w:rFonts w:ascii="Courier New" w:eastAsia="Courier New" w:hAnsi="Courier New" w:cs="Courier New"/>
-          <w:sz w:val="20"/>
-          <w:szCs w:val="20"/>
-        </w:rPr>
-        <w:t>*) FROM LAB_ZONE.ORDERS_PERMANENT;</w:t>
+        <w:t>SELECT COUNT(*) FROM LAB_ZONE.ORDERS_PERMANENT;</w:t>
       </w:r>
     </w:p>
     <w:p>
@@ -19219,12 +17951,6 @@
         <w:gridCol w:w="6360"/>
       </w:tblGrid>
       <w:tr>
-        <w:tblPrEx>
-          <w:tblCellMar>
-            <w:top w:w="0" w:type="dxa"/>
-            <w:bottom w:w="0" w:type="dxa"/>
-          </w:tblCellMar>
-        </w:tblPrEx>
         <w:trPr>
           <w:tblHeader/>
         </w:trPr>
@@ -19297,12 +18023,6 @@
         </w:tc>
       </w:tr>
       <w:tr>
-        <w:tblPrEx>
-          <w:tblCellMar>
-            <w:top w:w="0" w:type="dxa"/>
-            <w:bottom w:w="0" w:type="dxa"/>
-          </w:tblCellMar>
-        </w:tblPrEx>
         <w:tc>
           <w:tcPr>
             <w:tcW w:w="3000" w:type="dxa"/>
@@ -19359,12 +18079,6 @@
         </w:tc>
       </w:tr>
       <w:tr>
-        <w:tblPrEx>
-          <w:tblCellMar>
-            <w:top w:w="0" w:type="dxa"/>
-            <w:bottom w:w="0" w:type="dxa"/>
-          </w:tblCellMar>
-        </w:tblPrEx>
         <w:tc>
           <w:tcPr>
             <w:tcW w:w="3000" w:type="dxa"/>
@@ -19421,12 +18135,6 @@
         </w:tc>
       </w:tr>
       <w:tr>
-        <w:tblPrEx>
-          <w:tblCellMar>
-            <w:top w:w="0" w:type="dxa"/>
-            <w:bottom w:w="0" w:type="dxa"/>
-          </w:tblCellMar>
-        </w:tblPrEx>
         <w:tc>
           <w:tcPr>
             <w:tcW w:w="3000" w:type="dxa"/>
@@ -19483,12 +18191,6 @@
         </w:tc>
       </w:tr>
       <w:tr>
-        <w:tblPrEx>
-          <w:tblCellMar>
-            <w:top w:w="0" w:type="dxa"/>
-            <w:bottom w:w="0" w:type="dxa"/>
-          </w:tblCellMar>
-        </w:tblPrEx>
         <w:tc>
           <w:tcPr>
             <w:tcW w:w="3000" w:type="dxa"/>
@@ -19545,12 +18247,6 @@
         </w:tc>
       </w:tr>
       <w:tr>
-        <w:tblPrEx>
-          <w:tblCellMar>
-            <w:top w:w="0" w:type="dxa"/>
-            <w:bottom w:w="0" w:type="dxa"/>
-          </w:tblCellMar>
-        </w:tblPrEx>
         <w:tc>
           <w:tcPr>
             <w:tcW w:w="3000" w:type="dxa"/>
@@ -19607,12 +18303,6 @@
         </w:tc>
       </w:tr>
       <w:tr>
-        <w:tblPrEx>
-          <w:tblCellMar>
-            <w:top w:w="0" w:type="dxa"/>
-            <w:bottom w:w="0" w:type="dxa"/>
-          </w:tblCellMar>
-        </w:tblPrEx>
         <w:tc>
           <w:tcPr>
             <w:tcW w:w="3000" w:type="dxa"/>
@@ -19669,12 +18359,6 @@
         </w:tc>
       </w:tr>
       <w:tr>
-        <w:tblPrEx>
-          <w:tblCellMar>
-            <w:top w:w="0" w:type="dxa"/>
-            <w:bottom w:w="0" w:type="dxa"/>
-          </w:tblCellMar>
-        </w:tblPrEx>
         <w:tc>
           <w:tcPr>
             <w:tcW w:w="3000" w:type="dxa"/>
@@ -19932,25 +18616,7 @@
           <w:sz w:val="20"/>
           <w:szCs w:val="20"/>
         </w:rPr>
-        <w:t xml:space="preserve">SELECT </w:t>
-      </w:r>
-      <w:proofErr w:type="gramStart"/>
-      <w:r>
-        <w:rPr>
-          <w:rFonts w:ascii="Courier New" w:eastAsia="Courier New" w:hAnsi="Courier New" w:cs="Courier New"/>
-          <w:sz w:val="20"/>
-          <w:szCs w:val="20"/>
-        </w:rPr>
-        <w:t>COUNT(</w:t>
-      </w:r>
-      <w:proofErr w:type="gramEnd"/>
-      <w:r>
-        <w:rPr>
-          <w:rFonts w:ascii="Courier New" w:eastAsia="Courier New" w:hAnsi="Courier New" w:cs="Courier New"/>
-          <w:sz w:val="20"/>
-          <w:szCs w:val="20"/>
-        </w:rPr>
-        <w:t>*) AS HIGH_VALUE_COUNT FROM TEMP_HIGH_VALUE_ORDERS;</w:t>
+        <w:t>SELECT COUNT(*) AS HIGH_VALUE_COUNT FROM TEMP_HIGH_VALUE_ORDERS;</w:t>
       </w:r>
     </w:p>
     <w:p>
@@ -20876,15 +19542,7 @@
         <w:spacing w:after="120"/>
       </w:pPr>
       <w:r>
-        <w:t xml:space="preserve">Following </w:t>
-      </w:r>
-      <w:proofErr w:type="gramStart"/>
-      <w:r>
-        <w:t>are</w:t>
-      </w:r>
-      <w:proofErr w:type="gramEnd"/>
-      <w:r>
-        <w:t xml:space="preserve"> some if the restriction on the transient tables.</w:t>
+        <w:t>Following are some if the restriction on the transient tables.</w:t>
       </w:r>
     </w:p>
     <w:p>
@@ -20997,12 +19655,6 @@
         <w:gridCol w:w="6360"/>
       </w:tblGrid>
       <w:tr>
-        <w:tblPrEx>
-          <w:tblCellMar>
-            <w:top w:w="0" w:type="dxa"/>
-            <w:bottom w:w="0" w:type="dxa"/>
-          </w:tblCellMar>
-        </w:tblPrEx>
         <w:trPr>
           <w:tblHeader/>
         </w:trPr>
@@ -21074,12 +19726,6 @@
         </w:tc>
       </w:tr>
       <w:tr>
-        <w:tblPrEx>
-          <w:tblCellMar>
-            <w:top w:w="0" w:type="dxa"/>
-            <w:bottom w:w="0" w:type="dxa"/>
-          </w:tblCellMar>
-        </w:tblPrEx>
         <w:tc>
           <w:tcPr>
             <w:tcW w:w="3000" w:type="dxa"/>
@@ -21136,12 +19782,6 @@
         </w:tc>
       </w:tr>
       <w:tr>
-        <w:tblPrEx>
-          <w:tblCellMar>
-            <w:top w:w="0" w:type="dxa"/>
-            <w:bottom w:w="0" w:type="dxa"/>
-          </w:tblCellMar>
-        </w:tblPrEx>
         <w:tc>
           <w:tcPr>
             <w:tcW w:w="3000" w:type="dxa"/>
@@ -21198,12 +19838,6 @@
         </w:tc>
       </w:tr>
       <w:tr>
-        <w:tblPrEx>
-          <w:tblCellMar>
-            <w:top w:w="0" w:type="dxa"/>
-            <w:bottom w:w="0" w:type="dxa"/>
-          </w:tblCellMar>
-        </w:tblPrEx>
         <w:tc>
           <w:tcPr>
             <w:tcW w:w="3000" w:type="dxa"/>
@@ -21260,12 +19894,6 @@
         </w:tc>
       </w:tr>
       <w:tr>
-        <w:tblPrEx>
-          <w:tblCellMar>
-            <w:top w:w="0" w:type="dxa"/>
-            <w:bottom w:w="0" w:type="dxa"/>
-          </w:tblCellMar>
-        </w:tblPrEx>
         <w:tc>
           <w:tcPr>
             <w:tcW w:w="3000" w:type="dxa"/>
@@ -21322,12 +19950,6 @@
         </w:tc>
       </w:tr>
       <w:tr>
-        <w:tblPrEx>
-          <w:tblCellMar>
-            <w:top w:w="0" w:type="dxa"/>
-            <w:bottom w:w="0" w:type="dxa"/>
-          </w:tblCellMar>
-        </w:tblPrEx>
         <w:tc>
           <w:tcPr>
             <w:tcW w:w="3000" w:type="dxa"/>
@@ -21384,12 +20006,6 @@
         </w:tc>
       </w:tr>
       <w:tr>
-        <w:tblPrEx>
-          <w:tblCellMar>
-            <w:top w:w="0" w:type="dxa"/>
-            <w:bottom w:w="0" w:type="dxa"/>
-          </w:tblCellMar>
-        </w:tblPrEx>
         <w:tc>
           <w:tcPr>
             <w:tcW w:w="3000" w:type="dxa"/>
@@ -21446,12 +20062,6 @@
         </w:tc>
       </w:tr>
       <w:tr>
-        <w:tblPrEx>
-          <w:tblCellMar>
-            <w:top w:w="0" w:type="dxa"/>
-            <w:bottom w:w="0" w:type="dxa"/>
-          </w:tblCellMar>
-        </w:tblPrEx>
         <w:tc>
           <w:tcPr>
             <w:tcW w:w="3000" w:type="dxa"/>
@@ -21627,58 +20237,22 @@
           <w:sz w:val="20"/>
           <w:szCs w:val="20"/>
         </w:rPr>
-        <w:t xml:space="preserve">    ORDER_ID            </w:t>
-      </w:r>
-      <w:proofErr w:type="gramStart"/>
-      <w:r>
-        <w:rPr>
-          <w:rFonts w:ascii="Courier New" w:eastAsia="Courier New" w:hAnsi="Courier New" w:cs="Courier New"/>
-          <w:sz w:val="20"/>
-          <w:szCs w:val="20"/>
-        </w:rPr>
-        <w:t>VARCHAR(</w:t>
-      </w:r>
-      <w:proofErr w:type="gramEnd"/>
-      <w:r>
-        <w:rPr>
-          <w:rFonts w:ascii="Courier New" w:eastAsia="Courier New" w:hAnsi="Courier New" w:cs="Courier New"/>
-          <w:sz w:val="20"/>
-          <w:szCs w:val="20"/>
-        </w:rPr>
-        <w:t>20),</w:t>
-      </w:r>
-    </w:p>
-    <w:p>
-      <w:pPr>
-        <w:shd w:val="clear" w:color="auto" w:fill="F5F5F5"/>
-        <w:spacing w:after="80"/>
-        <w:ind w:left="200" w:right="200"/>
-      </w:pPr>
-      <w:r>
-        <w:rPr>
-          <w:rFonts w:ascii="Courier New" w:eastAsia="Courier New" w:hAnsi="Courier New" w:cs="Courier New"/>
-          <w:sz w:val="20"/>
-          <w:szCs w:val="20"/>
-        </w:rPr>
-        <w:t xml:space="preserve">    CUSTOMER_ID         </w:t>
-      </w:r>
-      <w:proofErr w:type="gramStart"/>
-      <w:r>
-        <w:rPr>
-          <w:rFonts w:ascii="Courier New" w:eastAsia="Courier New" w:hAnsi="Courier New" w:cs="Courier New"/>
-          <w:sz w:val="20"/>
-          <w:szCs w:val="20"/>
-        </w:rPr>
-        <w:t>VARCHAR(</w:t>
-      </w:r>
-      <w:proofErr w:type="gramEnd"/>
-      <w:r>
-        <w:rPr>
-          <w:rFonts w:ascii="Courier New" w:eastAsia="Courier New" w:hAnsi="Courier New" w:cs="Courier New"/>
-          <w:sz w:val="20"/>
-          <w:szCs w:val="20"/>
-        </w:rPr>
-        <w:t>20),</w:t>
+        <w:t xml:space="preserve">    ORDER_ID            VARCHAR(20),</w:t>
+      </w:r>
+    </w:p>
+    <w:p>
+      <w:pPr>
+        <w:shd w:val="clear" w:color="auto" w:fill="F5F5F5"/>
+        <w:spacing w:after="80"/>
+        <w:ind w:left="200" w:right="200"/>
+      </w:pPr>
+      <w:r>
+        <w:rPr>
+          <w:rFonts w:ascii="Courier New" w:eastAsia="Courier New" w:hAnsi="Courier New" w:cs="Courier New"/>
+          <w:sz w:val="20"/>
+          <w:szCs w:val="20"/>
+        </w:rPr>
+        <w:t xml:space="preserve">    CUSTOMER_ID         VARCHAR(20),</w:t>
       </w:r>
     </w:p>
     <w:p>
@@ -21708,25 +20282,7 @@
           <w:sz w:val="20"/>
           <w:szCs w:val="20"/>
         </w:rPr>
-        <w:t xml:space="preserve">    CATEGORY            </w:t>
-      </w:r>
-      <w:proofErr w:type="gramStart"/>
-      <w:r>
-        <w:rPr>
-          <w:rFonts w:ascii="Courier New" w:eastAsia="Courier New" w:hAnsi="Courier New" w:cs="Courier New"/>
-          <w:sz w:val="20"/>
-          <w:szCs w:val="20"/>
-        </w:rPr>
-        <w:t>VARCHAR(</w:t>
-      </w:r>
-      <w:proofErr w:type="gramEnd"/>
-      <w:r>
-        <w:rPr>
-          <w:rFonts w:ascii="Courier New" w:eastAsia="Courier New" w:hAnsi="Courier New" w:cs="Courier New"/>
-          <w:sz w:val="20"/>
-          <w:szCs w:val="20"/>
-        </w:rPr>
-        <w:t>50),</w:t>
+        <w:t xml:space="preserve">    CATEGORY            VARCHAR(50),</w:t>
       </w:r>
     </w:p>
     <w:p>
@@ -21786,91 +20342,37 @@
           <w:sz w:val="20"/>
           <w:szCs w:val="20"/>
         </w:rPr>
-        <w:t xml:space="preserve">    ORDER_STATUS        </w:t>
-      </w:r>
-      <w:proofErr w:type="gramStart"/>
-      <w:r>
-        <w:rPr>
-          <w:rFonts w:ascii="Courier New" w:eastAsia="Courier New" w:hAnsi="Courier New" w:cs="Courier New"/>
-          <w:sz w:val="20"/>
-          <w:szCs w:val="20"/>
-        </w:rPr>
-        <w:t>VARCHAR(</w:t>
-      </w:r>
-      <w:proofErr w:type="gramEnd"/>
-      <w:r>
-        <w:rPr>
-          <w:rFonts w:ascii="Courier New" w:eastAsia="Courier New" w:hAnsi="Courier New" w:cs="Courier New"/>
-          <w:sz w:val="20"/>
-          <w:szCs w:val="20"/>
-        </w:rPr>
-        <w:t>20),</w:t>
-      </w:r>
-    </w:p>
-    <w:p>
-      <w:pPr>
-        <w:shd w:val="clear" w:color="auto" w:fill="F5F5F5"/>
-        <w:spacing w:after="80"/>
-        <w:ind w:left="200" w:right="200"/>
-      </w:pPr>
-      <w:r>
-        <w:rPr>
-          <w:rFonts w:ascii="Courier New" w:eastAsia="Courier New" w:hAnsi="Courier New" w:cs="Courier New"/>
-          <w:sz w:val="20"/>
-          <w:szCs w:val="20"/>
-        </w:rPr>
-        <w:t xml:space="preserve">    COUNTRY             </w:t>
-      </w:r>
-      <w:proofErr w:type="gramStart"/>
-      <w:r>
-        <w:rPr>
-          <w:rFonts w:ascii="Courier New" w:eastAsia="Courier New" w:hAnsi="Courier New" w:cs="Courier New"/>
-          <w:sz w:val="20"/>
-          <w:szCs w:val="20"/>
-        </w:rPr>
-        <w:t>VARCHAR(</w:t>
-      </w:r>
-      <w:proofErr w:type="gramEnd"/>
-      <w:r>
-        <w:rPr>
-          <w:rFonts w:ascii="Courier New" w:eastAsia="Courier New" w:hAnsi="Courier New" w:cs="Courier New"/>
-          <w:sz w:val="20"/>
-          <w:szCs w:val="20"/>
-        </w:rPr>
-        <w:t>30),</w:t>
-      </w:r>
-    </w:p>
-    <w:p>
-      <w:pPr>
-        <w:shd w:val="clear" w:color="auto" w:fill="F5F5F5"/>
-        <w:spacing w:after="80"/>
-        <w:ind w:left="200" w:right="200"/>
-      </w:pPr>
-      <w:r>
-        <w:rPr>
-          <w:rFonts w:ascii="Courier New" w:eastAsia="Courier New" w:hAnsi="Courier New" w:cs="Courier New"/>
-          <w:sz w:val="20"/>
-          <w:szCs w:val="20"/>
-        </w:rPr>
-        <w:t xml:space="preserve">    PROCESSED_TIMESTAMP TIMESTAMP_NTZ DEFAULT CURRENT_</w:t>
-      </w:r>
-      <w:proofErr w:type="gramStart"/>
-      <w:r>
-        <w:rPr>
-          <w:rFonts w:ascii="Courier New" w:eastAsia="Courier New" w:hAnsi="Courier New" w:cs="Courier New"/>
-          <w:sz w:val="20"/>
-          <w:szCs w:val="20"/>
-        </w:rPr>
-        <w:t>TIMESTAMP(</w:t>
-      </w:r>
-      <w:proofErr w:type="gramEnd"/>
-      <w:r>
-        <w:rPr>
-          <w:rFonts w:ascii="Courier New" w:eastAsia="Courier New" w:hAnsi="Courier New" w:cs="Courier New"/>
-          <w:sz w:val="20"/>
-          <w:szCs w:val="20"/>
-        </w:rPr>
-        <w:t>)</w:t>
+        <w:t xml:space="preserve">    ORDER_STATUS        VARCHAR(20),</w:t>
+      </w:r>
+    </w:p>
+    <w:p>
+      <w:pPr>
+        <w:shd w:val="clear" w:color="auto" w:fill="F5F5F5"/>
+        <w:spacing w:after="80"/>
+        <w:ind w:left="200" w:right="200"/>
+      </w:pPr>
+      <w:r>
+        <w:rPr>
+          <w:rFonts w:ascii="Courier New" w:eastAsia="Courier New" w:hAnsi="Courier New" w:cs="Courier New"/>
+          <w:sz w:val="20"/>
+          <w:szCs w:val="20"/>
+        </w:rPr>
+        <w:t xml:space="preserve">    COUNTRY             VARCHAR(30),</w:t>
+      </w:r>
+    </w:p>
+    <w:p>
+      <w:pPr>
+        <w:shd w:val="clear" w:color="auto" w:fill="F5F5F5"/>
+        <w:spacing w:after="80"/>
+        <w:ind w:left="200" w:right="200"/>
+      </w:pPr>
+      <w:r>
+        <w:rPr>
+          <w:rFonts w:ascii="Courier New" w:eastAsia="Courier New" w:hAnsi="Courier New" w:cs="Courier New"/>
+          <w:sz w:val="20"/>
+          <w:szCs w:val="20"/>
+        </w:rPr>
+        <w:t xml:space="preserve">    PROCESSED_TIMESTAMP TIMESTAMP_NTZ DEFAULT CURRENT_TIMESTAMP()</w:t>
       </w:r>
     </w:p>
     <w:p>
@@ -22080,25 +20582,7 @@
           <w:sz w:val="20"/>
           <w:szCs w:val="20"/>
         </w:rPr>
-        <w:t xml:space="preserve">SELECT </w:t>
-      </w:r>
-      <w:proofErr w:type="gramStart"/>
-      <w:r>
-        <w:rPr>
-          <w:rFonts w:ascii="Courier New" w:eastAsia="Courier New" w:hAnsi="Courier New" w:cs="Courier New"/>
-          <w:sz w:val="20"/>
-          <w:szCs w:val="20"/>
-        </w:rPr>
-        <w:t>COUNT(</w:t>
-      </w:r>
-      <w:proofErr w:type="gramEnd"/>
-      <w:r>
-        <w:rPr>
-          <w:rFonts w:ascii="Courier New" w:eastAsia="Courier New" w:hAnsi="Courier New" w:cs="Courier New"/>
-          <w:sz w:val="20"/>
-          <w:szCs w:val="20"/>
-        </w:rPr>
-        <w:t>*) FROM STAGING_ZONE.STG_ORDERS_CLEAN;</w:t>
+        <w:t>SELECT COUNT(*) FROM STAGING_ZONE.STG_ORDERS_CLEAN;</w:t>
       </w:r>
     </w:p>
     <w:p>
@@ -22238,12 +20722,6 @@
         <w:gridCol w:w="2320"/>
       </w:tblGrid>
       <w:tr>
-        <w:tblPrEx>
-          <w:tblCellMar>
-            <w:top w:w="0" w:type="dxa"/>
-            <w:bottom w:w="0" w:type="dxa"/>
-          </w:tblCellMar>
-        </w:tblPrEx>
         <w:trPr>
           <w:tblHeader/>
         </w:trPr>
@@ -22381,12 +20859,6 @@
         </w:tc>
       </w:tr>
       <w:tr>
-        <w:tblPrEx>
-          <w:tblCellMar>
-            <w:top w:w="0" w:type="dxa"/>
-            <w:bottom w:w="0" w:type="dxa"/>
-          </w:tblCellMar>
-        </w:tblPrEx>
         <w:tc>
           <w:tcPr>
             <w:tcW w:w="2400" w:type="dxa"/>
@@ -22497,12 +20969,6 @@
         </w:tc>
       </w:tr>
       <w:tr>
-        <w:tblPrEx>
-          <w:tblCellMar>
-            <w:top w:w="0" w:type="dxa"/>
-            <w:bottom w:w="0" w:type="dxa"/>
-          </w:tblCellMar>
-        </w:tblPrEx>
         <w:tc>
           <w:tcPr>
             <w:tcW w:w="2400" w:type="dxa"/>
@@ -22613,12 +21079,6 @@
         </w:tc>
       </w:tr>
       <w:tr>
-        <w:tblPrEx>
-          <w:tblCellMar>
-            <w:top w:w="0" w:type="dxa"/>
-            <w:bottom w:w="0" w:type="dxa"/>
-          </w:tblCellMar>
-        </w:tblPrEx>
         <w:tc>
           <w:tcPr>
             <w:tcW w:w="2400" w:type="dxa"/>
@@ -22729,12 +21189,6 @@
         </w:tc>
       </w:tr>
       <w:tr>
-        <w:tblPrEx>
-          <w:tblCellMar>
-            <w:top w:w="0" w:type="dxa"/>
-            <w:bottom w:w="0" w:type="dxa"/>
-          </w:tblCellMar>
-        </w:tblPrEx>
         <w:tc>
           <w:tcPr>
             <w:tcW w:w="2400" w:type="dxa"/>
@@ -22845,12 +21299,6 @@
         </w:tc>
       </w:tr>
       <w:tr>
-        <w:tblPrEx>
-          <w:tblCellMar>
-            <w:top w:w="0" w:type="dxa"/>
-            <w:bottom w:w="0" w:type="dxa"/>
-          </w:tblCellMar>
-        </w:tblPrEx>
         <w:tc>
           <w:tcPr>
             <w:tcW w:w="2400" w:type="dxa"/>
@@ -22961,12 +21409,6 @@
         </w:tc>
       </w:tr>
       <w:tr>
-        <w:tblPrEx>
-          <w:tblCellMar>
-            <w:top w:w="0" w:type="dxa"/>
-            <w:bottom w:w="0" w:type="dxa"/>
-          </w:tblCellMar>
-        </w:tblPrEx>
         <w:tc>
           <w:tcPr>
             <w:tcW w:w="2400" w:type="dxa"/>
@@ -23077,12 +21519,6 @@
         </w:tc>
       </w:tr>
       <w:tr>
-        <w:tblPrEx>
-          <w:tblCellMar>
-            <w:top w:w="0" w:type="dxa"/>
-            <w:bottom w:w="0" w:type="dxa"/>
-          </w:tblCellMar>
-        </w:tblPrEx>
         <w:tc>
           <w:tcPr>
             <w:tcW w:w="2400" w:type="dxa"/>
@@ -23193,12 +21629,6 @@
         </w:tc>
       </w:tr>
       <w:tr>
-        <w:tblPrEx>
-          <w:tblCellMar>
-            <w:top w:w="0" w:type="dxa"/>
-            <w:bottom w:w="0" w:type="dxa"/>
-          </w:tblCellMar>
-        </w:tblPrEx>
         <w:tc>
           <w:tcPr>
             <w:tcW w:w="2400" w:type="dxa"/>
@@ -23309,12 +21739,6 @@
         </w:tc>
       </w:tr>
       <w:tr>
-        <w:tblPrEx>
-          <w:tblCellMar>
-            <w:top w:w="0" w:type="dxa"/>
-            <w:bottom w:w="0" w:type="dxa"/>
-          </w:tblCellMar>
-        </w:tblPrEx>
         <w:tc>
           <w:tcPr>
             <w:tcW w:w="2400" w:type="dxa"/>
@@ -23425,12 +21849,6 @@
         </w:tc>
       </w:tr>
       <w:tr>
-        <w:tblPrEx>
-          <w:tblCellMar>
-            <w:top w:w="0" w:type="dxa"/>
-            <w:bottom w:w="0" w:type="dxa"/>
-          </w:tblCellMar>
-        </w:tblPrEx>
         <w:tc>
           <w:tcPr>
             <w:tcW w:w="2400" w:type="dxa"/>
@@ -23615,54 +22033,8 @@
           <w:sz w:val="20"/>
           <w:szCs w:val="20"/>
         </w:rPr>
-        <w:t>|</w:t>
-      </w:r>
-      <w:proofErr w:type="gramStart"/>
-      <w:r>
-        <w:rPr>
-          <w:rFonts w:ascii="Courier New" w:eastAsia="Courier New" w:hAnsi="Courier New" w:cs="Courier New"/>
-          <w:sz w:val="20"/>
-          <w:szCs w:val="20"/>
-        </w:rPr>
-        <w:t xml:space="preserve">   (current)   </w:t>
-      </w:r>
-      <w:proofErr w:type="gramEnd"/>
-      <w:r>
-        <w:rPr>
-          <w:rFonts w:ascii="Courier New" w:eastAsia="Courier New" w:hAnsi="Courier New" w:cs="Courier New"/>
-          <w:sz w:val="20"/>
-          <w:szCs w:val="20"/>
-        </w:rPr>
-        <w:t xml:space="preserve">   |</w:t>
-      </w:r>
-      <w:proofErr w:type="gramStart"/>
-      <w:r>
-        <w:rPr>
-          <w:rFonts w:ascii="Courier New" w:eastAsia="Courier New" w:hAnsi="Courier New" w:cs="Courier New"/>
-          <w:sz w:val="20"/>
-          <w:szCs w:val="20"/>
-        </w:rPr>
-        <w:t xml:space="preserve">   (</w:t>
-      </w:r>
-      <w:proofErr w:type="gramEnd"/>
-      <w:r>
-        <w:rPr>
-          <w:rFonts w:ascii="Courier New" w:eastAsia="Courier New" w:hAnsi="Courier New" w:cs="Courier New"/>
-          <w:sz w:val="20"/>
-          <w:szCs w:val="20"/>
-        </w:rPr>
-        <w:t xml:space="preserve">up to 90 days) | (7 </w:t>
-      </w:r>
-      <w:proofErr w:type="gramStart"/>
-      <w:r>
-        <w:rPr>
-          <w:rFonts w:ascii="Courier New" w:eastAsia="Courier New" w:hAnsi="Courier New" w:cs="Courier New"/>
-          <w:sz w:val="20"/>
-          <w:szCs w:val="20"/>
-        </w:rPr>
-        <w:t>days)  |</w:t>
-      </w:r>
-      <w:proofErr w:type="gramEnd"/>
+        <w:t>|   (current)      |   (up to 90 days) | (7 days)  |</w:t>
+      </w:r>
     </w:p>
     <w:p>
       <w:pPr>
@@ -23758,61 +22130,7 @@
           <w:sz w:val="20"/>
           <w:szCs w:val="20"/>
         </w:rPr>
-        <w:t>|</w:t>
-      </w:r>
-      <w:proofErr w:type="gramStart"/>
-      <w:r>
-        <w:rPr>
-          <w:rFonts w:ascii="Courier New" w:eastAsia="Courier New" w:hAnsi="Courier New" w:cs="Courier New"/>
-          <w:sz w:val="20"/>
-          <w:szCs w:val="20"/>
-        </w:rPr>
-        <w:t xml:space="preserve">   (current)   </w:t>
-      </w:r>
-      <w:proofErr w:type="gramEnd"/>
-      <w:r>
-        <w:rPr>
-          <w:rFonts w:ascii="Courier New" w:eastAsia="Courier New" w:hAnsi="Courier New" w:cs="Courier New"/>
-          <w:sz w:val="20"/>
-          <w:szCs w:val="20"/>
-        </w:rPr>
-        <w:t xml:space="preserve">   |</w:t>
-      </w:r>
-      <w:proofErr w:type="gramStart"/>
-      <w:r>
-        <w:rPr>
-          <w:rFonts w:ascii="Courier New" w:eastAsia="Courier New" w:hAnsi="Courier New" w:cs="Courier New"/>
-          <w:sz w:val="20"/>
-          <w:szCs w:val="20"/>
-        </w:rPr>
-        <w:t xml:space="preserve">   (</w:t>
-      </w:r>
-      <w:proofErr w:type="gramEnd"/>
-      <w:r>
-        <w:rPr>
-          <w:rFonts w:ascii="Courier New" w:eastAsia="Courier New" w:hAnsi="Courier New" w:cs="Courier New"/>
-          <w:sz w:val="20"/>
-          <w:szCs w:val="20"/>
-        </w:rPr>
-        <w:t xml:space="preserve">up to 1 </w:t>
-      </w:r>
-      <w:proofErr w:type="gramStart"/>
-      <w:r>
-        <w:rPr>
-          <w:rFonts w:ascii="Courier New" w:eastAsia="Courier New" w:hAnsi="Courier New" w:cs="Courier New"/>
-          <w:sz w:val="20"/>
-          <w:szCs w:val="20"/>
-        </w:rPr>
-        <w:t xml:space="preserve">day)   </w:t>
-      </w:r>
-      <w:proofErr w:type="gramEnd"/>
-      <w:r>
-        <w:rPr>
-          <w:rFonts w:ascii="Courier New" w:eastAsia="Courier New" w:hAnsi="Courier New" w:cs="Courier New"/>
-          <w:sz w:val="20"/>
-          <w:szCs w:val="20"/>
-        </w:rPr>
-        <w:t>|</w:t>
+        <w:t>|   (current)      |   (up to 1 day)   |</w:t>
       </w:r>
     </w:p>
     <w:p>
@@ -23909,61 +22227,7 @@
           <w:sz w:val="20"/>
           <w:szCs w:val="20"/>
         </w:rPr>
-        <w:t>|</w:t>
-      </w:r>
-      <w:proofErr w:type="gramStart"/>
-      <w:r>
-        <w:rPr>
-          <w:rFonts w:ascii="Courier New" w:eastAsia="Courier New" w:hAnsi="Courier New" w:cs="Courier New"/>
-          <w:sz w:val="20"/>
-          <w:szCs w:val="20"/>
-        </w:rPr>
-        <w:t xml:space="preserve">   (</w:t>
-      </w:r>
-      <w:proofErr w:type="gramEnd"/>
-      <w:r>
-        <w:rPr>
-          <w:rFonts w:ascii="Courier New" w:eastAsia="Courier New" w:hAnsi="Courier New" w:cs="Courier New"/>
-          <w:sz w:val="20"/>
-          <w:szCs w:val="20"/>
-        </w:rPr>
-        <w:t>session only) |</w:t>
-      </w:r>
-      <w:proofErr w:type="gramStart"/>
-      <w:r>
-        <w:rPr>
-          <w:rFonts w:ascii="Courier New" w:eastAsia="Courier New" w:hAnsi="Courier New" w:cs="Courier New"/>
-          <w:sz w:val="20"/>
-          <w:szCs w:val="20"/>
-        </w:rPr>
-        <w:t xml:space="preserve">   (</w:t>
-      </w:r>
-      <w:proofErr w:type="gramEnd"/>
-      <w:r>
-        <w:rPr>
-          <w:rFonts w:ascii="Courier New" w:eastAsia="Courier New" w:hAnsi="Courier New" w:cs="Courier New"/>
-          <w:sz w:val="20"/>
-          <w:szCs w:val="20"/>
-        </w:rPr>
-        <w:t xml:space="preserve">up to 1 </w:t>
-      </w:r>
-      <w:proofErr w:type="gramStart"/>
-      <w:r>
-        <w:rPr>
-          <w:rFonts w:ascii="Courier New" w:eastAsia="Courier New" w:hAnsi="Courier New" w:cs="Courier New"/>
-          <w:sz w:val="20"/>
-          <w:szCs w:val="20"/>
-        </w:rPr>
-        <w:t xml:space="preserve">day)   </w:t>
-      </w:r>
-      <w:proofErr w:type="gramEnd"/>
-      <w:r>
-        <w:rPr>
-          <w:rFonts w:ascii="Courier New" w:eastAsia="Courier New" w:hAnsi="Courier New" w:cs="Courier New"/>
-          <w:sz w:val="20"/>
-          <w:szCs w:val="20"/>
-        </w:rPr>
-        <w:t>|</w:t>
+        <w:t>|   (session only) |   (up to 1 day)   |</w:t>
       </w:r>
     </w:p>
     <w:p>
@@ -24168,7 +22432,7 @@
       </w:pPr>
       <w:r>
         <w:pict w14:anchorId="4421A240">
-          <v:rect id="_x0000_i1108" style="width:0;height:1.5pt" o:hralign="center" o:hrstd="t" o:hr="t" fillcolor="#a0a0a0" stroked="f"/>
+          <v:rect id="_x0000_i1025" style="width:0;height:1.5pt" o:hralign="center" o:hrstd="t" o:hr="t" fillcolor="#a0a0a0" stroked="f"/>
         </w:pict>
       </w:r>
     </w:p>
@@ -24297,7 +22561,7 @@
       </w:pPr>
       <w:r>
         <w:pict w14:anchorId="595A5B6C">
-          <v:rect id="_x0000_i1109" style="width:0;height:1.5pt" o:hralign="center" o:hrstd="t" o:hr="t" fillcolor="#a0a0a0" stroked="f"/>
+          <v:rect id="_x0000_i1026" style="width:0;height:1.5pt" o:hralign="center" o:hrstd="t" o:hr="t" fillcolor="#a0a0a0" stroked="f"/>
         </w:pict>
       </w:r>
     </w:p>
@@ -24439,7 +22703,7 @@
       </w:pPr>
       <w:r>
         <w:pict w14:anchorId="7A7226D5">
-          <v:rect id="_x0000_i1110" style="width:0;height:1.5pt" o:hralign="center" o:hrstd="t" o:hr="t" fillcolor="#a0a0a0" stroked="f"/>
+          <v:rect id="_x0000_i1027" style="width:0;height:1.5pt" o:hralign="center" o:hrstd="t" o:hr="t" fillcolor="#a0a0a0" stroked="f"/>
         </w:pict>
       </w:r>
     </w:p>
@@ -24506,15 +22770,7 @@
         <w:spacing w:after="120"/>
       </w:pPr>
       <w:r>
-        <w:t xml:space="preserve">    amount </w:t>
-      </w:r>
-      <w:proofErr w:type="gramStart"/>
-      <w:r>
-        <w:t>NUMBER(</w:t>
-      </w:r>
-      <w:proofErr w:type="gramEnd"/>
-      <w:r>
-        <w:t>10,2),</w:t>
+        <w:t xml:space="preserve">    amount NUMBER(10,2),</w:t>
       </w:r>
     </w:p>
     <w:p>
@@ -24657,7 +22913,7 @@
       </w:pPr>
       <w:r>
         <w:pict w14:anchorId="0848A91A">
-          <v:rect id="_x0000_i1111" style="width:0;height:1.5pt" o:hralign="center" o:hrstd="t" o:hr="t" fillcolor="#a0a0a0" stroked="f"/>
+          <v:rect id="_x0000_i1028" style="width:0;height:1.5pt" o:hralign="center" o:hrstd="t" o:hr="t" fillcolor="#a0a0a0" stroked="f"/>
         </w:pict>
       </w:r>
     </w:p>
@@ -24721,7 +22977,7 @@
       </w:pPr>
       <w:r>
         <w:pict w14:anchorId="668BF753">
-          <v:rect id="_x0000_i1112" style="width:0;height:1.5pt" o:hralign="center" o:hrstd="t" o:hr="t" fillcolor="#a0a0a0" stroked="f"/>
+          <v:rect id="_x0000_i1029" style="width:0;height:1.5pt" o:hralign="center" o:hrstd="t" o:hr="t" fillcolor="#a0a0a0" stroked="f"/>
         </w:pict>
       </w:r>
     </w:p>
@@ -24933,7 +23189,7 @@
       </w:pPr>
       <w:r>
         <w:pict w14:anchorId="229C23CA">
-          <v:rect id="_x0000_i1113" style="width:0;height:1.5pt" o:hralign="center" o:hrstd="t" o:hr="t" fillcolor="#a0a0a0" stroked="f"/>
+          <v:rect id="_x0000_i1030" style="width:0;height:1.5pt" o:hralign="center" o:hrstd="t" o:hr="t" fillcolor="#a0a0a0" stroked="f"/>
         </w:pict>
       </w:r>
     </w:p>
@@ -25076,7 +23332,7 @@
       </w:pPr>
       <w:r>
         <w:pict w14:anchorId="5B15C0CB">
-          <v:rect id="_x0000_i1114" style="width:0;height:1.5pt" o:hralign="center" o:hrstd="t" o:hr="t" fillcolor="#a0a0a0" stroked="f"/>
+          <v:rect id="_x0000_i1031" style="width:0;height:1.5pt" o:hralign="center" o:hrstd="t" o:hr="t" fillcolor="#a0a0a0" stroked="f"/>
         </w:pict>
       </w:r>
     </w:p>
@@ -25463,7 +23719,7 @@
       </w:pPr>
       <w:r>
         <w:pict w14:anchorId="6C91FF5D">
-          <v:rect id="_x0000_i1115" style="width:0;height:1.5pt" o:hralign="center" o:hrstd="t" o:hr="t" fillcolor="#a0a0a0" stroked="f"/>
+          <v:rect id="_x0000_i1032" style="width:0;height:1.5pt" o:hralign="center" o:hrstd="t" o:hr="t" fillcolor="#a0a0a0" stroked="f"/>
         </w:pict>
       </w:r>
     </w:p>
@@ -25530,127 +23786,43 @@
         <w:spacing w:after="80"/>
         <w:ind w:left="200" w:right="200"/>
       </w:pPr>
-      <w:proofErr w:type="gramStart"/>
-      <w:r>
-        <w:rPr>
-          <w:rFonts w:ascii="Courier New" w:eastAsia="Courier New" w:hAnsi="Courier New" w:cs="Courier New"/>
-          <w:sz w:val="20"/>
-          <w:szCs w:val="20"/>
-        </w:rPr>
-        <w:t>|  -</w:t>
-      </w:r>
-      <w:proofErr w:type="gramEnd"/>
-      <w:r>
-        <w:rPr>
-          <w:rFonts w:ascii="Courier New" w:eastAsia="Courier New" w:hAnsi="Courier New" w:cs="Courier New"/>
-          <w:sz w:val="20"/>
-          <w:szCs w:val="20"/>
-        </w:rPr>
-        <w:t xml:space="preserve">&gt; MP-1       |                </w:t>
-      </w:r>
-      <w:proofErr w:type="gramStart"/>
-      <w:r>
-        <w:rPr>
-          <w:rFonts w:ascii="Courier New" w:eastAsia="Courier New" w:hAnsi="Courier New" w:cs="Courier New"/>
-          <w:sz w:val="20"/>
-          <w:szCs w:val="20"/>
-        </w:rPr>
-        <w:t>|  -</w:t>
-      </w:r>
-      <w:proofErr w:type="gramEnd"/>
-      <w:r>
-        <w:rPr>
-          <w:rFonts w:ascii="Courier New" w:eastAsia="Courier New" w:hAnsi="Courier New" w:cs="Courier New"/>
-          <w:sz w:val="20"/>
-          <w:szCs w:val="20"/>
-        </w:rPr>
-        <w:t>&gt; MP-1       |</w:t>
-      </w:r>
-    </w:p>
-    <w:p>
-      <w:pPr>
-        <w:shd w:val="clear" w:color="auto" w:fill="F5F5F5"/>
-        <w:spacing w:after="80"/>
-        <w:ind w:left="200" w:right="200"/>
-      </w:pPr>
-      <w:proofErr w:type="gramStart"/>
-      <w:r>
-        <w:rPr>
-          <w:rFonts w:ascii="Courier New" w:eastAsia="Courier New" w:hAnsi="Courier New" w:cs="Courier New"/>
-          <w:sz w:val="20"/>
-          <w:szCs w:val="20"/>
-        </w:rPr>
-        <w:t>|  -</w:t>
-      </w:r>
-      <w:proofErr w:type="gramEnd"/>
-      <w:r>
-        <w:rPr>
-          <w:rFonts w:ascii="Courier New" w:eastAsia="Courier New" w:hAnsi="Courier New" w:cs="Courier New"/>
-          <w:sz w:val="20"/>
-          <w:szCs w:val="20"/>
-        </w:rPr>
-        <w:t xml:space="preserve">&gt; MP-2       |                </w:t>
-      </w:r>
-      <w:proofErr w:type="gramStart"/>
-      <w:r>
-        <w:rPr>
-          <w:rFonts w:ascii="Courier New" w:eastAsia="Courier New" w:hAnsi="Courier New" w:cs="Courier New"/>
-          <w:sz w:val="20"/>
-          <w:szCs w:val="20"/>
-        </w:rPr>
-        <w:t>|  -</w:t>
-      </w:r>
-      <w:proofErr w:type="gramEnd"/>
-      <w:r>
-        <w:rPr>
-          <w:rFonts w:ascii="Courier New" w:eastAsia="Courier New" w:hAnsi="Courier New" w:cs="Courier New"/>
-          <w:sz w:val="20"/>
-          <w:szCs w:val="20"/>
-        </w:rPr>
-        <w:t>&gt; MP-2       |</w:t>
-      </w:r>
-    </w:p>
-    <w:p>
-      <w:pPr>
-        <w:shd w:val="clear" w:color="auto" w:fill="F5F5F5"/>
-        <w:spacing w:after="80"/>
-        <w:ind w:left="200" w:right="200"/>
-      </w:pPr>
-      <w:proofErr w:type="gramStart"/>
-      <w:r>
-        <w:rPr>
-          <w:rFonts w:ascii="Courier New" w:eastAsia="Courier New" w:hAnsi="Courier New" w:cs="Courier New"/>
-          <w:sz w:val="20"/>
-          <w:szCs w:val="20"/>
-        </w:rPr>
-        <w:t>|  -</w:t>
-      </w:r>
-      <w:proofErr w:type="gramEnd"/>
-      <w:r>
-        <w:rPr>
-          <w:rFonts w:ascii="Courier New" w:eastAsia="Courier New" w:hAnsi="Courier New" w:cs="Courier New"/>
-          <w:sz w:val="20"/>
-          <w:szCs w:val="20"/>
-        </w:rPr>
-        <w:t xml:space="preserve">&gt; MP-3       |                </w:t>
-      </w:r>
-      <w:proofErr w:type="gramStart"/>
-      <w:r>
-        <w:rPr>
-          <w:rFonts w:ascii="Courier New" w:eastAsia="Courier New" w:hAnsi="Courier New" w:cs="Courier New"/>
-          <w:sz w:val="20"/>
-          <w:szCs w:val="20"/>
-        </w:rPr>
-        <w:t>|  -</w:t>
-      </w:r>
-      <w:proofErr w:type="gramEnd"/>
-      <w:r>
-        <w:rPr>
-          <w:rFonts w:ascii="Courier New" w:eastAsia="Courier New" w:hAnsi="Courier New" w:cs="Courier New"/>
-          <w:sz w:val="20"/>
-          <w:szCs w:val="20"/>
-        </w:rPr>
-        <w:t>&gt; MP-3       |</w:t>
+      <w:r>
+        <w:rPr>
+          <w:rFonts w:ascii="Courier New" w:eastAsia="Courier New" w:hAnsi="Courier New" w:cs="Courier New"/>
+          <w:sz w:val="20"/>
+          <w:szCs w:val="20"/>
+        </w:rPr>
+        <w:t>|  -&gt; MP-1       |                |  -&gt; MP-1       |</w:t>
+      </w:r>
+    </w:p>
+    <w:p>
+      <w:pPr>
+        <w:shd w:val="clear" w:color="auto" w:fill="F5F5F5"/>
+        <w:spacing w:after="80"/>
+        <w:ind w:left="200" w:right="200"/>
+      </w:pPr>
+      <w:r>
+        <w:rPr>
+          <w:rFonts w:ascii="Courier New" w:eastAsia="Courier New" w:hAnsi="Courier New" w:cs="Courier New"/>
+          <w:sz w:val="20"/>
+          <w:szCs w:val="20"/>
+        </w:rPr>
+        <w:t>|  -&gt; MP-2       |                |  -&gt; MP-2       |</w:t>
+      </w:r>
+    </w:p>
+    <w:p>
+      <w:pPr>
+        <w:shd w:val="clear" w:color="auto" w:fill="F5F5F5"/>
+        <w:spacing w:after="80"/>
+        <w:ind w:left="200" w:right="200"/>
+      </w:pPr>
+      <w:r>
+        <w:rPr>
+          <w:rFonts w:ascii="Courier New" w:eastAsia="Courier New" w:hAnsi="Courier New" w:cs="Courier New"/>
+          <w:sz w:val="20"/>
+          <w:szCs w:val="20"/>
+        </w:rPr>
+        <w:t>|  -&gt; MP-3       |                |  -&gt; MP-3       |</w:t>
       </w:r>
     </w:p>
     <w:p>
@@ -25710,91 +23882,37 @@
           <w:sz w:val="20"/>
           <w:szCs w:val="20"/>
         </w:rPr>
-        <w:t xml:space="preserve">                                  </w:t>
-      </w:r>
-      <w:proofErr w:type="gramStart"/>
-      <w:r>
-        <w:rPr>
-          <w:rFonts w:ascii="Courier New" w:eastAsia="Courier New" w:hAnsi="Courier New" w:cs="Courier New"/>
-          <w:sz w:val="20"/>
-          <w:szCs w:val="20"/>
-        </w:rPr>
-        <w:t>|  -</w:t>
-      </w:r>
-      <w:proofErr w:type="gramEnd"/>
-      <w:r>
-        <w:rPr>
-          <w:rFonts w:ascii="Courier New" w:eastAsia="Courier New" w:hAnsi="Courier New" w:cs="Courier New"/>
-          <w:sz w:val="20"/>
-          <w:szCs w:val="20"/>
-        </w:rPr>
-        <w:t>&gt; MP-1 (shared)</w:t>
-      </w:r>
-    </w:p>
-    <w:p>
-      <w:pPr>
-        <w:shd w:val="clear" w:color="auto" w:fill="F5F5F5"/>
-        <w:spacing w:after="80"/>
-        <w:ind w:left="200" w:right="200"/>
-      </w:pPr>
-      <w:r>
-        <w:rPr>
-          <w:rFonts w:ascii="Courier New" w:eastAsia="Courier New" w:hAnsi="Courier New" w:cs="Courier New"/>
-          <w:sz w:val="20"/>
-          <w:szCs w:val="20"/>
-        </w:rPr>
-        <w:t xml:space="preserve">                                  </w:t>
-      </w:r>
-      <w:proofErr w:type="gramStart"/>
-      <w:r>
-        <w:rPr>
-          <w:rFonts w:ascii="Courier New" w:eastAsia="Courier New" w:hAnsi="Courier New" w:cs="Courier New"/>
-          <w:sz w:val="20"/>
-          <w:szCs w:val="20"/>
-        </w:rPr>
-        <w:t>|  -</w:t>
-      </w:r>
-      <w:proofErr w:type="gramEnd"/>
-      <w:r>
-        <w:rPr>
-          <w:rFonts w:ascii="Courier New" w:eastAsia="Courier New" w:hAnsi="Courier New" w:cs="Courier New"/>
-          <w:sz w:val="20"/>
-          <w:szCs w:val="20"/>
-        </w:rPr>
-        <w:t>&gt; MP-2 (shared)</w:t>
-      </w:r>
-    </w:p>
-    <w:p>
-      <w:pPr>
-        <w:shd w:val="clear" w:color="auto" w:fill="F5F5F5"/>
-        <w:spacing w:after="80"/>
-        <w:ind w:left="200" w:right="200"/>
-      </w:pPr>
-      <w:r>
-        <w:rPr>
-          <w:rFonts w:ascii="Courier New" w:eastAsia="Courier New" w:hAnsi="Courier New" w:cs="Courier New"/>
-          <w:sz w:val="20"/>
-          <w:szCs w:val="20"/>
-        </w:rPr>
-        <w:t xml:space="preserve">                                  </w:t>
-      </w:r>
-      <w:proofErr w:type="gramStart"/>
-      <w:r>
-        <w:rPr>
-          <w:rFonts w:ascii="Courier New" w:eastAsia="Courier New" w:hAnsi="Courier New" w:cs="Courier New"/>
-          <w:sz w:val="20"/>
-          <w:szCs w:val="20"/>
-        </w:rPr>
-        <w:t>|  -</w:t>
-      </w:r>
-      <w:proofErr w:type="gramEnd"/>
-      <w:r>
-        <w:rPr>
-          <w:rFonts w:ascii="Courier New" w:eastAsia="Courier New" w:hAnsi="Courier New" w:cs="Courier New"/>
-          <w:sz w:val="20"/>
-          <w:szCs w:val="20"/>
-        </w:rPr>
-        <w:t>&gt; MP-3 (shared)</w:t>
+        <w:t xml:space="preserve">                                  |  -&gt; MP-1 (shared)</w:t>
+      </w:r>
+    </w:p>
+    <w:p>
+      <w:pPr>
+        <w:shd w:val="clear" w:color="auto" w:fill="F5F5F5"/>
+        <w:spacing w:after="80"/>
+        <w:ind w:left="200" w:right="200"/>
+      </w:pPr>
+      <w:r>
+        <w:rPr>
+          <w:rFonts w:ascii="Courier New" w:eastAsia="Courier New" w:hAnsi="Courier New" w:cs="Courier New"/>
+          <w:sz w:val="20"/>
+          <w:szCs w:val="20"/>
+        </w:rPr>
+        <w:t xml:space="preserve">                                  |  -&gt; MP-2 (shared)</w:t>
+      </w:r>
+    </w:p>
+    <w:p>
+      <w:pPr>
+        <w:shd w:val="clear" w:color="auto" w:fill="F5F5F5"/>
+        <w:spacing w:after="80"/>
+        <w:ind w:left="200" w:right="200"/>
+      </w:pPr>
+      <w:r>
+        <w:rPr>
+          <w:rFonts w:ascii="Courier New" w:eastAsia="Courier New" w:hAnsi="Courier New" w:cs="Courier New"/>
+          <w:sz w:val="20"/>
+          <w:szCs w:val="20"/>
+        </w:rPr>
+        <w:t xml:space="preserve">                                  |  -&gt; MP-3 (shared)</w:t>
       </w:r>
     </w:p>
     <w:p>
@@ -25885,166 +24003,44 @@
         <w:spacing w:after="80"/>
         <w:ind w:left="200" w:right="200"/>
       </w:pPr>
-      <w:proofErr w:type="gramStart"/>
-      <w:r>
-        <w:rPr>
-          <w:rFonts w:ascii="Courier New" w:eastAsia="Courier New" w:hAnsi="Courier New" w:cs="Courier New"/>
-          <w:sz w:val="20"/>
-          <w:szCs w:val="20"/>
-        </w:rPr>
-        <w:t>|  -</w:t>
-      </w:r>
-      <w:proofErr w:type="gramEnd"/>
-      <w:r>
-        <w:rPr>
-          <w:rFonts w:ascii="Courier New" w:eastAsia="Courier New" w:hAnsi="Courier New" w:cs="Courier New"/>
-          <w:sz w:val="20"/>
-          <w:szCs w:val="20"/>
-        </w:rPr>
-        <w:t xml:space="preserve">&gt; MP-1       |   </w:t>
-      </w:r>
-      <w:proofErr w:type="gramStart"/>
-      <w:r>
-        <w:rPr>
-          <w:rFonts w:ascii="Courier New" w:eastAsia="Courier New" w:hAnsi="Courier New" w:cs="Courier New"/>
-          <w:sz w:val="20"/>
-          <w:szCs w:val="20"/>
-        </w:rPr>
-        <w:t>|  -</w:t>
-      </w:r>
-      <w:proofErr w:type="gramEnd"/>
-      <w:r>
-        <w:rPr>
-          <w:rFonts w:ascii="Courier New" w:eastAsia="Courier New" w:hAnsi="Courier New" w:cs="Courier New"/>
-          <w:sz w:val="20"/>
-          <w:szCs w:val="20"/>
-        </w:rPr>
-        <w:t>&gt; MP-1 (</w:t>
-      </w:r>
-      <w:proofErr w:type="gramStart"/>
-      <w:r>
-        <w:rPr>
-          <w:rFonts w:ascii="Courier New" w:eastAsia="Courier New" w:hAnsi="Courier New" w:cs="Courier New"/>
-          <w:sz w:val="20"/>
-          <w:szCs w:val="20"/>
-        </w:rPr>
-        <w:t>shared)  |</w:t>
-      </w:r>
-      <w:proofErr w:type="gramEnd"/>
-    </w:p>
-    <w:p>
-      <w:pPr>
-        <w:shd w:val="clear" w:color="auto" w:fill="F5F5F5"/>
-        <w:spacing w:after="80"/>
-        <w:ind w:left="200" w:right="200"/>
-      </w:pPr>
-      <w:proofErr w:type="gramStart"/>
-      <w:r>
-        <w:rPr>
-          <w:rFonts w:ascii="Courier New" w:eastAsia="Courier New" w:hAnsi="Courier New" w:cs="Courier New"/>
-          <w:sz w:val="20"/>
-          <w:szCs w:val="20"/>
-        </w:rPr>
-        <w:t>|  -</w:t>
-      </w:r>
-      <w:proofErr w:type="gramEnd"/>
-      <w:r>
-        <w:rPr>
-          <w:rFonts w:ascii="Courier New" w:eastAsia="Courier New" w:hAnsi="Courier New" w:cs="Courier New"/>
-          <w:sz w:val="20"/>
-          <w:szCs w:val="20"/>
-        </w:rPr>
-        <w:t xml:space="preserve">&gt; MP-2       |   </w:t>
-      </w:r>
-      <w:proofErr w:type="gramStart"/>
-      <w:r>
-        <w:rPr>
-          <w:rFonts w:ascii="Courier New" w:eastAsia="Courier New" w:hAnsi="Courier New" w:cs="Courier New"/>
-          <w:sz w:val="20"/>
-          <w:szCs w:val="20"/>
-        </w:rPr>
-        <w:t>|  -</w:t>
-      </w:r>
-      <w:proofErr w:type="gramEnd"/>
-      <w:r>
-        <w:rPr>
-          <w:rFonts w:ascii="Courier New" w:eastAsia="Courier New" w:hAnsi="Courier New" w:cs="Courier New"/>
-          <w:sz w:val="20"/>
-          <w:szCs w:val="20"/>
-        </w:rPr>
-        <w:t>&gt; MP-2' (</w:t>
-      </w:r>
-      <w:proofErr w:type="gramStart"/>
-      <w:r>
-        <w:rPr>
-          <w:rFonts w:ascii="Courier New" w:eastAsia="Courier New" w:hAnsi="Courier New" w:cs="Courier New"/>
-          <w:sz w:val="20"/>
-          <w:szCs w:val="20"/>
-        </w:rPr>
-        <w:t xml:space="preserve">NEW)   </w:t>
-      </w:r>
-      <w:proofErr w:type="gramEnd"/>
-      <w:r>
-        <w:rPr>
-          <w:rFonts w:ascii="Courier New" w:eastAsia="Courier New" w:hAnsi="Courier New" w:cs="Courier New"/>
-          <w:sz w:val="20"/>
-          <w:szCs w:val="20"/>
-        </w:rPr>
-        <w:t xml:space="preserve"> |</w:t>
-      </w:r>
-    </w:p>
-    <w:p>
-      <w:pPr>
-        <w:shd w:val="clear" w:color="auto" w:fill="F5F5F5"/>
-        <w:spacing w:after="80"/>
-        <w:ind w:left="200" w:right="200"/>
-      </w:pPr>
-      <w:proofErr w:type="gramStart"/>
-      <w:r>
-        <w:rPr>
-          <w:rFonts w:ascii="Courier New" w:eastAsia="Courier New" w:hAnsi="Courier New" w:cs="Courier New"/>
-          <w:sz w:val="20"/>
-          <w:szCs w:val="20"/>
-        </w:rPr>
-        <w:t>|  -</w:t>
-      </w:r>
-      <w:proofErr w:type="gramEnd"/>
-      <w:r>
-        <w:rPr>
-          <w:rFonts w:ascii="Courier New" w:eastAsia="Courier New" w:hAnsi="Courier New" w:cs="Courier New"/>
-          <w:sz w:val="20"/>
-          <w:szCs w:val="20"/>
-        </w:rPr>
-        <w:t xml:space="preserve">&gt; MP-3       |   </w:t>
-      </w:r>
-      <w:proofErr w:type="gramStart"/>
-      <w:r>
-        <w:rPr>
-          <w:rFonts w:ascii="Courier New" w:eastAsia="Courier New" w:hAnsi="Courier New" w:cs="Courier New"/>
-          <w:sz w:val="20"/>
-          <w:szCs w:val="20"/>
-        </w:rPr>
-        <w:t>|  -</w:t>
-      </w:r>
-      <w:proofErr w:type="gramEnd"/>
-      <w:r>
-        <w:rPr>
-          <w:rFonts w:ascii="Courier New" w:eastAsia="Courier New" w:hAnsi="Courier New" w:cs="Courier New"/>
-          <w:sz w:val="20"/>
-          <w:szCs w:val="20"/>
-        </w:rPr>
-        <w:t>&gt; MP-3 (</w:t>
-      </w:r>
-      <w:proofErr w:type="gramStart"/>
-      <w:r>
-        <w:rPr>
-          <w:rFonts w:ascii="Courier New" w:eastAsia="Courier New" w:hAnsi="Courier New" w:cs="Courier New"/>
-          <w:sz w:val="20"/>
-          <w:szCs w:val="20"/>
-        </w:rPr>
-        <w:t>shared)  |</w:t>
-      </w:r>
-      <w:proofErr w:type="gramEnd"/>
+      <w:r>
+        <w:rPr>
+          <w:rFonts w:ascii="Courier New" w:eastAsia="Courier New" w:hAnsi="Courier New" w:cs="Courier New"/>
+          <w:sz w:val="20"/>
+          <w:szCs w:val="20"/>
+        </w:rPr>
+        <w:t>|  -&gt; MP-1       |   |  -&gt; MP-1 (shared)  |</w:t>
+      </w:r>
+    </w:p>
+    <w:p>
+      <w:pPr>
+        <w:shd w:val="clear" w:color="auto" w:fill="F5F5F5"/>
+        <w:spacing w:after="80"/>
+        <w:ind w:left="200" w:right="200"/>
+      </w:pPr>
+      <w:r>
+        <w:rPr>
+          <w:rFonts w:ascii="Courier New" w:eastAsia="Courier New" w:hAnsi="Courier New" w:cs="Courier New"/>
+          <w:sz w:val="20"/>
+          <w:szCs w:val="20"/>
+        </w:rPr>
+        <w:t>|  -&gt; MP-2       |   |  -&gt; MP-2' (NEW)    |</w:t>
+      </w:r>
+    </w:p>
+    <w:p>
+      <w:pPr>
+        <w:shd w:val="clear" w:color="auto" w:fill="F5F5F5"/>
+        <w:spacing w:after="80"/>
+        <w:ind w:left="200" w:right="200"/>
+      </w:pPr>
+      <w:r>
+        <w:rPr>
+          <w:rFonts w:ascii="Courier New" w:eastAsia="Courier New" w:hAnsi="Courier New" w:cs="Courier New"/>
+          <w:sz w:val="20"/>
+          <w:szCs w:val="20"/>
+        </w:rPr>
+        <w:t>|  -&gt; MP-3       |   |  -&gt; MP-3 (shared)  |</w:t>
+      </w:r>
     </w:p>
     <w:p>
       <w:pPr>
@@ -26233,25 +24229,7 @@
           <w:sz w:val="20"/>
           <w:szCs w:val="20"/>
         </w:rPr>
-        <w:t xml:space="preserve">SELECT 'SOURCE' AS TABLE_LABEL, </w:t>
-      </w:r>
-      <w:proofErr w:type="gramStart"/>
-      <w:r>
-        <w:rPr>
-          <w:rFonts w:ascii="Courier New" w:eastAsia="Courier New" w:hAnsi="Courier New" w:cs="Courier New"/>
-          <w:sz w:val="20"/>
-          <w:szCs w:val="20"/>
-        </w:rPr>
-        <w:t>COUNT(</w:t>
-      </w:r>
-      <w:proofErr w:type="gramEnd"/>
-      <w:r>
-        <w:rPr>
-          <w:rFonts w:ascii="Courier New" w:eastAsia="Courier New" w:hAnsi="Courier New" w:cs="Courier New"/>
-          <w:sz w:val="20"/>
-          <w:szCs w:val="20"/>
-        </w:rPr>
-        <w:t>*) AS ROW_COUNT</w:t>
+        <w:t>SELECT 'SOURCE' AS TABLE_LABEL, COUNT(*) AS ROW_COUNT</w:t>
       </w:r>
     </w:p>
     <w:p>
@@ -26296,25 +24274,7 @@
           <w:sz w:val="20"/>
           <w:szCs w:val="20"/>
         </w:rPr>
-        <w:t xml:space="preserve">SELECT 'CLONE', </w:t>
-      </w:r>
-      <w:proofErr w:type="gramStart"/>
-      <w:r>
-        <w:rPr>
-          <w:rFonts w:ascii="Courier New" w:eastAsia="Courier New" w:hAnsi="Courier New" w:cs="Courier New"/>
-          <w:sz w:val="20"/>
-          <w:szCs w:val="20"/>
-        </w:rPr>
-        <w:t>COUNT(</w:t>
-      </w:r>
-      <w:proofErr w:type="gramEnd"/>
-      <w:r>
-        <w:rPr>
-          <w:rFonts w:ascii="Courier New" w:eastAsia="Courier New" w:hAnsi="Courier New" w:cs="Courier New"/>
-          <w:sz w:val="20"/>
-          <w:szCs w:val="20"/>
-        </w:rPr>
-        <w:t>*)</w:t>
+        <w:t>SELECT 'CLONE', COUNT(*)</w:t>
       </w:r>
     </w:p>
     <w:p>
@@ -26403,25 +24363,7 @@
           <w:sz w:val="20"/>
           <w:szCs w:val="20"/>
         </w:rPr>
-        <w:t xml:space="preserve">SELECT 'SOURCE' AS TABLE_LABEL, </w:t>
-      </w:r>
-      <w:proofErr w:type="gramStart"/>
-      <w:r>
-        <w:rPr>
-          <w:rFonts w:ascii="Courier New" w:eastAsia="Courier New" w:hAnsi="Courier New" w:cs="Courier New"/>
-          <w:sz w:val="20"/>
-          <w:szCs w:val="20"/>
-        </w:rPr>
-        <w:t>COUNT(</w:t>
-      </w:r>
-      <w:proofErr w:type="gramEnd"/>
-      <w:r>
-        <w:rPr>
-          <w:rFonts w:ascii="Courier New" w:eastAsia="Courier New" w:hAnsi="Courier New" w:cs="Courier New"/>
-          <w:sz w:val="20"/>
-          <w:szCs w:val="20"/>
-        </w:rPr>
-        <w:t>*) AS ROW_COUNT</w:t>
+        <w:t>SELECT 'SOURCE' AS TABLE_LABEL, COUNT(*) AS ROW_COUNT</w:t>
       </w:r>
     </w:p>
     <w:p>
@@ -26466,25 +24408,7 @@
           <w:sz w:val="20"/>
           <w:szCs w:val="20"/>
         </w:rPr>
-        <w:t xml:space="preserve">SELECT 'CLONE', </w:t>
-      </w:r>
-      <w:proofErr w:type="gramStart"/>
-      <w:r>
-        <w:rPr>
-          <w:rFonts w:ascii="Courier New" w:eastAsia="Courier New" w:hAnsi="Courier New" w:cs="Courier New"/>
-          <w:sz w:val="20"/>
-          <w:szCs w:val="20"/>
-        </w:rPr>
-        <w:t>COUNT(</w:t>
-      </w:r>
-      <w:proofErr w:type="gramEnd"/>
-      <w:r>
-        <w:rPr>
-          <w:rFonts w:ascii="Courier New" w:eastAsia="Courier New" w:hAnsi="Courier New" w:cs="Courier New"/>
-          <w:sz w:val="20"/>
-          <w:szCs w:val="20"/>
-        </w:rPr>
-        <w:t>*)</w:t>
+        <w:t>SELECT 'CLONE', COUNT(*)</w:t>
       </w:r>
     </w:p>
     <w:p>
@@ -26551,25 +24475,7 @@
           <w:sz w:val="20"/>
           <w:szCs w:val="20"/>
         </w:rPr>
-        <w:t xml:space="preserve">    CLONE LAB_ZONE.ORDERS_PERMANENT </w:t>
-      </w:r>
-      <w:proofErr w:type="gramStart"/>
-      <w:r>
-        <w:rPr>
-          <w:rFonts w:ascii="Courier New" w:eastAsia="Courier New" w:hAnsi="Courier New" w:cs="Courier New"/>
-          <w:sz w:val="20"/>
-          <w:szCs w:val="20"/>
-        </w:rPr>
-        <w:t>AT(</w:t>
-      </w:r>
-      <w:proofErr w:type="gramEnd"/>
-      <w:r>
-        <w:rPr>
-          <w:rFonts w:ascii="Courier New" w:eastAsia="Courier New" w:hAnsi="Courier New" w:cs="Courier New"/>
-          <w:sz w:val="20"/>
-          <w:szCs w:val="20"/>
-        </w:rPr>
-        <w:t>OFFSET =&gt; -300);</w:t>
+        <w:t xml:space="preserve">    CLONE LAB_ZONE.ORDERS_PERMANENT AT(OFFSET =&gt; -300);</w:t>
       </w:r>
     </w:p>
     <w:p>
@@ -26701,12 +24607,6 @@
         <w:gridCol w:w="6360"/>
       </w:tblGrid>
       <w:tr>
-        <w:tblPrEx>
-          <w:tblCellMar>
-            <w:top w:w="0" w:type="dxa"/>
-            <w:bottom w:w="0" w:type="dxa"/>
-          </w:tblCellMar>
-        </w:tblPrEx>
         <w:trPr>
           <w:tblHeader/>
         </w:trPr>
@@ -26778,12 +24678,6 @@
         </w:tc>
       </w:tr>
       <w:tr>
-        <w:tblPrEx>
-          <w:tblCellMar>
-            <w:top w:w="0" w:type="dxa"/>
-            <w:bottom w:w="0" w:type="dxa"/>
-          </w:tblCellMar>
-        </w:tblPrEx>
         <w:tc>
           <w:tcPr>
             <w:tcW w:w="3000" w:type="dxa"/>
@@ -26840,12 +24734,6 @@
         </w:tc>
       </w:tr>
       <w:tr>
-        <w:tblPrEx>
-          <w:tblCellMar>
-            <w:top w:w="0" w:type="dxa"/>
-            <w:bottom w:w="0" w:type="dxa"/>
-          </w:tblCellMar>
-        </w:tblPrEx>
         <w:tc>
           <w:tcPr>
             <w:tcW w:w="3000" w:type="dxa"/>
@@ -26902,12 +24790,6 @@
         </w:tc>
       </w:tr>
       <w:tr>
-        <w:tblPrEx>
-          <w:tblCellMar>
-            <w:top w:w="0" w:type="dxa"/>
-            <w:bottom w:w="0" w:type="dxa"/>
-          </w:tblCellMar>
-        </w:tblPrEx>
         <w:tc>
           <w:tcPr>
             <w:tcW w:w="3000" w:type="dxa"/>
@@ -26964,12 +24846,6 @@
         </w:tc>
       </w:tr>
       <w:tr>
-        <w:tblPrEx>
-          <w:tblCellMar>
-            <w:top w:w="0" w:type="dxa"/>
-            <w:bottom w:w="0" w:type="dxa"/>
-          </w:tblCellMar>
-        </w:tblPrEx>
         <w:tc>
           <w:tcPr>
             <w:tcW w:w="3000" w:type="dxa"/>
@@ -27026,12 +24902,6 @@
         </w:tc>
       </w:tr>
       <w:tr>
-        <w:tblPrEx>
-          <w:tblCellMar>
-            <w:top w:w="0" w:type="dxa"/>
-            <w:bottom w:w="0" w:type="dxa"/>
-          </w:tblCellMar>
-        </w:tblPrEx>
         <w:tc>
           <w:tcPr>
             <w:tcW w:w="3000" w:type="dxa"/>
@@ -27088,12 +24958,6 @@
         </w:tc>
       </w:tr>
       <w:tr>
-        <w:tblPrEx>
-          <w:tblCellMar>
-            <w:top w:w="0" w:type="dxa"/>
-            <w:bottom w:w="0" w:type="dxa"/>
-          </w:tblCellMar>
-        </w:tblPrEx>
         <w:tc>
           <w:tcPr>
             <w:tcW w:w="3000" w:type="dxa"/>
@@ -27150,12 +25014,6 @@
         </w:tc>
       </w:tr>
       <w:tr>
-        <w:tblPrEx>
-          <w:tblCellMar>
-            <w:top w:w="0" w:type="dxa"/>
-            <w:bottom w:w="0" w:type="dxa"/>
-          </w:tblCellMar>
-        </w:tblPrEx>
         <w:tc>
           <w:tcPr>
             <w:tcW w:w="3000" w:type="dxa"/>
@@ -27372,32 +25230,13 @@
         <w:t>--     STORAGE_AWS_ROLE_ARN = '</w:t>
       </w:r>
       <w:proofErr w:type="spellStart"/>
-      <w:proofErr w:type="gramStart"/>
-      <w:r>
-        <w:rPr>
-          <w:rFonts w:ascii="Courier New" w:eastAsia="Courier New" w:hAnsi="Courier New" w:cs="Courier New"/>
-          <w:sz w:val="20"/>
-          <w:szCs w:val="20"/>
-        </w:rPr>
-        <w:t>arn:aws</w:t>
-      </w:r>
-      <w:proofErr w:type="gramEnd"/>
-      <w:r>
-        <w:rPr>
-          <w:rFonts w:ascii="Courier New" w:eastAsia="Courier New" w:hAnsi="Courier New" w:cs="Courier New"/>
-          <w:sz w:val="20"/>
-          <w:szCs w:val="20"/>
-        </w:rPr>
-        <w:t>:</w:t>
-      </w:r>
-      <w:proofErr w:type="gramStart"/>
-      <w:r>
-        <w:rPr>
-          <w:rFonts w:ascii="Courier New" w:eastAsia="Courier New" w:hAnsi="Courier New" w:cs="Courier New"/>
-          <w:sz w:val="20"/>
-          <w:szCs w:val="20"/>
-        </w:rPr>
-        <w:t>iam</w:t>
+      <w:r>
+        <w:rPr>
+          <w:rFonts w:ascii="Courier New" w:eastAsia="Courier New" w:hAnsi="Courier New" w:cs="Courier New"/>
+          <w:sz w:val="20"/>
+          <w:szCs w:val="20"/>
+        </w:rPr>
+        <w:t>arn:aws:iam</w:t>
       </w:r>
       <w:proofErr w:type="spellEnd"/>
       <w:r>
@@ -27406,16 +25245,7 @@
           <w:sz w:val="20"/>
           <w:szCs w:val="20"/>
         </w:rPr>
-        <w:t>::</w:t>
-      </w:r>
-      <w:proofErr w:type="gramEnd"/>
-      <w:r>
-        <w:rPr>
-          <w:rFonts w:ascii="Courier New" w:eastAsia="Courier New" w:hAnsi="Courier New" w:cs="Courier New"/>
-          <w:sz w:val="20"/>
-          <w:szCs w:val="20"/>
-        </w:rPr>
-        <w:t>role/snowflake-access'</w:t>
+        <w:t>::role/snowflake-access'</w:t>
       </w:r>
     </w:p>
     <w:p>
@@ -27564,124 +25394,52 @@
           <w:sz w:val="20"/>
           <w:szCs w:val="20"/>
         </w:rPr>
-        <w:t>--     ORDER_ID VARCHAR AS (VALUE:c</w:t>
-      </w:r>
-      <w:proofErr w:type="gramStart"/>
-      <w:r>
-        <w:rPr>
-          <w:rFonts w:ascii="Courier New" w:eastAsia="Courier New" w:hAnsi="Courier New" w:cs="Courier New"/>
-          <w:sz w:val="20"/>
-          <w:szCs w:val="20"/>
-        </w:rPr>
-        <w:t>1::</w:t>
-      </w:r>
-      <w:proofErr w:type="gramEnd"/>
-      <w:r>
-        <w:rPr>
-          <w:rFonts w:ascii="Courier New" w:eastAsia="Courier New" w:hAnsi="Courier New" w:cs="Courier New"/>
-          <w:sz w:val="20"/>
-          <w:szCs w:val="20"/>
-        </w:rPr>
-        <w:t>VARCHAR),</w:t>
-      </w:r>
-    </w:p>
-    <w:p>
-      <w:pPr>
-        <w:shd w:val="clear" w:color="auto" w:fill="F5F5F5"/>
-        <w:spacing w:after="80"/>
-        <w:ind w:left="200" w:right="200"/>
-      </w:pPr>
-      <w:r>
-        <w:rPr>
-          <w:rFonts w:ascii="Courier New" w:eastAsia="Courier New" w:hAnsi="Courier New" w:cs="Courier New"/>
-          <w:sz w:val="20"/>
-          <w:szCs w:val="20"/>
-        </w:rPr>
-        <w:t>--     ORDER_DATE DATE AS (VALUE:c</w:t>
-      </w:r>
-      <w:proofErr w:type="gramStart"/>
-      <w:r>
-        <w:rPr>
-          <w:rFonts w:ascii="Courier New" w:eastAsia="Courier New" w:hAnsi="Courier New" w:cs="Courier New"/>
-          <w:sz w:val="20"/>
-          <w:szCs w:val="20"/>
-        </w:rPr>
-        <w:t>5::</w:t>
-      </w:r>
-      <w:proofErr w:type="gramEnd"/>
-      <w:r>
-        <w:rPr>
-          <w:rFonts w:ascii="Courier New" w:eastAsia="Courier New" w:hAnsi="Courier New" w:cs="Courier New"/>
-          <w:sz w:val="20"/>
-          <w:szCs w:val="20"/>
-        </w:rPr>
-        <w:t>DATE),</w:t>
-      </w:r>
-    </w:p>
-    <w:p>
-      <w:pPr>
-        <w:shd w:val="clear" w:color="auto" w:fill="F5F5F5"/>
-        <w:spacing w:after="80"/>
-        <w:ind w:left="200" w:right="200"/>
-      </w:pPr>
-      <w:r>
-        <w:rPr>
-          <w:rFonts w:ascii="Courier New" w:eastAsia="Courier New" w:hAnsi="Courier New" w:cs="Courier New"/>
-          <w:sz w:val="20"/>
-          <w:szCs w:val="20"/>
-        </w:rPr>
-        <w:t>--     CATEGORY VARCHAR AS (VALUE:c</w:t>
-      </w:r>
-      <w:proofErr w:type="gramStart"/>
-      <w:r>
-        <w:rPr>
-          <w:rFonts w:ascii="Courier New" w:eastAsia="Courier New" w:hAnsi="Courier New" w:cs="Courier New"/>
-          <w:sz w:val="20"/>
-          <w:szCs w:val="20"/>
-        </w:rPr>
-        <w:t>9::</w:t>
-      </w:r>
-      <w:proofErr w:type="gramEnd"/>
-      <w:r>
-        <w:rPr>
-          <w:rFonts w:ascii="Courier New" w:eastAsia="Courier New" w:hAnsi="Courier New" w:cs="Courier New"/>
-          <w:sz w:val="20"/>
-          <w:szCs w:val="20"/>
-        </w:rPr>
-        <w:t>VARCHAR),</w:t>
-      </w:r>
-    </w:p>
-    <w:p>
-      <w:pPr>
-        <w:shd w:val="clear" w:color="auto" w:fill="F5F5F5"/>
-        <w:spacing w:after="80"/>
-        <w:ind w:left="200" w:right="200"/>
-      </w:pPr>
-      <w:r>
-        <w:rPr>
-          <w:rFonts w:ascii="Courier New" w:eastAsia="Courier New" w:hAnsi="Courier New" w:cs="Courier New"/>
-          <w:sz w:val="20"/>
-          <w:szCs w:val="20"/>
-        </w:rPr>
-        <w:t>--     NET_AMOUNT FLOAT AS (VALUE:c</w:t>
-      </w:r>
-      <w:proofErr w:type="gramStart"/>
-      <w:r>
-        <w:rPr>
-          <w:rFonts w:ascii="Courier New" w:eastAsia="Courier New" w:hAnsi="Courier New" w:cs="Courier New"/>
-          <w:sz w:val="20"/>
-          <w:szCs w:val="20"/>
-        </w:rPr>
-        <w:t>18::</w:t>
-      </w:r>
-      <w:proofErr w:type="gramEnd"/>
-      <w:r>
-        <w:rPr>
-          <w:rFonts w:ascii="Courier New" w:eastAsia="Courier New" w:hAnsi="Courier New" w:cs="Courier New"/>
-          <w:sz w:val="20"/>
-          <w:szCs w:val="20"/>
-        </w:rPr>
-        <w:t>FLOAT),</w:t>
+        <w:t>--     ORDER_ID VARCHAR AS (VALUE:c1::VARCHAR),</w:t>
+      </w:r>
+    </w:p>
+    <w:p>
+      <w:pPr>
+        <w:shd w:val="clear" w:color="auto" w:fill="F5F5F5"/>
+        <w:spacing w:after="80"/>
+        <w:ind w:left="200" w:right="200"/>
+      </w:pPr>
+      <w:r>
+        <w:rPr>
+          <w:rFonts w:ascii="Courier New" w:eastAsia="Courier New" w:hAnsi="Courier New" w:cs="Courier New"/>
+          <w:sz w:val="20"/>
+          <w:szCs w:val="20"/>
+        </w:rPr>
+        <w:t>--     ORDER_DATE DATE AS (VALUE:c5::DATE),</w:t>
+      </w:r>
+    </w:p>
+    <w:p>
+      <w:pPr>
+        <w:shd w:val="clear" w:color="auto" w:fill="F5F5F5"/>
+        <w:spacing w:after="80"/>
+        <w:ind w:left="200" w:right="200"/>
+      </w:pPr>
+      <w:r>
+        <w:rPr>
+          <w:rFonts w:ascii="Courier New" w:eastAsia="Courier New" w:hAnsi="Courier New" w:cs="Courier New"/>
+          <w:sz w:val="20"/>
+          <w:szCs w:val="20"/>
+        </w:rPr>
+        <w:t>--     CATEGORY VARCHAR AS (VALUE:c9::VARCHAR),</w:t>
+      </w:r>
+    </w:p>
+    <w:p>
+      <w:pPr>
+        <w:shd w:val="clear" w:color="auto" w:fill="F5F5F5"/>
+        <w:spacing w:after="80"/>
+        <w:ind w:left="200" w:right="200"/>
+      </w:pPr>
+      <w:r>
+        <w:rPr>
+          <w:rFonts w:ascii="Courier New" w:eastAsia="Courier New" w:hAnsi="Courier New" w:cs="Courier New"/>
+          <w:sz w:val="20"/>
+          <w:szCs w:val="20"/>
+        </w:rPr>
+        <w:t>--     NET_AMOUNT FLOAT AS (VALUE:c18::FLOAT),</w:t>
       </w:r>
     </w:p>
     <w:p>
@@ -27726,43 +25484,7 @@
           <w:sz w:val="20"/>
           <w:szCs w:val="20"/>
         </w:rPr>
-        <w:t xml:space="preserve">--    </w:t>
-      </w:r>
-      <w:proofErr w:type="gramStart"/>
-      <w:r>
-        <w:rPr>
-          <w:rFonts w:ascii="Courier New" w:eastAsia="Courier New" w:hAnsi="Courier New" w:cs="Courier New"/>
-          <w:sz w:val="20"/>
-          <w:szCs w:val="20"/>
-        </w:rPr>
-        <w:t xml:space="preserve">   (</w:t>
-      </w:r>
-      <w:proofErr w:type="gramEnd"/>
-      <w:r>
-        <w:rPr>
-          <w:rFonts w:ascii="Courier New" w:eastAsia="Courier New" w:hAnsi="Courier New" w:cs="Courier New"/>
-          <w:sz w:val="20"/>
-          <w:szCs w:val="20"/>
-        </w:rPr>
-        <w:t>SPLIT_</w:t>
-      </w:r>
-      <w:proofErr w:type="gramStart"/>
-      <w:r>
-        <w:rPr>
-          <w:rFonts w:ascii="Courier New" w:eastAsia="Courier New" w:hAnsi="Courier New" w:cs="Courier New"/>
-          <w:sz w:val="20"/>
-          <w:szCs w:val="20"/>
-        </w:rPr>
-        <w:t>PART(</w:t>
-      </w:r>
-      <w:proofErr w:type="gramEnd"/>
-      <w:r>
-        <w:rPr>
-          <w:rFonts w:ascii="Courier New" w:eastAsia="Courier New" w:hAnsi="Courier New" w:cs="Courier New"/>
-          <w:sz w:val="20"/>
-          <w:szCs w:val="20"/>
-        </w:rPr>
-        <w:t>METADATA$FILENAME, '/', 2))</w:t>
+        <w:t>--       (SPLIT_PART(METADATA$FILENAME, '/', 2))</w:t>
       </w:r>
     </w:p>
     <w:p>
@@ -28082,13 +25804,8 @@
       <w:pPr>
         <w:spacing w:after="120"/>
       </w:pPr>
-      <w:proofErr w:type="gramStart"/>
-      <w:r>
-        <w:t>SUM(</w:t>
-      </w:r>
-      <w:proofErr w:type="gramEnd"/>
-      <w:r>
-        <w:t>amount) AS </w:t>
+      <w:r>
+        <w:t>SUM(amount) AS </w:t>
       </w:r>
       <w:proofErr w:type="spellStart"/>
       <w:r>
@@ -28103,13 +25820,8 @@
       <w:pPr>
         <w:spacing w:after="120"/>
       </w:pPr>
-      <w:proofErr w:type="gramStart"/>
-      <w:r>
-        <w:t>COUNT(</w:t>
-      </w:r>
-      <w:proofErr w:type="gramEnd"/>
-      <w:r>
-        <w:t>*) AS </w:t>
+      <w:r>
+        <w:t>COUNT(*) AS </w:t>
       </w:r>
       <w:proofErr w:type="spellStart"/>
       <w:r>
@@ -28311,12 +26023,10 @@
         <w:t>SHOW DYNAMIC TABLES LIKE 'sales_%' IN SCHEMA </w:t>
       </w:r>
       <w:proofErr w:type="spellStart"/>
-      <w:proofErr w:type="gramStart"/>
       <w:r>
         <w:t>mydb.myschema</w:t>
       </w:r>
       <w:proofErr w:type="spellEnd"/>
-      <w:proofErr w:type="gramEnd"/>
       <w:r>
         <w:t>;</w:t>
       </w:r>
@@ -28620,54 +26330,8 @@
           <w:sz w:val="20"/>
           <w:szCs w:val="20"/>
         </w:rPr>
-        <w:t xml:space="preserve">| (Source </w:t>
-      </w:r>
-      <w:proofErr w:type="gramStart"/>
-      <w:r>
-        <w:rPr>
-          <w:rFonts w:ascii="Courier New" w:eastAsia="Courier New" w:hAnsi="Courier New" w:cs="Courier New"/>
-          <w:sz w:val="20"/>
-          <w:szCs w:val="20"/>
-        </w:rPr>
-        <w:t xml:space="preserve">Table)   </w:t>
-      </w:r>
-      <w:proofErr w:type="gramEnd"/>
-      <w:r>
-        <w:rPr>
-          <w:rFonts w:ascii="Courier New" w:eastAsia="Courier New" w:hAnsi="Courier New" w:cs="Courier New"/>
-          <w:sz w:val="20"/>
-          <w:szCs w:val="20"/>
-        </w:rPr>
-        <w:t xml:space="preserve">|     | (Dynamic </w:t>
-      </w:r>
-      <w:proofErr w:type="gramStart"/>
-      <w:r>
-        <w:rPr>
-          <w:rFonts w:ascii="Courier New" w:eastAsia="Courier New" w:hAnsi="Courier New" w:cs="Courier New"/>
-          <w:sz w:val="20"/>
-          <w:szCs w:val="20"/>
-        </w:rPr>
-        <w:t xml:space="preserve">Table)   </w:t>
-      </w:r>
-      <w:proofErr w:type="gramEnd"/>
-      <w:r>
-        <w:rPr>
-          <w:rFonts w:ascii="Courier New" w:eastAsia="Courier New" w:hAnsi="Courier New" w:cs="Courier New"/>
-          <w:sz w:val="20"/>
-          <w:szCs w:val="20"/>
-        </w:rPr>
-        <w:t xml:space="preserve"> |     | (Dynamic </w:t>
-      </w:r>
-      <w:proofErr w:type="gramStart"/>
-      <w:r>
-        <w:rPr>
-          <w:rFonts w:ascii="Courier New" w:eastAsia="Courier New" w:hAnsi="Courier New" w:cs="Courier New"/>
-          <w:sz w:val="20"/>
-          <w:szCs w:val="20"/>
-        </w:rPr>
-        <w:t>Table)  |</w:t>
-      </w:r>
-      <w:proofErr w:type="gramEnd"/>
+        <w:t>| (Source Table)   |     | (Dynamic Table)    |     | (Dynamic Table)  |</w:t>
+      </w:r>
     </w:p>
     <w:p>
       <w:pPr>
@@ -28996,15 +26660,7 @@
     </w:p>
     <w:p>
       <w:r>
-        <w:t xml:space="preserve">When you create a dynamic table, Snowflake parses your query, identifies the base tables it reads from, and registers the dynamic table for refresh. From that point on, Snowflake monitors the base tables for changes and refreshes the dynamic table to stay within the target lag </w:t>
-      </w:r>
-      <w:proofErr w:type="gramStart"/>
-      <w:r>
-        <w:t>you</w:t>
-      </w:r>
-      <w:proofErr w:type="gramEnd"/>
-      <w:r>
-        <w:t xml:space="preserve"> set.</w:t>
+        <w:t>When you create a dynamic table, Snowflake parses your query, identifies the base tables it reads from, and registers the dynamic table for refresh. From that point on, Snowflake monitors the base tables for changes and refreshes the dynamic table to stay within the target lag you set.</w:t>
       </w:r>
     </w:p>
     <w:p/>
@@ -29530,58 +27186,22 @@
           <w:sz w:val="20"/>
           <w:szCs w:val="20"/>
         </w:rPr>
-        <w:t xml:space="preserve">    ABS(UNIT_PRICE) AS UNIT_</w:t>
-      </w:r>
-      <w:proofErr w:type="gramStart"/>
-      <w:r>
-        <w:rPr>
-          <w:rFonts w:ascii="Courier New" w:eastAsia="Courier New" w:hAnsi="Courier New" w:cs="Courier New"/>
-          <w:sz w:val="20"/>
-          <w:szCs w:val="20"/>
-        </w:rPr>
-        <w:t>PRICE,  --</w:t>
-      </w:r>
-      <w:proofErr w:type="gramEnd"/>
-      <w:r>
-        <w:rPr>
-          <w:rFonts w:ascii="Courier New" w:eastAsia="Courier New" w:hAnsi="Courier New" w:cs="Courier New"/>
-          <w:sz w:val="20"/>
-          <w:szCs w:val="20"/>
-        </w:rPr>
-        <w:t xml:space="preserve"> Fix negative prices</w:t>
-      </w:r>
-    </w:p>
-    <w:p>
-      <w:pPr>
-        <w:shd w:val="clear" w:color="auto" w:fill="F5F5F5"/>
-        <w:spacing w:after="80"/>
-        <w:ind w:left="200" w:right="200"/>
-      </w:pPr>
-      <w:r>
-        <w:rPr>
-          <w:rFonts w:ascii="Courier New" w:eastAsia="Courier New" w:hAnsi="Courier New" w:cs="Courier New"/>
-          <w:sz w:val="20"/>
-          <w:szCs w:val="20"/>
-        </w:rPr>
-        <w:t xml:space="preserve">    </w:t>
-      </w:r>
-      <w:proofErr w:type="gramStart"/>
-      <w:r>
-        <w:rPr>
-          <w:rFonts w:ascii="Courier New" w:eastAsia="Courier New" w:hAnsi="Courier New" w:cs="Courier New"/>
-          <w:sz w:val="20"/>
-          <w:szCs w:val="20"/>
-        </w:rPr>
-        <w:t>COALESCE(</w:t>
-      </w:r>
-      <w:proofErr w:type="gramEnd"/>
-      <w:r>
-        <w:rPr>
-          <w:rFonts w:ascii="Courier New" w:eastAsia="Courier New" w:hAnsi="Courier New" w:cs="Courier New"/>
-          <w:sz w:val="20"/>
-          <w:szCs w:val="20"/>
-        </w:rPr>
-        <w:t>NET_AMOUNT, ABS(UNIT_PRICE) * QUANTITY) AS NET_AMOUNT,</w:t>
+        <w:t xml:space="preserve">    ABS(UNIT_PRICE) AS UNIT_PRICE,  -- Fix negative prices</w:t>
+      </w:r>
+    </w:p>
+    <w:p>
+      <w:pPr>
+        <w:shd w:val="clear" w:color="auto" w:fill="F5F5F5"/>
+        <w:spacing w:after="80"/>
+        <w:ind w:left="200" w:right="200"/>
+      </w:pPr>
+      <w:r>
+        <w:rPr>
+          <w:rFonts w:ascii="Courier New" w:eastAsia="Courier New" w:hAnsi="Courier New" w:cs="Courier New"/>
+          <w:sz w:val="20"/>
+          <w:szCs w:val="20"/>
+        </w:rPr>
+        <w:t xml:space="preserve">    COALESCE(NET_AMOUNT, ABS(UNIT_PRICE) * QUANTITY) AS NET_AMOUNT,</w:t>
       </w:r>
     </w:p>
     <w:p>
@@ -29835,25 +27455,7 @@
           <w:sz w:val="20"/>
           <w:szCs w:val="20"/>
         </w:rPr>
-        <w:t xml:space="preserve">    </w:t>
-      </w:r>
-      <w:proofErr w:type="gramStart"/>
-      <w:r>
-        <w:rPr>
-          <w:rFonts w:ascii="Courier New" w:eastAsia="Courier New" w:hAnsi="Courier New" w:cs="Courier New"/>
-          <w:sz w:val="20"/>
-          <w:szCs w:val="20"/>
-        </w:rPr>
-        <w:t>COUNT(</w:t>
-      </w:r>
-      <w:proofErr w:type="gramEnd"/>
-      <w:r>
-        <w:rPr>
-          <w:rFonts w:ascii="Courier New" w:eastAsia="Courier New" w:hAnsi="Courier New" w:cs="Courier New"/>
-          <w:sz w:val="20"/>
-          <w:szCs w:val="20"/>
-        </w:rPr>
-        <w:t>*) AS ORDER_COUNT,</w:t>
+        <w:t xml:space="preserve">    COUNT(*) AS ORDER_COUNT,</w:t>
       </w:r>
     </w:p>
     <w:p>
@@ -30015,36 +27617,8 @@
           <w:sz w:val="20"/>
           <w:szCs w:val="20"/>
         </w:rPr>
-        <w:t xml:space="preserve">FROM </w:t>
-      </w:r>
-      <w:proofErr w:type="gramStart"/>
-      <w:r>
-        <w:rPr>
-          <w:rFonts w:ascii="Courier New" w:eastAsia="Courier New" w:hAnsi="Courier New" w:cs="Courier New"/>
-          <w:sz w:val="20"/>
-          <w:szCs w:val="20"/>
-        </w:rPr>
-        <w:t>TABLE(</w:t>
-      </w:r>
-      <w:proofErr w:type="gramEnd"/>
-      <w:r>
-        <w:rPr>
-          <w:rFonts w:ascii="Courier New" w:eastAsia="Courier New" w:hAnsi="Courier New" w:cs="Courier New"/>
-          <w:sz w:val="20"/>
-          <w:szCs w:val="20"/>
-        </w:rPr>
-        <w:t>INFORMATION_SCHEMA.DYNAMIC_TABLE_REFRESH_</w:t>
-      </w:r>
-      <w:proofErr w:type="gramStart"/>
-      <w:r>
-        <w:rPr>
-          <w:rFonts w:ascii="Courier New" w:eastAsia="Courier New" w:hAnsi="Courier New" w:cs="Courier New"/>
-          <w:sz w:val="20"/>
-          <w:szCs w:val="20"/>
-        </w:rPr>
-        <w:t>HISTORY(</w:t>
-      </w:r>
-      <w:proofErr w:type="gramEnd"/>
+        <w:t>FROM TABLE(INFORMATION_SCHEMA.DYNAMIC_TABLE_REFRESH_HISTORY(</w:t>
+      </w:r>
     </w:p>
     <w:p>
       <w:pPr>
@@ -30597,12 +28171,6 @@
         <w:gridCol w:w="6360"/>
       </w:tblGrid>
       <w:tr>
-        <w:tblPrEx>
-          <w:tblCellMar>
-            <w:top w:w="0" w:type="dxa"/>
-            <w:bottom w:w="0" w:type="dxa"/>
-          </w:tblCellMar>
-        </w:tblPrEx>
         <w:trPr>
           <w:tblHeader/>
         </w:trPr>
@@ -30674,12 +28242,6 @@
         </w:tc>
       </w:tr>
       <w:tr>
-        <w:tblPrEx>
-          <w:tblCellMar>
-            <w:top w:w="0" w:type="dxa"/>
-            <w:bottom w:w="0" w:type="dxa"/>
-          </w:tblCellMar>
-        </w:tblPrEx>
         <w:tc>
           <w:tcPr>
             <w:tcW w:w="3000" w:type="dxa"/>
@@ -30736,12 +28298,6 @@
         </w:tc>
       </w:tr>
       <w:tr>
-        <w:tblPrEx>
-          <w:tblCellMar>
-            <w:top w:w="0" w:type="dxa"/>
-            <w:bottom w:w="0" w:type="dxa"/>
-          </w:tblCellMar>
-        </w:tblPrEx>
         <w:tc>
           <w:tcPr>
             <w:tcW w:w="3000" w:type="dxa"/>
@@ -30798,12 +28354,6 @@
         </w:tc>
       </w:tr>
       <w:tr>
-        <w:tblPrEx>
-          <w:tblCellMar>
-            <w:top w:w="0" w:type="dxa"/>
-            <w:bottom w:w="0" w:type="dxa"/>
-          </w:tblCellMar>
-        </w:tblPrEx>
         <w:tc>
           <w:tcPr>
             <w:tcW w:w="3000" w:type="dxa"/>
@@ -30860,12 +28410,6 @@
         </w:tc>
       </w:tr>
       <w:tr>
-        <w:tblPrEx>
-          <w:tblCellMar>
-            <w:top w:w="0" w:type="dxa"/>
-            <w:bottom w:w="0" w:type="dxa"/>
-          </w:tblCellMar>
-        </w:tblPrEx>
         <w:tc>
           <w:tcPr>
             <w:tcW w:w="3000" w:type="dxa"/>
@@ -30922,12 +28466,6 @@
         </w:tc>
       </w:tr>
       <w:tr>
-        <w:tblPrEx>
-          <w:tblCellMar>
-            <w:top w:w="0" w:type="dxa"/>
-            <w:bottom w:w="0" w:type="dxa"/>
-          </w:tblCellMar>
-        </w:tblPrEx>
         <w:tc>
           <w:tcPr>
             <w:tcW w:w="3000" w:type="dxa"/>
@@ -30984,12 +28522,6 @@
         </w:tc>
       </w:tr>
       <w:tr>
-        <w:tblPrEx>
-          <w:tblCellMar>
-            <w:top w:w="0" w:type="dxa"/>
-            <w:bottom w:w="0" w:type="dxa"/>
-          </w:tblCellMar>
-        </w:tblPrEx>
         <w:tc>
           <w:tcPr>
             <w:tcW w:w="3000" w:type="dxa"/>
@@ -31046,12 +28578,6 @@
         </w:tc>
       </w:tr>
       <w:tr>
-        <w:tblPrEx>
-          <w:tblCellMar>
-            <w:top w:w="0" w:type="dxa"/>
-            <w:bottom w:w="0" w:type="dxa"/>
-          </w:tblCellMar>
-        </w:tblPrEx>
         <w:tc>
           <w:tcPr>
             <w:tcW w:w="3000" w:type="dxa"/>
@@ -31220,124 +28746,52 @@
           <w:sz w:val="20"/>
           <w:szCs w:val="20"/>
         </w:rPr>
-        <w:t xml:space="preserve">--     CUSTOMER_ID </w:t>
-      </w:r>
-      <w:proofErr w:type="gramStart"/>
-      <w:r>
-        <w:rPr>
-          <w:rFonts w:ascii="Courier New" w:eastAsia="Courier New" w:hAnsi="Courier New" w:cs="Courier New"/>
-          <w:sz w:val="20"/>
-          <w:szCs w:val="20"/>
-        </w:rPr>
-        <w:t>VARCHAR(</w:t>
-      </w:r>
-      <w:proofErr w:type="gramEnd"/>
-      <w:r>
-        <w:rPr>
-          <w:rFonts w:ascii="Courier New" w:eastAsia="Courier New" w:hAnsi="Courier New" w:cs="Courier New"/>
-          <w:sz w:val="20"/>
-          <w:szCs w:val="20"/>
-        </w:rPr>
-        <w:t>20) PRIMARY KEY,</w:t>
-      </w:r>
-    </w:p>
-    <w:p>
-      <w:pPr>
-        <w:shd w:val="clear" w:color="auto" w:fill="F5F5F5"/>
-        <w:spacing w:after="80"/>
-        <w:ind w:left="200" w:right="200"/>
-      </w:pPr>
-      <w:r>
-        <w:rPr>
-          <w:rFonts w:ascii="Courier New" w:eastAsia="Courier New" w:hAnsi="Courier New" w:cs="Courier New"/>
-          <w:sz w:val="20"/>
-          <w:szCs w:val="20"/>
-        </w:rPr>
-        <w:t xml:space="preserve">--     CUSTOMER_NAME </w:t>
-      </w:r>
-      <w:proofErr w:type="gramStart"/>
-      <w:r>
-        <w:rPr>
-          <w:rFonts w:ascii="Courier New" w:eastAsia="Courier New" w:hAnsi="Courier New" w:cs="Courier New"/>
-          <w:sz w:val="20"/>
-          <w:szCs w:val="20"/>
-        </w:rPr>
-        <w:t>VARCHAR(</w:t>
-      </w:r>
-      <w:proofErr w:type="gramEnd"/>
-      <w:r>
-        <w:rPr>
-          <w:rFonts w:ascii="Courier New" w:eastAsia="Courier New" w:hAnsi="Courier New" w:cs="Courier New"/>
-          <w:sz w:val="20"/>
-          <w:szCs w:val="20"/>
-        </w:rPr>
-        <w:t>100) NOT NULL,</w:t>
-      </w:r>
-    </w:p>
-    <w:p>
-      <w:pPr>
-        <w:shd w:val="clear" w:color="auto" w:fill="F5F5F5"/>
-        <w:spacing w:after="80"/>
-        <w:ind w:left="200" w:right="200"/>
-      </w:pPr>
-      <w:r>
-        <w:rPr>
-          <w:rFonts w:ascii="Courier New" w:eastAsia="Courier New" w:hAnsi="Courier New" w:cs="Courier New"/>
-          <w:sz w:val="20"/>
-          <w:szCs w:val="20"/>
-        </w:rPr>
-        <w:t xml:space="preserve">--     CUSTOMER_EMAIL </w:t>
-      </w:r>
-      <w:proofErr w:type="gramStart"/>
-      <w:r>
-        <w:rPr>
-          <w:rFonts w:ascii="Courier New" w:eastAsia="Courier New" w:hAnsi="Courier New" w:cs="Courier New"/>
-          <w:sz w:val="20"/>
-          <w:szCs w:val="20"/>
-        </w:rPr>
-        <w:t>VARCHAR(</w:t>
-      </w:r>
-      <w:proofErr w:type="gramEnd"/>
-      <w:r>
-        <w:rPr>
-          <w:rFonts w:ascii="Courier New" w:eastAsia="Courier New" w:hAnsi="Courier New" w:cs="Courier New"/>
-          <w:sz w:val="20"/>
-          <w:szCs w:val="20"/>
-        </w:rPr>
-        <w:t>150),</w:t>
-      </w:r>
-    </w:p>
-    <w:p>
-      <w:pPr>
-        <w:shd w:val="clear" w:color="auto" w:fill="F5F5F5"/>
-        <w:spacing w:after="80"/>
-        <w:ind w:left="200" w:right="200"/>
-      </w:pPr>
-      <w:r>
-        <w:rPr>
-          <w:rFonts w:ascii="Courier New" w:eastAsia="Courier New" w:hAnsi="Courier New" w:cs="Courier New"/>
-          <w:sz w:val="20"/>
-          <w:szCs w:val="20"/>
-        </w:rPr>
-        <w:t xml:space="preserve">--     CUSTOMER_TIER </w:t>
-      </w:r>
-      <w:proofErr w:type="gramStart"/>
-      <w:r>
-        <w:rPr>
-          <w:rFonts w:ascii="Courier New" w:eastAsia="Courier New" w:hAnsi="Courier New" w:cs="Courier New"/>
-          <w:sz w:val="20"/>
-          <w:szCs w:val="20"/>
-        </w:rPr>
-        <w:t>VARCHAR(</w:t>
-      </w:r>
-      <w:proofErr w:type="gramEnd"/>
-      <w:r>
-        <w:rPr>
-          <w:rFonts w:ascii="Courier New" w:eastAsia="Courier New" w:hAnsi="Courier New" w:cs="Courier New"/>
-          <w:sz w:val="20"/>
-          <w:szCs w:val="20"/>
-        </w:rPr>
-        <w:t>20) DEFAULT 'Bronze',</w:t>
+        <w:t>--     CUSTOMER_ID VARCHAR(20) PRIMARY KEY,</w:t>
+      </w:r>
+    </w:p>
+    <w:p>
+      <w:pPr>
+        <w:shd w:val="clear" w:color="auto" w:fill="F5F5F5"/>
+        <w:spacing w:after="80"/>
+        <w:ind w:left="200" w:right="200"/>
+      </w:pPr>
+      <w:r>
+        <w:rPr>
+          <w:rFonts w:ascii="Courier New" w:eastAsia="Courier New" w:hAnsi="Courier New" w:cs="Courier New"/>
+          <w:sz w:val="20"/>
+          <w:szCs w:val="20"/>
+        </w:rPr>
+        <w:t>--     CUSTOMER_NAME VARCHAR(100) NOT NULL,</w:t>
+      </w:r>
+    </w:p>
+    <w:p>
+      <w:pPr>
+        <w:shd w:val="clear" w:color="auto" w:fill="F5F5F5"/>
+        <w:spacing w:after="80"/>
+        <w:ind w:left="200" w:right="200"/>
+      </w:pPr>
+      <w:r>
+        <w:rPr>
+          <w:rFonts w:ascii="Courier New" w:eastAsia="Courier New" w:hAnsi="Courier New" w:cs="Courier New"/>
+          <w:sz w:val="20"/>
+          <w:szCs w:val="20"/>
+        </w:rPr>
+        <w:t>--     CUSTOMER_EMAIL VARCHAR(150),</w:t>
+      </w:r>
+    </w:p>
+    <w:p>
+      <w:pPr>
+        <w:shd w:val="clear" w:color="auto" w:fill="F5F5F5"/>
+        <w:spacing w:after="80"/>
+        <w:ind w:left="200" w:right="200"/>
+      </w:pPr>
+      <w:r>
+        <w:rPr>
+          <w:rFonts w:ascii="Courier New" w:eastAsia="Courier New" w:hAnsi="Courier New" w:cs="Courier New"/>
+          <w:sz w:val="20"/>
+          <w:szCs w:val="20"/>
+        </w:rPr>
+        <w:t>--     CUSTOMER_TIER VARCHAR(20) DEFAULT 'Bronze',</w:t>
       </w:r>
     </w:p>
     <w:p>
@@ -31367,58 +28821,22 @@
           <w:sz w:val="20"/>
           <w:szCs w:val="20"/>
         </w:rPr>
-        <w:t>--     CREATED_AT TIMESTAMP_NTZ DEFAULT CURRENT_</w:t>
-      </w:r>
-      <w:proofErr w:type="gramStart"/>
-      <w:r>
-        <w:rPr>
-          <w:rFonts w:ascii="Courier New" w:eastAsia="Courier New" w:hAnsi="Courier New" w:cs="Courier New"/>
-          <w:sz w:val="20"/>
-          <w:szCs w:val="20"/>
-        </w:rPr>
-        <w:t>TIMESTAMP(</w:t>
-      </w:r>
-      <w:proofErr w:type="gramEnd"/>
-      <w:r>
-        <w:rPr>
-          <w:rFonts w:ascii="Courier New" w:eastAsia="Courier New" w:hAnsi="Courier New" w:cs="Courier New"/>
-          <w:sz w:val="20"/>
-          <w:szCs w:val="20"/>
-        </w:rPr>
-        <w:t>),</w:t>
-      </w:r>
-    </w:p>
-    <w:p>
-      <w:pPr>
-        <w:shd w:val="clear" w:color="auto" w:fill="F5F5F5"/>
-        <w:spacing w:after="80"/>
-        <w:ind w:left="200" w:right="200"/>
-      </w:pPr>
-      <w:r>
-        <w:rPr>
-          <w:rFonts w:ascii="Courier New" w:eastAsia="Courier New" w:hAnsi="Courier New" w:cs="Courier New"/>
-          <w:sz w:val="20"/>
-          <w:szCs w:val="20"/>
-        </w:rPr>
-        <w:t>--     UPDATED_AT TIMESTAMP_NTZ DEFAULT CURRENT_</w:t>
-      </w:r>
-      <w:proofErr w:type="gramStart"/>
-      <w:r>
-        <w:rPr>
-          <w:rFonts w:ascii="Courier New" w:eastAsia="Courier New" w:hAnsi="Courier New" w:cs="Courier New"/>
-          <w:sz w:val="20"/>
-          <w:szCs w:val="20"/>
-        </w:rPr>
-        <w:t>TIMESTAMP(</w:t>
-      </w:r>
-      <w:proofErr w:type="gramEnd"/>
-      <w:r>
-        <w:rPr>
-          <w:rFonts w:ascii="Courier New" w:eastAsia="Courier New" w:hAnsi="Courier New" w:cs="Courier New"/>
-          <w:sz w:val="20"/>
-          <w:szCs w:val="20"/>
-        </w:rPr>
-        <w:t>)</w:t>
+        <w:t>--     CREATED_AT TIMESTAMP_NTZ DEFAULT CURRENT_TIMESTAMP(),</w:t>
+      </w:r>
+    </w:p>
+    <w:p>
+      <w:pPr>
+        <w:shd w:val="clear" w:color="auto" w:fill="F5F5F5"/>
+        <w:spacing w:after="80"/>
+        <w:ind w:left="200" w:right="200"/>
+      </w:pPr>
+      <w:r>
+        <w:rPr>
+          <w:rFonts w:ascii="Courier New" w:eastAsia="Courier New" w:hAnsi="Courier New" w:cs="Courier New"/>
+          <w:sz w:val="20"/>
+          <w:szCs w:val="20"/>
+        </w:rPr>
+        <w:t>--     UPDATED_AT TIMESTAMP_NTZ DEFAULT CURRENT_TIMESTAMP()</w:t>
       </w:r>
     </w:p>
     <w:p>
@@ -31522,25 +28940,7 @@
           <w:sz w:val="20"/>
           <w:szCs w:val="20"/>
         </w:rPr>
-        <w:t xml:space="preserve">-- SELECT CUSTOMER_TIER, </w:t>
-      </w:r>
-      <w:proofErr w:type="gramStart"/>
-      <w:r>
-        <w:rPr>
-          <w:rFonts w:ascii="Courier New" w:eastAsia="Courier New" w:hAnsi="Courier New" w:cs="Courier New"/>
-          <w:sz w:val="20"/>
-          <w:szCs w:val="20"/>
-        </w:rPr>
-        <w:t>COUNT(</w:t>
-      </w:r>
-      <w:proofErr w:type="gramEnd"/>
-      <w:r>
-        <w:rPr>
-          <w:rFonts w:ascii="Courier New" w:eastAsia="Courier New" w:hAnsi="Courier New" w:cs="Courier New"/>
-          <w:sz w:val="20"/>
-          <w:szCs w:val="20"/>
-        </w:rPr>
-        <w:t>*) AS CUSTOMER_COUNT</w:t>
+        <w:t>-- SELECT CUSTOMER_TIER, COUNT(*) AS CUSTOMER_COUNT</w:t>
       </w:r>
     </w:p>
     <w:p>
@@ -32575,24 +29975,15 @@
           <w:b/>
           <w:bCs/>
         </w:rPr>
-        <w:t xml:space="preserve">Key Differences Between Snowflake Native Tables and Iceberg </w:t>
-      </w:r>
-      <w:proofErr w:type="gramStart"/>
+        <w:t>Key Differences Between Snowflake Native Tables and Iceberg Tables</w:t>
+      </w:r>
       <w:r>
         <w:rPr>
           <w:b/>
           <w:bCs/>
         </w:rPr>
-        <w:t>Tables</w:t>
-      </w:r>
-      <w:r>
-        <w:rPr>
-          <w:b/>
-          <w:bCs/>
-        </w:rPr>
         <w:t xml:space="preserve"> :</w:t>
       </w:r>
-      <w:proofErr w:type="gramEnd"/>
     </w:p>
     <w:p>
       <w:pPr>
@@ -32847,12 +30238,6 @@
         <w:gridCol w:w="6360"/>
       </w:tblGrid>
       <w:tr>
-        <w:tblPrEx>
-          <w:tblCellMar>
-            <w:top w:w="0" w:type="dxa"/>
-            <w:bottom w:w="0" w:type="dxa"/>
-          </w:tblCellMar>
-        </w:tblPrEx>
         <w:trPr>
           <w:tblHeader/>
         </w:trPr>
@@ -32924,12 +30309,6 @@
         </w:tc>
       </w:tr>
       <w:tr>
-        <w:tblPrEx>
-          <w:tblCellMar>
-            <w:top w:w="0" w:type="dxa"/>
-            <w:bottom w:w="0" w:type="dxa"/>
-          </w:tblCellMar>
-        </w:tblPrEx>
         <w:tc>
           <w:tcPr>
             <w:tcW w:w="3000" w:type="dxa"/>
@@ -32986,12 +30365,6 @@
         </w:tc>
       </w:tr>
       <w:tr>
-        <w:tblPrEx>
-          <w:tblCellMar>
-            <w:top w:w="0" w:type="dxa"/>
-            <w:bottom w:w="0" w:type="dxa"/>
-          </w:tblCellMar>
-        </w:tblPrEx>
         <w:tc>
           <w:tcPr>
             <w:tcW w:w="3000" w:type="dxa"/>
@@ -33048,12 +30421,6 @@
         </w:tc>
       </w:tr>
       <w:tr>
-        <w:tblPrEx>
-          <w:tblCellMar>
-            <w:top w:w="0" w:type="dxa"/>
-            <w:bottom w:w="0" w:type="dxa"/>
-          </w:tblCellMar>
-        </w:tblPrEx>
         <w:tc>
           <w:tcPr>
             <w:tcW w:w="3000" w:type="dxa"/>
@@ -33121,12 +30488,6 @@
         </w:tc>
       </w:tr>
       <w:tr>
-        <w:tblPrEx>
-          <w:tblCellMar>
-            <w:top w:w="0" w:type="dxa"/>
-            <w:bottom w:w="0" w:type="dxa"/>
-          </w:tblCellMar>
-        </w:tblPrEx>
         <w:tc>
           <w:tcPr>
             <w:tcW w:w="3000" w:type="dxa"/>
@@ -33183,12 +30544,6 @@
         </w:tc>
       </w:tr>
       <w:tr>
-        <w:tblPrEx>
-          <w:tblCellMar>
-            <w:top w:w="0" w:type="dxa"/>
-            <w:bottom w:w="0" w:type="dxa"/>
-          </w:tblCellMar>
-        </w:tblPrEx>
         <w:tc>
           <w:tcPr>
             <w:tcW w:w="3000" w:type="dxa"/>
@@ -33245,12 +30600,6 @@
         </w:tc>
       </w:tr>
       <w:tr>
-        <w:tblPrEx>
-          <w:tblCellMar>
-            <w:top w:w="0" w:type="dxa"/>
-            <w:bottom w:w="0" w:type="dxa"/>
-          </w:tblCellMar>
-        </w:tblPrEx>
         <w:tc>
           <w:tcPr>
             <w:tcW w:w="3000" w:type="dxa"/>
@@ -33307,12 +30656,6 @@
         </w:tc>
       </w:tr>
       <w:tr>
-        <w:tblPrEx>
-          <w:tblCellMar>
-            <w:top w:w="0" w:type="dxa"/>
-            <w:bottom w:w="0" w:type="dxa"/>
-          </w:tblCellMar>
-        </w:tblPrEx>
         <w:tc>
           <w:tcPr>
             <w:tcW w:w="3000" w:type="dxa"/>
@@ -33551,32 +30894,13 @@
         <w:t>--             STORAGE_AWS_ROLE_ARN = '</w:t>
       </w:r>
       <w:proofErr w:type="spellStart"/>
-      <w:proofErr w:type="gramStart"/>
-      <w:r>
-        <w:rPr>
-          <w:rFonts w:ascii="Courier New" w:eastAsia="Courier New" w:hAnsi="Courier New" w:cs="Courier New"/>
-          <w:sz w:val="20"/>
-          <w:szCs w:val="20"/>
-        </w:rPr>
-        <w:t>arn:aws</w:t>
-      </w:r>
-      <w:proofErr w:type="gramEnd"/>
-      <w:r>
-        <w:rPr>
-          <w:rFonts w:ascii="Courier New" w:eastAsia="Courier New" w:hAnsi="Courier New" w:cs="Courier New"/>
-          <w:sz w:val="20"/>
-          <w:szCs w:val="20"/>
-        </w:rPr>
-        <w:t>:</w:t>
-      </w:r>
-      <w:proofErr w:type="gramStart"/>
-      <w:r>
-        <w:rPr>
-          <w:rFonts w:ascii="Courier New" w:eastAsia="Courier New" w:hAnsi="Courier New" w:cs="Courier New"/>
-          <w:sz w:val="20"/>
-          <w:szCs w:val="20"/>
-        </w:rPr>
-        <w:t>iam</w:t>
+      <w:r>
+        <w:rPr>
+          <w:rFonts w:ascii="Courier New" w:eastAsia="Courier New" w:hAnsi="Courier New" w:cs="Courier New"/>
+          <w:sz w:val="20"/>
+          <w:szCs w:val="20"/>
+        </w:rPr>
+        <w:t>arn:aws:iam</w:t>
       </w:r>
       <w:proofErr w:type="spellEnd"/>
       <w:r>
@@ -33585,16 +30909,7 @@
           <w:sz w:val="20"/>
           <w:szCs w:val="20"/>
         </w:rPr>
-        <w:t>::</w:t>
-      </w:r>
-      <w:proofErr w:type="gramEnd"/>
-      <w:r>
-        <w:rPr>
-          <w:rFonts w:ascii="Courier New" w:eastAsia="Courier New" w:hAnsi="Courier New" w:cs="Courier New"/>
-          <w:sz w:val="20"/>
-          <w:szCs w:val="20"/>
-        </w:rPr>
-        <w:t>role/sf-iceberg'</w:t>
+        <w:t>::role/sf-iceberg'</w:t>
       </w:r>
     </w:p>
     <w:p>
@@ -33852,8 +31167,27 @@
         <w:t>-- FROM RAW_ZONE.ECOMMERCE_ORDERS LIMIT 1000;</w:t>
       </w:r>
     </w:p>
-    <w:p>
-      <w:r>
+    <w:p/>
+    <w:p>
+      <w:pPr>
+        <w:rPr>
+          <w:b/>
+          <w:bCs/>
+        </w:rPr>
+      </w:pPr>
+    </w:p>
+    <w:p>
+      <w:pPr>
+        <w:rPr>
+          <w:b/>
+          <w:bCs/>
+        </w:rPr>
+      </w:pPr>
+      <w:r>
+        <w:rPr>
+          <w:b/>
+          <w:bCs/>
+        </w:rPr>
         <w:br w:type="page"/>
       </w:r>
     </w:p>
@@ -33995,15 +31329,7 @@
         <w:spacing w:after="120"/>
       </w:pPr>
       <w:r>
-        <w:t xml:space="preserve">ALTER </w:t>
-      </w:r>
-      <w:proofErr w:type="gramStart"/>
-      <w:r>
-        <w:t>TABLE(</w:t>
-      </w:r>
-      <w:proofErr w:type="gramEnd"/>
-      <w:r>
-        <w:t>limited control)</w:t>
+        <w:t>ALTER TABLE(limited control)</w:t>
       </w:r>
     </w:p>
     <w:p>
@@ -34174,12 +31500,6 @@
         <w:gridCol w:w="6360"/>
       </w:tblGrid>
       <w:tr>
-        <w:tblPrEx>
-          <w:tblCellMar>
-            <w:top w:w="0" w:type="dxa"/>
-            <w:bottom w:w="0" w:type="dxa"/>
-          </w:tblCellMar>
-        </w:tblPrEx>
         <w:trPr>
           <w:tblHeader/>
         </w:trPr>
@@ -34251,12 +31571,6 @@
         </w:tc>
       </w:tr>
       <w:tr>
-        <w:tblPrEx>
-          <w:tblCellMar>
-            <w:top w:w="0" w:type="dxa"/>
-            <w:bottom w:w="0" w:type="dxa"/>
-          </w:tblCellMar>
-        </w:tblPrEx>
         <w:tc>
           <w:tcPr>
             <w:tcW w:w="3000" w:type="dxa"/>
@@ -34329,12 +31643,6 @@
         </w:tc>
       </w:tr>
       <w:tr>
-        <w:tblPrEx>
-          <w:tblCellMar>
-            <w:top w:w="0" w:type="dxa"/>
-            <w:bottom w:w="0" w:type="dxa"/>
-          </w:tblCellMar>
-        </w:tblPrEx>
         <w:tc>
           <w:tcPr>
             <w:tcW w:w="3000" w:type="dxa"/>
@@ -34391,12 +31699,6 @@
         </w:tc>
       </w:tr>
       <w:tr>
-        <w:tblPrEx>
-          <w:tblCellMar>
-            <w:top w:w="0" w:type="dxa"/>
-            <w:bottom w:w="0" w:type="dxa"/>
-          </w:tblCellMar>
-        </w:tblPrEx>
         <w:tc>
           <w:tcPr>
             <w:tcW w:w="3000" w:type="dxa"/>
@@ -34453,12 +31755,6 @@
         </w:tc>
       </w:tr>
       <w:tr>
-        <w:tblPrEx>
-          <w:tblCellMar>
-            <w:top w:w="0" w:type="dxa"/>
-            <w:bottom w:w="0" w:type="dxa"/>
-          </w:tblCellMar>
-        </w:tblPrEx>
         <w:tc>
           <w:tcPr>
             <w:tcW w:w="3000" w:type="dxa"/>
@@ -34516,12 +31812,6 @@
         </w:tc>
       </w:tr>
       <w:tr>
-        <w:tblPrEx>
-          <w:tblCellMar>
-            <w:top w:w="0" w:type="dxa"/>
-            <w:bottom w:w="0" w:type="dxa"/>
-          </w:tblCellMar>
-        </w:tblPrEx>
         <w:tc>
           <w:tcPr>
             <w:tcW w:w="3000" w:type="dxa"/>
@@ -34578,12 +31868,6 @@
         </w:tc>
       </w:tr>
       <w:tr>
-        <w:tblPrEx>
-          <w:tblCellMar>
-            <w:top w:w="0" w:type="dxa"/>
-            <w:bottom w:w="0" w:type="dxa"/>
-          </w:tblCellMar>
-        </w:tblPrEx>
         <w:tc>
           <w:tcPr>
             <w:tcW w:w="3000" w:type="dxa"/>
@@ -35081,25 +32365,7 @@
           <w:sz w:val="20"/>
           <w:szCs w:val="20"/>
         </w:rPr>
-        <w:t xml:space="preserve">   &lt;-- Current Data --&gt;|&lt;-- Time Travel (up to 1 day) --&gt;</w:t>
-      </w:r>
-      <w:proofErr w:type="gramStart"/>
-      <w:r>
-        <w:rPr>
-          <w:rFonts w:ascii="Courier New" w:eastAsia="Courier New" w:hAnsi="Courier New" w:cs="Courier New"/>
-          <w:sz w:val="20"/>
-          <w:szCs w:val="20"/>
-        </w:rPr>
-        <w:t>|  (</w:t>
-      </w:r>
-      <w:proofErr w:type="gramEnd"/>
-      <w:r>
-        <w:rPr>
-          <w:rFonts w:ascii="Courier New" w:eastAsia="Courier New" w:hAnsi="Courier New" w:cs="Courier New"/>
-          <w:sz w:val="20"/>
-          <w:szCs w:val="20"/>
-        </w:rPr>
-        <w:t>No Fail-Safe)</w:t>
+        <w:t xml:space="preserve">   &lt;-- Current Data --&gt;|&lt;-- Time Travel (up to 1 day) --&gt;|  (No Fail-Safe)</w:t>
       </w:r>
     </w:p>
     <w:p>
@@ -35136,58 +32402,22 @@
           <w:sz w:val="20"/>
           <w:szCs w:val="20"/>
         </w:rPr>
-        <w:t xml:space="preserve">   &lt;-- Current Data --&gt;|&lt;-- Time Travel (up to 1 day) --&gt;</w:t>
-      </w:r>
-      <w:proofErr w:type="gramStart"/>
-      <w:r>
-        <w:rPr>
-          <w:rFonts w:ascii="Courier New" w:eastAsia="Courier New" w:hAnsi="Courier New" w:cs="Courier New"/>
-          <w:sz w:val="20"/>
-          <w:szCs w:val="20"/>
-        </w:rPr>
-        <w:t>|  (</w:t>
-      </w:r>
-      <w:proofErr w:type="gramEnd"/>
-      <w:r>
-        <w:rPr>
-          <w:rFonts w:ascii="Courier New" w:eastAsia="Courier New" w:hAnsi="Courier New" w:cs="Courier New"/>
-          <w:sz w:val="20"/>
-          <w:szCs w:val="20"/>
-        </w:rPr>
-        <w:t>No Fail-Safe)</w:t>
-      </w:r>
-    </w:p>
-    <w:p>
-      <w:pPr>
-        <w:shd w:val="clear" w:color="auto" w:fill="F5F5F5"/>
-        <w:spacing w:after="80"/>
-        <w:ind w:left="200" w:right="200"/>
-      </w:pPr>
-      <w:r>
-        <w:rPr>
-          <w:rFonts w:ascii="Courier New" w:eastAsia="Courier New" w:hAnsi="Courier New" w:cs="Courier New"/>
-          <w:sz w:val="20"/>
-          <w:szCs w:val="20"/>
-        </w:rPr>
-        <w:t xml:space="preserve">   (Session </w:t>
-      </w:r>
-      <w:proofErr w:type="gramStart"/>
-      <w:r>
-        <w:rPr>
-          <w:rFonts w:ascii="Courier New" w:eastAsia="Courier New" w:hAnsi="Courier New" w:cs="Courier New"/>
-          <w:sz w:val="20"/>
-          <w:szCs w:val="20"/>
-        </w:rPr>
-        <w:t xml:space="preserve">only)   </w:t>
-      </w:r>
-      <w:proofErr w:type="gramEnd"/>
-      <w:r>
-        <w:rPr>
-          <w:rFonts w:ascii="Courier New" w:eastAsia="Courier New" w:hAnsi="Courier New" w:cs="Courier New"/>
-          <w:sz w:val="20"/>
-          <w:szCs w:val="20"/>
-        </w:rPr>
-        <w:t xml:space="preserve">   |                                  |</w:t>
+        <w:t xml:space="preserve">   &lt;-- Current Data --&gt;|&lt;-- Time Travel (up to 1 day) --&gt;|  (No Fail-Safe)</w:t>
+      </w:r>
+    </w:p>
+    <w:p>
+      <w:pPr>
+        <w:shd w:val="clear" w:color="auto" w:fill="F5F5F5"/>
+        <w:spacing w:after="80"/>
+        <w:ind w:left="200" w:right="200"/>
+      </w:pPr>
+      <w:r>
+        <w:rPr>
+          <w:rFonts w:ascii="Courier New" w:eastAsia="Courier New" w:hAnsi="Courier New" w:cs="Courier New"/>
+          <w:sz w:val="20"/>
+          <w:szCs w:val="20"/>
+        </w:rPr>
+        <w:t xml:space="preserve">   (Session only)      |                                  |</w:t>
       </w:r>
     </w:p>
     <w:p>
@@ -35294,25 +32524,7 @@
           <w:sz w:val="20"/>
           <w:szCs w:val="20"/>
         </w:rPr>
-        <w:t xml:space="preserve">SELECT </w:t>
-      </w:r>
-      <w:proofErr w:type="gramStart"/>
-      <w:r>
-        <w:rPr>
-          <w:rFonts w:ascii="Courier New" w:eastAsia="Courier New" w:hAnsi="Courier New" w:cs="Courier New"/>
-          <w:sz w:val="20"/>
-          <w:szCs w:val="20"/>
-        </w:rPr>
-        <w:t>COUNT(</w:t>
-      </w:r>
-      <w:proofErr w:type="gramEnd"/>
-      <w:r>
-        <w:rPr>
-          <w:rFonts w:ascii="Courier New" w:eastAsia="Courier New" w:hAnsi="Courier New" w:cs="Courier New"/>
-          <w:sz w:val="20"/>
-          <w:szCs w:val="20"/>
-        </w:rPr>
-        <w:t>*) FROM LAB_ZONE.ORDERS_PERMANENT;</w:t>
+        <w:t>SELECT COUNT(*) FROM LAB_ZONE.ORDERS_PERMANENT;</w:t>
       </w:r>
     </w:p>
     <w:p>
@@ -35364,25 +32576,7 @@
           <w:sz w:val="20"/>
           <w:szCs w:val="20"/>
         </w:rPr>
-        <w:t>SELECT CURRENT_</w:t>
-      </w:r>
-      <w:proofErr w:type="gramStart"/>
-      <w:r>
-        <w:rPr>
-          <w:rFonts w:ascii="Courier New" w:eastAsia="Courier New" w:hAnsi="Courier New" w:cs="Courier New"/>
-          <w:sz w:val="20"/>
-          <w:szCs w:val="20"/>
-        </w:rPr>
-        <w:t>TIMESTAMP(</w:t>
-      </w:r>
-      <w:proofErr w:type="gramEnd"/>
-      <w:r>
-        <w:rPr>
-          <w:rFonts w:ascii="Courier New" w:eastAsia="Courier New" w:hAnsi="Courier New" w:cs="Courier New"/>
-          <w:sz w:val="20"/>
-          <w:szCs w:val="20"/>
-        </w:rPr>
-        <w:t>) AS BEFORE_DELETE_TS;</w:t>
+        <w:t>SELECT CURRENT_TIMESTAMP() AS BEFORE_DELETE_TS;</w:t>
       </w:r>
     </w:p>
     <w:p>
@@ -35456,25 +32650,7 @@
           <w:sz w:val="20"/>
           <w:szCs w:val="20"/>
         </w:rPr>
-        <w:t xml:space="preserve">SELECT </w:t>
-      </w:r>
-      <w:proofErr w:type="gramStart"/>
-      <w:r>
-        <w:rPr>
-          <w:rFonts w:ascii="Courier New" w:eastAsia="Courier New" w:hAnsi="Courier New" w:cs="Courier New"/>
-          <w:sz w:val="20"/>
-          <w:szCs w:val="20"/>
-        </w:rPr>
-        <w:t>COUNT(</w:t>
-      </w:r>
-      <w:proofErr w:type="gramEnd"/>
-      <w:r>
-        <w:rPr>
-          <w:rFonts w:ascii="Courier New" w:eastAsia="Courier New" w:hAnsi="Courier New" w:cs="Courier New"/>
-          <w:sz w:val="20"/>
-          <w:szCs w:val="20"/>
-        </w:rPr>
-        <w:t>*) FROM LAB_ZONE.ORDERS_PERMANENT;</w:t>
+        <w:t>SELECT COUNT(*) FROM LAB_ZONE.ORDERS_PERMANENT;</w:t>
       </w:r>
     </w:p>
     <w:p>
@@ -35527,58 +32703,22 @@
           <w:sz w:val="20"/>
           <w:szCs w:val="20"/>
         </w:rPr>
-        <w:t xml:space="preserve">SELECT </w:t>
-      </w:r>
-      <w:proofErr w:type="gramStart"/>
-      <w:r>
-        <w:rPr>
-          <w:rFonts w:ascii="Courier New" w:eastAsia="Courier New" w:hAnsi="Courier New" w:cs="Courier New"/>
-          <w:sz w:val="20"/>
-          <w:szCs w:val="20"/>
-        </w:rPr>
-        <w:t>COUNT(</w:t>
-      </w:r>
-      <w:proofErr w:type="gramEnd"/>
-      <w:r>
-        <w:rPr>
-          <w:rFonts w:ascii="Courier New" w:eastAsia="Courier New" w:hAnsi="Courier New" w:cs="Courier New"/>
-          <w:sz w:val="20"/>
-          <w:szCs w:val="20"/>
-        </w:rPr>
-        <w:t>*)</w:t>
-      </w:r>
-    </w:p>
-    <w:p>
-      <w:pPr>
-        <w:shd w:val="clear" w:color="auto" w:fill="F5F5F5"/>
-        <w:spacing w:after="80"/>
-        <w:ind w:left="200" w:right="200"/>
-      </w:pPr>
-      <w:r>
-        <w:rPr>
-          <w:rFonts w:ascii="Courier New" w:eastAsia="Courier New" w:hAnsi="Courier New" w:cs="Courier New"/>
-          <w:sz w:val="20"/>
-          <w:szCs w:val="20"/>
-        </w:rPr>
-        <w:t xml:space="preserve">FROM LAB_ZONE.ORDERS_PERMANENT </w:t>
-      </w:r>
-      <w:proofErr w:type="gramStart"/>
-      <w:r>
-        <w:rPr>
-          <w:rFonts w:ascii="Courier New" w:eastAsia="Courier New" w:hAnsi="Courier New" w:cs="Courier New"/>
-          <w:sz w:val="20"/>
-          <w:szCs w:val="20"/>
-        </w:rPr>
-        <w:t>AT(</w:t>
-      </w:r>
-      <w:proofErr w:type="gramEnd"/>
-      <w:r>
-        <w:rPr>
-          <w:rFonts w:ascii="Courier New" w:eastAsia="Courier New" w:hAnsi="Courier New" w:cs="Courier New"/>
-          <w:sz w:val="20"/>
-          <w:szCs w:val="20"/>
-        </w:rPr>
-        <w:t>OFFSET =&gt; -120);</w:t>
+        <w:t>SELECT COUNT(*)</w:t>
+      </w:r>
+    </w:p>
+    <w:p>
+      <w:pPr>
+        <w:shd w:val="clear" w:color="auto" w:fill="F5F5F5"/>
+        <w:spacing w:after="80"/>
+        <w:ind w:left="200" w:right="200"/>
+      </w:pPr>
+      <w:r>
+        <w:rPr>
+          <w:rFonts w:ascii="Courier New" w:eastAsia="Courier New" w:hAnsi="Courier New" w:cs="Courier New"/>
+          <w:sz w:val="20"/>
+          <w:szCs w:val="20"/>
+        </w:rPr>
+        <w:t>FROM LAB_ZONE.ORDERS_PERMANENT AT(OFFSET =&gt; -120);</w:t>
       </w:r>
     </w:p>
     <w:p>
@@ -35645,83 +32785,37 @@
           <w:sz w:val="20"/>
           <w:szCs w:val="20"/>
         </w:rPr>
-        <w:t xml:space="preserve">-- SELECT </w:t>
-      </w:r>
-      <w:proofErr w:type="gramStart"/>
-      <w:r>
-        <w:rPr>
-          <w:rFonts w:ascii="Courier New" w:eastAsia="Courier New" w:hAnsi="Courier New" w:cs="Courier New"/>
-          <w:sz w:val="20"/>
-          <w:szCs w:val="20"/>
-        </w:rPr>
-        <w:t>COUNT(</w:t>
-      </w:r>
-      <w:proofErr w:type="gramEnd"/>
-      <w:r>
-        <w:rPr>
-          <w:rFonts w:ascii="Courier New" w:eastAsia="Courier New" w:hAnsi="Courier New" w:cs="Courier New"/>
-          <w:sz w:val="20"/>
-          <w:szCs w:val="20"/>
-        </w:rPr>
-        <w:t>*)</w:t>
-      </w:r>
-    </w:p>
-    <w:p>
-      <w:pPr>
-        <w:shd w:val="clear" w:color="auto" w:fill="F5F5F5"/>
-        <w:spacing w:after="80"/>
-        <w:ind w:left="200" w:right="200"/>
-      </w:pPr>
-      <w:r>
-        <w:rPr>
-          <w:rFonts w:ascii="Courier New" w:eastAsia="Courier New" w:hAnsi="Courier New" w:cs="Courier New"/>
-          <w:sz w:val="20"/>
-          <w:szCs w:val="20"/>
-        </w:rPr>
-        <w:t xml:space="preserve">-- FROM LAB_ZONE.ORDERS_PERMANENT </w:t>
-      </w:r>
-      <w:proofErr w:type="gramStart"/>
-      <w:r>
-        <w:rPr>
-          <w:rFonts w:ascii="Courier New" w:eastAsia="Courier New" w:hAnsi="Courier New" w:cs="Courier New"/>
-          <w:sz w:val="20"/>
-          <w:szCs w:val="20"/>
-        </w:rPr>
-        <w:t>AT(</w:t>
-      </w:r>
-      <w:proofErr w:type="gramEnd"/>
-    </w:p>
-    <w:p>
-      <w:pPr>
-        <w:shd w:val="clear" w:color="auto" w:fill="F5F5F5"/>
-        <w:spacing w:after="80"/>
-        <w:ind w:left="200" w:right="200"/>
-      </w:pPr>
-      <w:r>
-        <w:rPr>
-          <w:rFonts w:ascii="Courier New" w:eastAsia="Courier New" w:hAnsi="Courier New" w:cs="Courier New"/>
-          <w:sz w:val="20"/>
-          <w:szCs w:val="20"/>
-        </w:rPr>
-        <w:t>--     TIMESTAMP =&gt; 'YYYY-MM-DD HH:</w:t>
-      </w:r>
-      <w:proofErr w:type="gramStart"/>
-      <w:r>
-        <w:rPr>
-          <w:rFonts w:ascii="Courier New" w:eastAsia="Courier New" w:hAnsi="Courier New" w:cs="Courier New"/>
-          <w:sz w:val="20"/>
-          <w:szCs w:val="20"/>
-        </w:rPr>
-        <w:t>MI:SS'::</w:t>
-      </w:r>
-      <w:proofErr w:type="gramEnd"/>
-      <w:r>
-        <w:rPr>
-          <w:rFonts w:ascii="Courier New" w:eastAsia="Courier New" w:hAnsi="Courier New" w:cs="Courier New"/>
-          <w:sz w:val="20"/>
-          <w:szCs w:val="20"/>
-        </w:rPr>
-        <w:t>TIMESTAMP_NTZ);</w:t>
+        <w:t>-- SELECT COUNT(*)</w:t>
+      </w:r>
+    </w:p>
+    <w:p>
+      <w:pPr>
+        <w:shd w:val="clear" w:color="auto" w:fill="F5F5F5"/>
+        <w:spacing w:after="80"/>
+        <w:ind w:left="200" w:right="200"/>
+      </w:pPr>
+      <w:r>
+        <w:rPr>
+          <w:rFonts w:ascii="Courier New" w:eastAsia="Courier New" w:hAnsi="Courier New" w:cs="Courier New"/>
+          <w:sz w:val="20"/>
+          <w:szCs w:val="20"/>
+        </w:rPr>
+        <w:t>-- FROM LAB_ZONE.ORDERS_PERMANENT AT(</w:t>
+      </w:r>
+    </w:p>
+    <w:p>
+      <w:pPr>
+        <w:shd w:val="clear" w:color="auto" w:fill="F5F5F5"/>
+        <w:spacing w:after="80"/>
+        <w:ind w:left="200" w:right="200"/>
+      </w:pPr>
+      <w:r>
+        <w:rPr>
+          <w:rFonts w:ascii="Courier New" w:eastAsia="Courier New" w:hAnsi="Courier New" w:cs="Courier New"/>
+          <w:sz w:val="20"/>
+          <w:szCs w:val="20"/>
+        </w:rPr>
+        <w:t>--     TIMESTAMP =&gt; 'YYYY-MM-DD HH:MI:SS'::TIMESTAMP_NTZ);</w:t>
       </w:r>
     </w:p>
     <w:p>
@@ -35773,25 +32867,7 @@
           <w:sz w:val="20"/>
           <w:szCs w:val="20"/>
         </w:rPr>
-        <w:t xml:space="preserve">    CLONE LAB_ZONE.ORDERS_PERMANENT </w:t>
-      </w:r>
-      <w:proofErr w:type="gramStart"/>
-      <w:r>
-        <w:rPr>
-          <w:rFonts w:ascii="Courier New" w:eastAsia="Courier New" w:hAnsi="Courier New" w:cs="Courier New"/>
-          <w:sz w:val="20"/>
-          <w:szCs w:val="20"/>
-        </w:rPr>
-        <w:t>AT(</w:t>
-      </w:r>
-      <w:proofErr w:type="gramEnd"/>
-      <w:r>
-        <w:rPr>
-          <w:rFonts w:ascii="Courier New" w:eastAsia="Courier New" w:hAnsi="Courier New" w:cs="Courier New"/>
-          <w:sz w:val="20"/>
-          <w:szCs w:val="20"/>
-        </w:rPr>
-        <w:t>OFFSET =&gt; -120);</w:t>
+        <w:t xml:space="preserve">    CLONE LAB_ZONE.ORDERS_PERMANENT AT(OFFSET =&gt; -120);</w:t>
       </w:r>
     </w:p>
     <w:p>
@@ -35828,25 +32904,7 @@
           <w:sz w:val="20"/>
           <w:szCs w:val="20"/>
         </w:rPr>
-        <w:t xml:space="preserve">SELECT 'CURRENT' AS TABLE_STATE, </w:t>
-      </w:r>
-      <w:proofErr w:type="gramStart"/>
-      <w:r>
-        <w:rPr>
-          <w:rFonts w:ascii="Courier New" w:eastAsia="Courier New" w:hAnsi="Courier New" w:cs="Courier New"/>
-          <w:sz w:val="20"/>
-          <w:szCs w:val="20"/>
-        </w:rPr>
-        <w:t>COUNT(</w:t>
-      </w:r>
-      <w:proofErr w:type="gramEnd"/>
-      <w:r>
-        <w:rPr>
-          <w:rFonts w:ascii="Courier New" w:eastAsia="Courier New" w:hAnsi="Courier New" w:cs="Courier New"/>
-          <w:sz w:val="20"/>
-          <w:szCs w:val="20"/>
-        </w:rPr>
-        <w:t>*) AS ROW_COUNT</w:t>
+        <w:t>SELECT 'CURRENT' AS TABLE_STATE, COUNT(*) AS ROW_COUNT</w:t>
       </w:r>
     </w:p>
     <w:p>
@@ -35891,25 +32949,7 @@
           <w:sz w:val="20"/>
           <w:szCs w:val="20"/>
         </w:rPr>
-        <w:t xml:space="preserve">SELECT 'RESTORED', </w:t>
-      </w:r>
-      <w:proofErr w:type="gramStart"/>
-      <w:r>
-        <w:rPr>
-          <w:rFonts w:ascii="Courier New" w:eastAsia="Courier New" w:hAnsi="Courier New" w:cs="Courier New"/>
-          <w:sz w:val="20"/>
-          <w:szCs w:val="20"/>
-        </w:rPr>
-        <w:t>COUNT(</w:t>
-      </w:r>
-      <w:proofErr w:type="gramEnd"/>
-      <w:r>
-        <w:rPr>
-          <w:rFonts w:ascii="Courier New" w:eastAsia="Courier New" w:hAnsi="Courier New" w:cs="Courier New"/>
-          <w:sz w:val="20"/>
-          <w:szCs w:val="20"/>
-        </w:rPr>
-        <w:t>*)</w:t>
+        <w:t>SELECT 'RESTORED', COUNT(*)</w:t>
       </w:r>
     </w:p>
     <w:p>
@@ -36630,25 +33670,7 @@
           <w:sz w:val="20"/>
           <w:szCs w:val="20"/>
         </w:rPr>
-        <w:t xml:space="preserve">SELECT ORDER_DATE, CATEGORY, COUNTRY, </w:t>
-      </w:r>
-      <w:proofErr w:type="gramStart"/>
-      <w:r>
-        <w:rPr>
-          <w:rFonts w:ascii="Courier New" w:eastAsia="Courier New" w:hAnsi="Courier New" w:cs="Courier New"/>
-          <w:sz w:val="20"/>
-          <w:szCs w:val="20"/>
-        </w:rPr>
-        <w:t>COUNT(</w:t>
-      </w:r>
-      <w:proofErr w:type="gramEnd"/>
-      <w:r>
-        <w:rPr>
-          <w:rFonts w:ascii="Courier New" w:eastAsia="Courier New" w:hAnsi="Courier New" w:cs="Courier New"/>
-          <w:sz w:val="20"/>
-          <w:szCs w:val="20"/>
-        </w:rPr>
-        <w:t>*),</w:t>
+        <w:t>SELECT ORDER_DATE, CATEGORY, COUNTRY, COUNT(*),</w:t>
       </w:r>
     </w:p>
     <w:p>
@@ -36819,12 +33841,6 @@
         <w:gridCol w:w="2360"/>
       </w:tblGrid>
       <w:tr>
-        <w:tblPrEx>
-          <w:tblCellMar>
-            <w:top w:w="0" w:type="dxa"/>
-            <w:bottom w:w="0" w:type="dxa"/>
-          </w:tblCellMar>
-        </w:tblPrEx>
         <w:trPr>
           <w:tblHeader/>
         </w:trPr>
@@ -36962,12 +33978,6 @@
         </w:tc>
       </w:tr>
       <w:tr>
-        <w:tblPrEx>
-          <w:tblCellMar>
-            <w:top w:w="0" w:type="dxa"/>
-            <w:bottom w:w="0" w:type="dxa"/>
-          </w:tblCellMar>
-        </w:tblPrEx>
         <w:tc>
           <w:tcPr>
             <w:tcW w:w="2000" w:type="dxa"/>
@@ -37078,12 +34088,6 @@
         </w:tc>
       </w:tr>
       <w:tr>
-        <w:tblPrEx>
-          <w:tblCellMar>
-            <w:top w:w="0" w:type="dxa"/>
-            <w:bottom w:w="0" w:type="dxa"/>
-          </w:tblCellMar>
-        </w:tblPrEx>
         <w:tc>
           <w:tcPr>
             <w:tcW w:w="2000" w:type="dxa"/>
@@ -37194,12 +34198,6 @@
         </w:tc>
       </w:tr>
       <w:tr>
-        <w:tblPrEx>
-          <w:tblCellMar>
-            <w:top w:w="0" w:type="dxa"/>
-            <w:bottom w:w="0" w:type="dxa"/>
-          </w:tblCellMar>
-        </w:tblPrEx>
         <w:tc>
           <w:tcPr>
             <w:tcW w:w="2000" w:type="dxa"/>
@@ -37310,12 +34308,6 @@
         </w:tc>
       </w:tr>
       <w:tr>
-        <w:tblPrEx>
-          <w:tblCellMar>
-            <w:top w:w="0" w:type="dxa"/>
-            <w:bottom w:w="0" w:type="dxa"/>
-          </w:tblCellMar>
-        </w:tblPrEx>
         <w:tc>
           <w:tcPr>
             <w:tcW w:w="2000" w:type="dxa"/>
@@ -37426,12 +34418,6 @@
         </w:tc>
       </w:tr>
       <w:tr>
-        <w:tblPrEx>
-          <w:tblCellMar>
-            <w:top w:w="0" w:type="dxa"/>
-            <w:bottom w:w="0" w:type="dxa"/>
-          </w:tblCellMar>
-        </w:tblPrEx>
         <w:tc>
           <w:tcPr>
             <w:tcW w:w="2000" w:type="dxa"/>
@@ -37542,12 +34528,6 @@
         </w:tc>
       </w:tr>
       <w:tr>
-        <w:tblPrEx>
-          <w:tblCellMar>
-            <w:top w:w="0" w:type="dxa"/>
-            <w:bottom w:w="0" w:type="dxa"/>
-          </w:tblCellMar>
-        </w:tblPrEx>
         <w:tc>
           <w:tcPr>
             <w:tcW w:w="2000" w:type="dxa"/>
@@ -37658,12 +34638,6 @@
         </w:tc>
       </w:tr>
       <w:tr>
-        <w:tblPrEx>
-          <w:tblCellMar>
-            <w:top w:w="0" w:type="dxa"/>
-            <w:bottom w:w="0" w:type="dxa"/>
-          </w:tblCellMar>
-        </w:tblPrEx>
         <w:tc>
           <w:tcPr>
             <w:tcW w:w="2000" w:type="dxa"/>
@@ -37790,12 +34764,6 @@
         </w:tc>
       </w:tr>
       <w:tr>
-        <w:tblPrEx>
-          <w:tblCellMar>
-            <w:top w:w="0" w:type="dxa"/>
-            <w:bottom w:w="0" w:type="dxa"/>
-          </w:tblCellMar>
-        </w:tblPrEx>
         <w:tc>
           <w:tcPr>
             <w:tcW w:w="2000" w:type="dxa"/>
@@ -38071,18 +35039,8 @@
           <w:sz w:val="20"/>
           <w:szCs w:val="20"/>
         </w:rPr>
-        <w:t>SELECT SYSTEM$CLUSTERING_</w:t>
-      </w:r>
-      <w:proofErr w:type="gramStart"/>
-      <w:r>
-        <w:rPr>
-          <w:rFonts w:ascii="Courier New" w:eastAsia="Courier New" w:hAnsi="Courier New" w:cs="Courier New"/>
-          <w:sz w:val="20"/>
-          <w:szCs w:val="20"/>
-        </w:rPr>
-        <w:t>INFORMATION(</w:t>
-      </w:r>
-      <w:proofErr w:type="gramEnd"/>
+        <w:t>SELECT SYSTEM$CLUSTERING_INFORMATION(</w:t>
+      </w:r>
     </w:p>
     <w:p>
       <w:pPr>
@@ -38163,18 +35121,8 @@
           <w:sz w:val="20"/>
           <w:szCs w:val="20"/>
         </w:rPr>
-        <w:t>SELECT SYSTEM$CLUSTERING_</w:t>
-      </w:r>
-      <w:proofErr w:type="gramStart"/>
-      <w:r>
-        <w:rPr>
-          <w:rFonts w:ascii="Courier New" w:eastAsia="Courier New" w:hAnsi="Courier New" w:cs="Courier New"/>
-          <w:sz w:val="20"/>
-          <w:szCs w:val="20"/>
-        </w:rPr>
-        <w:t>DEPTH(</w:t>
-      </w:r>
-      <w:proofErr w:type="gramEnd"/>
+        <w:t>SELECT SYSTEM$CLUSTERING_DEPTH(</w:t>
+      </w:r>
     </w:p>
     <w:p>
       <w:pPr>
@@ -38296,25 +35244,7 @@
           <w:sz w:val="20"/>
           <w:szCs w:val="20"/>
         </w:rPr>
-        <w:t xml:space="preserve">    ADD SEARCH OPTIMIZATION ON </w:t>
-      </w:r>
-      <w:proofErr w:type="gramStart"/>
-      <w:r>
-        <w:rPr>
-          <w:rFonts w:ascii="Courier New" w:eastAsia="Courier New" w:hAnsi="Courier New" w:cs="Courier New"/>
-          <w:sz w:val="20"/>
-          <w:szCs w:val="20"/>
-        </w:rPr>
-        <w:t>EQUALITY(</w:t>
-      </w:r>
-      <w:proofErr w:type="gramEnd"/>
-      <w:r>
-        <w:rPr>
-          <w:rFonts w:ascii="Courier New" w:eastAsia="Courier New" w:hAnsi="Courier New" w:cs="Courier New"/>
-          <w:sz w:val="20"/>
-          <w:szCs w:val="20"/>
-        </w:rPr>
-        <w:t>CUSTOMER_ID, ORDER_ID);</w:t>
+        <w:t xml:space="preserve">    ADD SEARCH OPTIMIZATION ON EQUALITY(CUSTOMER_ID, ORDER_ID);</w:t>
       </w:r>
     </w:p>
     <w:p>
@@ -38586,25 +35516,7 @@
           <w:sz w:val="20"/>
           <w:szCs w:val="20"/>
         </w:rPr>
-        <w:t xml:space="preserve">       </w:t>
-      </w:r>
-      <w:proofErr w:type="gramStart"/>
-      <w:r>
-        <w:rPr>
-          <w:rFonts w:ascii="Courier New" w:eastAsia="Courier New" w:hAnsi="Courier New" w:cs="Courier New"/>
-          <w:sz w:val="20"/>
-          <w:szCs w:val="20"/>
-        </w:rPr>
-        <w:t>COUNT(</w:t>
-      </w:r>
-      <w:proofErr w:type="gramEnd"/>
-      <w:r>
-        <w:rPr>
-          <w:rFonts w:ascii="Courier New" w:eastAsia="Courier New" w:hAnsi="Courier New" w:cs="Courier New"/>
-          <w:sz w:val="20"/>
-          <w:szCs w:val="20"/>
-        </w:rPr>
-        <w:t>*) AS TABLE_COUNT,</w:t>
+        <w:t xml:space="preserve">       COUNT(*) AS TABLE_COUNT,</w:t>
       </w:r>
     </w:p>
     <w:p>
@@ -38933,43 +35845,7 @@
           <w:sz w:val="20"/>
           <w:szCs w:val="20"/>
         </w:rPr>
-        <w:t xml:space="preserve">WHERE START_TIME &gt;= </w:t>
-      </w:r>
-      <w:proofErr w:type="gramStart"/>
-      <w:r>
-        <w:rPr>
-          <w:rFonts w:ascii="Courier New" w:eastAsia="Courier New" w:hAnsi="Courier New" w:cs="Courier New"/>
-          <w:sz w:val="20"/>
-          <w:szCs w:val="20"/>
-        </w:rPr>
-        <w:t>DATEADD(</w:t>
-      </w:r>
-      <w:proofErr w:type="gramEnd"/>
-      <w:r>
-        <w:rPr>
-          <w:rFonts w:ascii="Courier New" w:eastAsia="Courier New" w:hAnsi="Courier New" w:cs="Courier New"/>
-          <w:sz w:val="20"/>
-          <w:szCs w:val="20"/>
-        </w:rPr>
-        <w:t>DAY, -7, CURRENT_</w:t>
-      </w:r>
-      <w:proofErr w:type="gramStart"/>
-      <w:r>
-        <w:rPr>
-          <w:rFonts w:ascii="Courier New" w:eastAsia="Courier New" w:hAnsi="Courier New" w:cs="Courier New"/>
-          <w:sz w:val="20"/>
-          <w:szCs w:val="20"/>
-        </w:rPr>
-        <w:t>TIMESTAMP(</w:t>
-      </w:r>
-      <w:proofErr w:type="gramEnd"/>
-      <w:r>
-        <w:rPr>
-          <w:rFonts w:ascii="Courier New" w:eastAsia="Courier New" w:hAnsi="Courier New" w:cs="Courier New"/>
-          <w:sz w:val="20"/>
-          <w:szCs w:val="20"/>
-        </w:rPr>
-        <w:t>))</w:t>
+        <w:t>WHERE START_TIME &gt;= DATEADD(DAY, -7, CURRENT_TIMESTAMP())</w:t>
       </w:r>
     </w:p>
     <w:p>
@@ -39051,12 +35927,6 @@
         <w:gridCol w:w="2276"/>
       </w:tblGrid>
       <w:tr>
-        <w:tblPrEx>
-          <w:tblCellMar>
-            <w:top w:w="0" w:type="dxa"/>
-            <w:bottom w:w="0" w:type="dxa"/>
-          </w:tblCellMar>
-        </w:tblPrEx>
         <w:trPr>
           <w:tblHeader/>
         </w:trPr>
@@ -39161,12 +36031,6 @@
         </w:tc>
       </w:tr>
       <w:tr>
-        <w:tblPrEx>
-          <w:tblCellMar>
-            <w:top w:w="0" w:type="dxa"/>
-            <w:bottom w:w="0" w:type="dxa"/>
-          </w:tblCellMar>
-        </w:tblPrEx>
         <w:tc>
           <w:tcPr>
             <w:tcW w:w="2500" w:type="dxa"/>
@@ -39250,12 +36114,6 @@
         </w:tc>
       </w:tr>
       <w:tr>
-        <w:tblPrEx>
-          <w:tblCellMar>
-            <w:top w:w="0" w:type="dxa"/>
-            <w:bottom w:w="0" w:type="dxa"/>
-          </w:tblCellMar>
-        </w:tblPrEx>
         <w:tc>
           <w:tcPr>
             <w:tcW w:w="2500" w:type="dxa"/>
@@ -39339,12 +36197,6 @@
         </w:tc>
       </w:tr>
       <w:tr>
-        <w:tblPrEx>
-          <w:tblCellMar>
-            <w:top w:w="0" w:type="dxa"/>
-            <w:bottom w:w="0" w:type="dxa"/>
-          </w:tblCellMar>
-        </w:tblPrEx>
         <w:tc>
           <w:tcPr>
             <w:tcW w:w="2500" w:type="dxa"/>
@@ -39428,12 +36280,6 @@
         </w:tc>
       </w:tr>
       <w:tr>
-        <w:tblPrEx>
-          <w:tblCellMar>
-            <w:top w:w="0" w:type="dxa"/>
-            <w:bottom w:w="0" w:type="dxa"/>
-          </w:tblCellMar>
-        </w:tblPrEx>
         <w:tc>
           <w:tcPr>
             <w:tcW w:w="2500" w:type="dxa"/>
@@ -39517,12 +36363,6 @@
         </w:tc>
       </w:tr>
       <w:tr>
-        <w:tblPrEx>
-          <w:tblCellMar>
-            <w:top w:w="0" w:type="dxa"/>
-            <w:bottom w:w="0" w:type="dxa"/>
-          </w:tblCellMar>
-        </w:tblPrEx>
         <w:tc>
           <w:tcPr>
             <w:tcW w:w="2500" w:type="dxa"/>
@@ -39606,12 +36446,6 @@
         </w:tc>
       </w:tr>
       <w:tr>
-        <w:tblPrEx>
-          <w:tblCellMar>
-            <w:top w:w="0" w:type="dxa"/>
-            <w:bottom w:w="0" w:type="dxa"/>
-          </w:tblCellMar>
-        </w:tblPrEx>
         <w:tc>
           <w:tcPr>
             <w:tcW w:w="2500" w:type="dxa"/>
@@ -39728,15 +36562,7 @@
         <w:spacing w:after="60"/>
       </w:pPr>
       <w:r>
-        <w:t xml:space="preserve">Cluster on 2–3 columns maximum; more columns </w:t>
-      </w:r>
-      <w:proofErr w:type="gramStart"/>
-      <w:r>
-        <w:t>reduces</w:t>
-      </w:r>
-      <w:proofErr w:type="gramEnd"/>
-      <w:r>
-        <w:t xml:space="preserve"> effectiveness</w:t>
+        <w:t>Cluster on 2–3 columns maximum; more columns reduces effectiveness</w:t>
       </w:r>
     </w:p>
     <w:p>
@@ -40028,12 +36854,6 @@
         <w:gridCol w:w="3380"/>
       </w:tblGrid>
       <w:tr>
-        <w:tblPrEx>
-          <w:tblCellMar>
-            <w:top w:w="0" w:type="dxa"/>
-            <w:bottom w:w="0" w:type="dxa"/>
-          </w:tblCellMar>
-        </w:tblPrEx>
         <w:trPr>
           <w:tblHeader/>
         </w:trPr>
@@ -40138,12 +36958,6 @@
         </w:tc>
       </w:tr>
       <w:tr>
-        <w:tblPrEx>
-          <w:tblCellMar>
-            <w:top w:w="0" w:type="dxa"/>
-            <w:bottom w:w="0" w:type="dxa"/>
-          </w:tblCellMar>
-        </w:tblPrEx>
         <w:tc>
           <w:tcPr>
             <w:tcW w:w="2600" w:type="dxa"/>
@@ -40227,12 +37041,6 @@
         </w:tc>
       </w:tr>
       <w:tr>
-        <w:tblPrEx>
-          <w:tblCellMar>
-            <w:top w:w="0" w:type="dxa"/>
-            <w:bottom w:w="0" w:type="dxa"/>
-          </w:tblCellMar>
-        </w:tblPrEx>
         <w:tc>
           <w:tcPr>
             <w:tcW w:w="2600" w:type="dxa"/>
@@ -40316,12 +37124,6 @@
         </w:tc>
       </w:tr>
       <w:tr>
-        <w:tblPrEx>
-          <w:tblCellMar>
-            <w:top w:w="0" w:type="dxa"/>
-            <w:bottom w:w="0" w:type="dxa"/>
-          </w:tblCellMar>
-        </w:tblPrEx>
         <w:tc>
           <w:tcPr>
             <w:tcW w:w="2600" w:type="dxa"/>
@@ -40405,12 +37207,6 @@
         </w:tc>
       </w:tr>
       <w:tr>
-        <w:tblPrEx>
-          <w:tblCellMar>
-            <w:top w:w="0" w:type="dxa"/>
-            <w:bottom w:w="0" w:type="dxa"/>
-          </w:tblCellMar>
-        </w:tblPrEx>
         <w:tc>
           <w:tcPr>
             <w:tcW w:w="2600" w:type="dxa"/>
@@ -40494,12 +37290,6 @@
         </w:tc>
       </w:tr>
       <w:tr>
-        <w:tblPrEx>
-          <w:tblCellMar>
-            <w:top w:w="0" w:type="dxa"/>
-            <w:bottom w:w="0" w:type="dxa"/>
-          </w:tblCellMar>
-        </w:tblPrEx>
         <w:tc>
           <w:tcPr>
             <w:tcW w:w="2600" w:type="dxa"/>
@@ -40599,12 +37389,6 @@
         </w:tc>
       </w:tr>
       <w:tr>
-        <w:tblPrEx>
-          <w:tblCellMar>
-            <w:top w:w="0" w:type="dxa"/>
-            <w:bottom w:w="0" w:type="dxa"/>
-          </w:tblCellMar>
-        </w:tblPrEx>
         <w:tc>
           <w:tcPr>
             <w:tcW w:w="2600" w:type="dxa"/>
@@ -40688,12 +37472,6 @@
         </w:tc>
       </w:tr>
       <w:tr>
-        <w:tblPrEx>
-          <w:tblCellMar>
-            <w:top w:w="0" w:type="dxa"/>
-            <w:bottom w:w="0" w:type="dxa"/>
-          </w:tblCellMar>
-        </w:tblPrEx>
         <w:tc>
           <w:tcPr>
             <w:tcW w:w="2600" w:type="dxa"/>
@@ -40777,12 +37555,6 @@
         </w:tc>
       </w:tr>
       <w:tr>
-        <w:tblPrEx>
-          <w:tblCellMar>
-            <w:top w:w="0" w:type="dxa"/>
-            <w:bottom w:w="0" w:type="dxa"/>
-          </w:tblCellMar>
-        </w:tblPrEx>
         <w:tc>
           <w:tcPr>
             <w:tcW w:w="2600" w:type="dxa"/>
@@ -40866,12 +37638,6 @@
         </w:tc>
       </w:tr>
       <w:tr>
-        <w:tblPrEx>
-          <w:tblCellMar>
-            <w:top w:w="0" w:type="dxa"/>
-            <w:bottom w:w="0" w:type="dxa"/>
-          </w:tblCellMar>
-        </w:tblPrEx>
         <w:tc>
           <w:tcPr>
             <w:tcW w:w="2600" w:type="dxa"/>
@@ -40955,12 +37721,6 @@
         </w:tc>
       </w:tr>
       <w:tr>
-        <w:tblPrEx>
-          <w:tblCellMar>
-            <w:top w:w="0" w:type="dxa"/>
-            <w:bottom w:w="0" w:type="dxa"/>
-          </w:tblCellMar>
-        </w:tblPrEx>
         <w:tc>
           <w:tcPr>
             <w:tcW w:w="2600" w:type="dxa"/>
@@ -41334,31 +38094,7 @@
         <w:spacing w:after="120"/>
       </w:pPr>
       <w:r>
-        <w:t xml:space="preserve">A) </w:t>
-      </w:r>
-      <w:proofErr w:type="gramStart"/>
-      <w:r>
-        <w:t>Transient  B</w:t>
-      </w:r>
-      <w:proofErr w:type="gramEnd"/>
-      <w:r>
-        <w:t xml:space="preserve">) </w:t>
-      </w:r>
-      <w:proofErr w:type="gramStart"/>
-      <w:r>
-        <w:t>Temporary  C</w:t>
-      </w:r>
-      <w:proofErr w:type="gramEnd"/>
-      <w:r>
-        <w:t xml:space="preserve">) </w:t>
-      </w:r>
-      <w:proofErr w:type="gramStart"/>
-      <w:r>
-        <w:t>Permanent  D</w:t>
-      </w:r>
-      <w:proofErr w:type="gramEnd"/>
-      <w:r>
-        <w:t>) External</w:t>
+        <w:t>A) Transient  B) Temporary  C) Permanent  D) External</w:t>
       </w:r>
     </w:p>
     <w:p>
@@ -41383,31 +38119,7 @@
         <w:spacing w:after="120"/>
       </w:pPr>
       <w:r>
-        <w:t xml:space="preserve">A) 90 </w:t>
-      </w:r>
-      <w:proofErr w:type="gramStart"/>
-      <w:r>
-        <w:t>days  B</w:t>
-      </w:r>
-      <w:proofErr w:type="gramEnd"/>
-      <w:r>
-        <w:t xml:space="preserve">) 7 </w:t>
-      </w:r>
-      <w:proofErr w:type="gramStart"/>
-      <w:r>
-        <w:t>days  C</w:t>
-      </w:r>
-      <w:proofErr w:type="gramEnd"/>
-      <w:r>
-        <w:t xml:space="preserve">) 1 </w:t>
-      </w:r>
-      <w:proofErr w:type="gramStart"/>
-      <w:r>
-        <w:t>day  D</w:t>
-      </w:r>
-      <w:proofErr w:type="gramEnd"/>
-      <w:r>
-        <w:t>) 0 days</w:t>
+        <w:t>A) 90 days  B) 7 days  C) 1 day  D) 0 days</w:t>
       </w:r>
     </w:p>
     <w:p>
@@ -41432,31 +38144,7 @@
         <w:spacing w:after="120"/>
       </w:pPr>
       <w:r>
-        <w:t>A) Tables move to Fail-</w:t>
-      </w:r>
-      <w:proofErr w:type="gramStart"/>
-      <w:r>
-        <w:t>Safe  B</w:t>
-      </w:r>
-      <w:proofErr w:type="gramEnd"/>
-      <w:r>
-        <w:t xml:space="preserve">) Tables become </w:t>
-      </w:r>
-      <w:proofErr w:type="gramStart"/>
-      <w:r>
-        <w:t>permanent  C</w:t>
-      </w:r>
-      <w:proofErr w:type="gramEnd"/>
-      <w:r>
-        <w:t xml:space="preserve">) Tables are automatically </w:t>
-      </w:r>
-      <w:proofErr w:type="gramStart"/>
-      <w:r>
-        <w:t>dropped  D</w:t>
-      </w:r>
-      <w:proofErr w:type="gramEnd"/>
-      <w:r>
-        <w:t>) Tables become transient</w:t>
+        <w:t>A) Tables move to Fail-Safe  B) Tables become permanent  C) Tables are automatically dropped  D) Tables become transient</w:t>
       </w:r>
     </w:p>
     <w:p>
@@ -41481,31 +38169,7 @@
         <w:spacing w:after="120"/>
       </w:pPr>
       <w:r>
-        <w:t xml:space="preserve">A) Copying data to a new </w:t>
-      </w:r>
-      <w:proofErr w:type="gramStart"/>
-      <w:r>
-        <w:t>region  B</w:t>
-      </w:r>
-      <w:proofErr w:type="gramEnd"/>
-      <w:r>
-        <w:t>) Creating a metadata-only pointer to shared micro-</w:t>
-      </w:r>
-      <w:proofErr w:type="gramStart"/>
-      <w:r>
-        <w:t>partitions  C</w:t>
-      </w:r>
-      <w:proofErr w:type="gramEnd"/>
-      <w:r>
-        <w:t xml:space="preserve">) Compressing data to zero </w:t>
-      </w:r>
-      <w:proofErr w:type="gramStart"/>
-      <w:r>
-        <w:t>bytes  D</w:t>
-      </w:r>
-      <w:proofErr w:type="gramEnd"/>
-      <w:r>
-        <w:t>) Deleting and recreating a table</w:t>
+        <w:t>A) Copying data to a new region  B) Creating a metadata-only pointer to shared micro-partitions  C) Compressing data to zero bytes  D) Deleting and recreating a table</w:t>
       </w:r>
     </w:p>
     <w:p>
@@ -41530,31 +38194,7 @@
         <w:spacing w:after="120"/>
       </w:pPr>
       <w:r>
-        <w:t xml:space="preserve">A) </w:t>
-      </w:r>
-      <w:proofErr w:type="gramStart"/>
-      <w:r>
-        <w:t>Permanent  B</w:t>
-      </w:r>
-      <w:proofErr w:type="gramEnd"/>
-      <w:r>
-        <w:t xml:space="preserve">) </w:t>
-      </w:r>
-      <w:proofErr w:type="gramStart"/>
-      <w:r>
-        <w:t>Transient  C</w:t>
-      </w:r>
-      <w:proofErr w:type="gramEnd"/>
-      <w:r>
-        <w:t xml:space="preserve">) </w:t>
-      </w:r>
-      <w:proofErr w:type="gramStart"/>
-      <w:r>
-        <w:t>Dynamic  D</w:t>
-      </w:r>
-      <w:proofErr w:type="gramEnd"/>
-      <w:r>
-        <w:t>) Hybrid</w:t>
+        <w:t>A) Permanent  B) Transient  C) Dynamic  D) Hybrid</w:t>
       </w:r>
     </w:p>
     <w:p>
@@ -41579,31 +38219,7 @@
         <w:spacing w:after="120"/>
       </w:pPr>
       <w:r>
-        <w:t xml:space="preserve">A) Defining Time Travel </w:t>
-      </w:r>
-      <w:proofErr w:type="gramStart"/>
-      <w:r>
-        <w:t>retention  B</w:t>
-      </w:r>
-      <w:proofErr w:type="gramEnd"/>
-      <w:r>
-        <w:t xml:space="preserve">) Setting maximum data freshness delay for Dynamic </w:t>
-      </w:r>
-      <w:proofErr w:type="gramStart"/>
-      <w:r>
-        <w:t>Tables  C</w:t>
-      </w:r>
-      <w:proofErr w:type="gramEnd"/>
-      <w:r>
-        <w:t xml:space="preserve">) Configuring network </w:t>
-      </w:r>
-      <w:proofErr w:type="gramStart"/>
-      <w:r>
-        <w:t>latency  D</w:t>
-      </w:r>
-      <w:proofErr w:type="gramEnd"/>
-      <w:r>
-        <w:t>) Setting warehouse auto-suspend time</w:t>
+        <w:t>A) Defining Time Travel retention  B) Setting maximum data freshness delay for Dynamic Tables  C) Configuring network latency  D) Setting warehouse auto-suspend time</w:t>
       </w:r>
     </w:p>
     <w:p>
@@ -41628,31 +38244,7 @@
         <w:spacing w:after="120"/>
       </w:pPr>
       <w:r>
-        <w:t xml:space="preserve">A) </w:t>
-      </w:r>
-      <w:proofErr w:type="gramStart"/>
-      <w:r>
-        <w:t>External  B</w:t>
-      </w:r>
-      <w:proofErr w:type="gramEnd"/>
-      <w:r>
-        <w:t xml:space="preserve">) </w:t>
-      </w:r>
-      <w:proofErr w:type="gramStart"/>
-      <w:r>
-        <w:t>Hybrid  C</w:t>
-      </w:r>
-      <w:proofErr w:type="gramEnd"/>
-      <w:r>
-        <w:t xml:space="preserve">) </w:t>
-      </w:r>
-      <w:proofErr w:type="gramStart"/>
-      <w:r>
-        <w:t>Iceberg  D</w:t>
-      </w:r>
-      <w:proofErr w:type="gramEnd"/>
-      <w:r>
-        <w:t>) Event</w:t>
+        <w:t>A) External  B) Hybrid  C) Iceberg  D) Event</w:t>
       </w:r>
     </w:p>
     <w:p>
@@ -41677,31 +38269,7 @@
         <w:spacing w:after="120"/>
       </w:pPr>
       <w:r>
-        <w:t>A) VALIDATION_MODE = 'RETURN_ERRORS</w:t>
-      </w:r>
-      <w:proofErr w:type="gramStart"/>
-      <w:r>
-        <w:t>'  B</w:t>
-      </w:r>
-      <w:proofErr w:type="gramEnd"/>
-      <w:r>
-        <w:t xml:space="preserve">) DRY_RUN = </w:t>
-      </w:r>
-      <w:proofErr w:type="gramStart"/>
-      <w:r>
-        <w:t>TRUE  C</w:t>
-      </w:r>
-      <w:proofErr w:type="gramEnd"/>
-      <w:r>
-        <w:t xml:space="preserve">) TEST_MODE = </w:t>
-      </w:r>
-      <w:proofErr w:type="gramStart"/>
-      <w:r>
-        <w:t>ON  D</w:t>
-      </w:r>
-      <w:proofErr w:type="gramEnd"/>
-      <w:r>
-        <w:t>) PREVIEW = TRUE</w:t>
+        <w:t>A) VALIDATION_MODE = 'RETURN_ERRORS'  B) DRY_RUN = TRUE  C) TEST_MODE = ON  D) PREVIEW = TRUE</w:t>
       </w:r>
     </w:p>
     <w:p>
@@ -41726,31 +38294,7 @@
         <w:spacing w:after="120"/>
       </w:pPr>
       <w:r>
-        <w:t xml:space="preserve">A) </w:t>
-      </w:r>
-      <w:proofErr w:type="gramStart"/>
-      <w:r>
-        <w:t>Yes  B</w:t>
-      </w:r>
-      <w:proofErr w:type="gramEnd"/>
-      <w:r>
-        <w:t xml:space="preserve">) </w:t>
-      </w:r>
-      <w:proofErr w:type="gramStart"/>
-      <w:r>
-        <w:t>No  C</w:t>
-      </w:r>
-      <w:proofErr w:type="gramEnd"/>
-      <w:r>
-        <w:t xml:space="preserve">) Only append-only </w:t>
-      </w:r>
-      <w:proofErr w:type="gramStart"/>
-      <w:r>
-        <w:t>streams  D</w:t>
-      </w:r>
-      <w:proofErr w:type="gramEnd"/>
-      <w:r>
-        <w:t>) Only on Enterprise Edition</w:t>
+        <w:t>A) Yes  B) No  C) Only append-only streams  D) Only on Enterprise Edition</w:t>
       </w:r>
     </w:p>
     <w:p>
@@ -41775,31 +38319,7 @@
         <w:spacing w:after="120"/>
       </w:pPr>
       <w:r>
-        <w:t xml:space="preserve">A) 7-day Snowflake-managed recovery; permanent tables </w:t>
-      </w:r>
-      <w:proofErr w:type="gramStart"/>
-      <w:r>
-        <w:t>only  B</w:t>
-      </w:r>
-      <w:proofErr w:type="gramEnd"/>
-      <w:r>
-        <w:t xml:space="preserve">) Same as Time </w:t>
-      </w:r>
-      <w:proofErr w:type="gramStart"/>
-      <w:r>
-        <w:t>Travel  C</w:t>
-      </w:r>
-      <w:proofErr w:type="gramEnd"/>
-      <w:r>
-        <w:t xml:space="preserve">) Available on all table </w:t>
-      </w:r>
-      <w:proofErr w:type="gramStart"/>
-      <w:r>
-        <w:t>types  D</w:t>
-      </w:r>
-      <w:proofErr w:type="gramEnd"/>
-      <w:r>
-        <w:t>) Only on Enterprise Edition</w:t>
+        <w:t>A) 7-day Snowflake-managed recovery; permanent tables only  B) Same as Time Travel  C) Available on all table types  D) Only on Enterprise Edition</w:t>
       </w:r>
     </w:p>
     <w:p>
@@ -43062,14 +39582,9 @@
         <w:spacing w:after="80"/>
       </w:pPr>
       <w:r>
-        <w:t xml:space="preserve">A) </w:t>
-      </w:r>
-      <w:proofErr w:type="gramStart"/>
-      <w:r>
-        <w:t>VALIDATE(</w:t>
+        <w:t>A) VALIDATE(</w:t>
       </w:r>
       <w:proofErr w:type="spellStart"/>
-      <w:proofErr w:type="gramEnd"/>
       <w:r>
         <w:t>table_name</w:t>
       </w:r>
@@ -43598,15 +40113,7 @@
         <w:spacing w:after="80"/>
       </w:pPr>
       <w:r>
-        <w:t xml:space="preserve">C) Create a clone using Time Travel: CREATE TABLE ... CLONE ... </w:t>
-      </w:r>
-      <w:proofErr w:type="gramStart"/>
-      <w:r>
-        <w:t>AT(</w:t>
-      </w:r>
-      <w:proofErr w:type="gramEnd"/>
-      <w:r>
-        <w:t>OFFSET =&gt; -300)</w:t>
+        <w:t>C) Create a clone using Time Travel: CREATE TABLE ... CLONE ... AT(OFFSET =&gt; -300)</w:t>
       </w:r>
     </w:p>
     <w:p>
@@ -48780,6 +45287,7 @@
   <w:style w:type="character" w:default="1" w:styleId="DefaultParagraphFont">
     <w:name w:val="Default Paragraph Font"/>
     <w:uiPriority w:val="1"/>
+    <w:semiHidden/>
     <w:unhideWhenUsed/>
   </w:style>
   <w:style w:type="table" w:default="1" w:styleId="TableNormal">
